--- a/lab2_template/ELEC475_Lab2_Report_Vince_song.docx
+++ b/lab2_template/ELEC475_Lab2_Report_Vince_song.docx
@@ -44,23 +44,7 @@
           <w:sz w:val="48"/>
           <w:szCs w:val="48"/>
         </w:rPr>
-        <w:t xml:space="preserve">ELEC 475 </w:t>
-      </w:r>
-      <w:proofErr w:type="spellStart"/>
-      <w:r>
-        <w:rPr>
-          <w:sz w:val="48"/>
-          <w:szCs w:val="48"/>
-        </w:rPr>
-        <w:t>PostLab</w:t>
-      </w:r>
-      <w:proofErr w:type="spellEnd"/>
-      <w:r>
-        <w:rPr>
-          <w:sz w:val="48"/>
-          <w:szCs w:val="48"/>
-        </w:rPr>
-        <w:t xml:space="preserve"> 2</w:t>
+        <w:t>ELEC 475 PostLab 2</w:t>
       </w:r>
     </w:p>
     <w:p>
@@ -961,35 +945,7 @@
               <w:rPr>
                 <w:sz w:val="22"/>
               </w:rPr>
-              <w:t xml:space="preserve">Flatten 2304 → </w:t>
-            </w:r>
-            <w:proofErr w:type="gramStart"/>
-            <w:r>
-              <w:rPr>
-                <w:sz w:val="22"/>
-              </w:rPr>
-              <w:t>Dropout(</w:t>
-            </w:r>
-            <w:proofErr w:type="gramEnd"/>
-            <w:r>
-              <w:rPr>
-                <w:sz w:val="22"/>
-              </w:rPr>
-              <w:t xml:space="preserve">.5) → FC 1024 → ReLU → </w:t>
-            </w:r>
-            <w:proofErr w:type="gramStart"/>
-            <w:r>
-              <w:rPr>
-                <w:sz w:val="22"/>
-              </w:rPr>
-              <w:t>Dropout(</w:t>
-            </w:r>
-            <w:proofErr w:type="gramEnd"/>
-            <w:r>
-              <w:rPr>
-                <w:sz w:val="22"/>
-              </w:rPr>
-              <w:t>.5) → FC 1024 → ReLU → FC classes</w:t>
+              <w:t>Flatten 2304 → Dropout(.5) → FC 1024 → ReLU → Dropout(.5) → FC 1024 → ReLU → FC classes</w:t>
             </w:r>
           </w:p>
         </w:tc>
@@ -1032,77 +988,7 @@
         <w:rPr>
           <w:sz w:val="22"/>
         </w:rPr>
-        <w:t xml:space="preserve">Spatial-size calculation for a convolution or pooling layer: output = </w:t>
-      </w:r>
-      <w:proofErr w:type="gramStart"/>
-      <w:r>
-        <w:rPr>
-          <w:sz w:val="22"/>
-        </w:rPr>
-        <w:t>floor(</w:t>
-      </w:r>
-      <w:proofErr w:type="gramEnd"/>
-      <w:r>
-        <w:rPr>
-          <w:sz w:val="22"/>
-        </w:rPr>
-        <w:t xml:space="preserve">(input + 2×padding − kernel_size)/stride) + 1. For example, stage 1 convolution gives </w:t>
-      </w:r>
-      <w:proofErr w:type="gramStart"/>
-      <w:r>
-        <w:rPr>
-          <w:sz w:val="22"/>
-        </w:rPr>
-        <w:t>floor(</w:t>
-      </w:r>
-      <w:proofErr w:type="gramEnd"/>
-      <w:r>
-        <w:rPr>
-          <w:sz w:val="22"/>
-        </w:rPr>
-        <w:t>(64 + 4 − 5)/</w:t>
-      </w:r>
-      <w:proofErr w:type="gramStart"/>
-      <w:r>
-        <w:rPr>
-          <w:sz w:val="22"/>
-        </w:rPr>
-        <w:t>2)+</w:t>
-      </w:r>
-      <w:proofErr w:type="gramEnd"/>
-      <w:r>
-        <w:rPr>
-          <w:sz w:val="22"/>
-        </w:rPr>
-        <w:t xml:space="preserve">1 = 32; its 3×3, stride-2 pool gives </w:t>
-      </w:r>
-      <w:proofErr w:type="gramStart"/>
-      <w:r>
-        <w:rPr>
-          <w:sz w:val="22"/>
-        </w:rPr>
-        <w:t>floor(</w:t>
-      </w:r>
-      <w:proofErr w:type="gramEnd"/>
-      <w:r>
-        <w:rPr>
-          <w:sz w:val="22"/>
-        </w:rPr>
-        <w:t>(32 − 3)/</w:t>
-      </w:r>
-      <w:proofErr w:type="gramStart"/>
-      <w:r>
-        <w:rPr>
-          <w:sz w:val="22"/>
-        </w:rPr>
-        <w:t>2)+</w:t>
-      </w:r>
-      <w:proofErr w:type="gramEnd"/>
-      <w:r>
-        <w:rPr>
-          <w:sz w:val="22"/>
-        </w:rPr>
-        <w:t>1 = 15. The final pooled tensor contains 256×3×3 = 2,304 features.</w:t>
+        <w:t>Spatial-size calculation for a convolution or pooling layer: output = floor((input + 2×padding − kernel_size)/stride) + 1. For example, stage 1 convolution gives floor((64 + 4 − 5)/2)+1 = 32; its 3×3, stride-2 pool gives floor((32 − 3)/2)+1 = 15. The final pooled tensor contains 256×3×3 = 2,304 features.</w:t>
       </w:r>
     </w:p>
     <w:p>
@@ -1136,35 +1022,7 @@
         <w:rPr>
           <w:sz w:val="22"/>
         </w:rPr>
-        <w:t>Receptive field: for each layer l, track receptive-field size r_l and effective stride j_l. Initialize r_0=1 and j_0=1. For kernel k_l and stride s_l, r_l = r_(l−1) + (k_l−</w:t>
-      </w:r>
-      <w:proofErr w:type="gramStart"/>
-      <w:r>
-        <w:rPr>
-          <w:sz w:val="22"/>
-        </w:rPr>
-        <w:t>1)j</w:t>
-      </w:r>
-      <w:proofErr w:type="gramEnd"/>
-      <w:r>
-        <w:rPr>
-          <w:sz w:val="22"/>
-        </w:rPr>
-        <w:t>_(l−1), and j_l = j_(l−</w:t>
-      </w:r>
-      <w:proofErr w:type="gramStart"/>
-      <w:r>
-        <w:rPr>
-          <w:sz w:val="22"/>
-        </w:rPr>
-        <w:t>1)s</w:t>
-      </w:r>
-      <w:proofErr w:type="gramEnd"/>
-      <w:r>
-        <w:rPr>
-          <w:sz w:val="22"/>
-        </w:rPr>
-        <w:t>_l. Apply this recursively through convolution and pooling layers; padding affects boundary coverage but not this nominal receptive-field recurrence.</w:t>
+        <w:t>Receptive field: for each layer l, track receptive-field size r_l and effective stride j_l. Initialize r_0=1 and j_0=1. For kernel k_l and stride s_l, r_l = r_(l−1) + (k_l−1)j_(l−1), and j_l = j_(l−1)s_l. Apply this recursively through convolution and pooling layers; padding affects boundary coverage but not this nominal receptive-field recurrence.</w:t>
       </w:r>
     </w:p>
     <w:tbl>
@@ -2519,21 +2377,7 @@
         <w:rPr>
           <w:sz w:val="22"/>
         </w:rPr>
-        <w:t xml:space="preserve">Performance Improvement: Did incorporating Batch Normalization yield an improvement in validation accuracy and Macro \(F_1\) over No Normalization and LRN? (Yes / No). If Yes: Explain the underlying mathematical and optimization reasons. How does normalizing mini-batch activations reduce internal covariate shift and smooth the optimization landscape? If </w:t>
-      </w:r>
-      <w:proofErr w:type="gramStart"/>
-      <w:r>
-        <w:rPr>
-          <w:sz w:val="22"/>
-        </w:rPr>
-        <w:t>No</w:t>
-      </w:r>
-      <w:proofErr w:type="gramEnd"/>
-      <w:r>
-        <w:rPr>
-          <w:sz w:val="22"/>
-        </w:rPr>
-        <w:t xml:space="preserve"> or Marginal: Discuss what experimental parameters (e.g., choice of learning rate, batch size, or short 10-epoch horizon) may have limited the observable gains.</w:t>
+        <w:t>Performance Improvement: Did incorporating Batch Normalization yield an improvement in validation accuracy and Macro \(F_1\) over No Normalization and LRN? (Yes / No). If Yes: Explain the underlying mathematical and optimization reasons. How does normalizing mini-batch activations reduce internal covariate shift and smooth the optimization landscape? If No or Marginal: Discuss what experimental parameters (e.g., choice of learning rate, batch size, or short 10-epoch horizon) may have limited the observable gains.</w:t>
       </w:r>
     </w:p>
     <w:p>
@@ -2556,19 +2400,11 @@
           <w:sz w:val="22"/>
         </w:rPr>
       </w:pPr>
-      <w:proofErr w:type="spellStart"/>
       <w:r>
         <w:rPr>
           <w:sz w:val="22"/>
         </w:rPr>
-        <w:t>BatchNorm</w:t>
-      </w:r>
-      <w:proofErr w:type="spellEnd"/>
-      <w:r>
-        <w:rPr>
-          <w:sz w:val="22"/>
-        </w:rPr>
-        <w:t xml:space="preserve"> improved both validation metrics: 79.62% accuracy and 79.40% macro F1, versus 72.89% / 72.82% for no normalization and 73.24% / 73.38% for LRN. The improvements were +6.73 percentage points accuracy and +6.58 points F1 relative to none, and +6.38 points accuracy and +6.02 points F1 relative to LRN. LRN exceeded no normalization by only +0.35 points accuracy and +0.56 points F1.</w:t>
+        <w:t>BatchNorm improved both validation metrics: 79.62% accuracy and 79.40% macro F1, versus 72.89% / 72.82% for</w:t>
       </w:r>
     </w:p>
     <w:p>
@@ -2588,7 +2424,127 @@
         <w:rPr>
           <w:sz w:val="22"/>
         </w:rPr>
-        <w:t>Loss and stability: Final validation loss was 0.5826 with BatchNorm, compared with 0.7846 for LRN and 0.7994 without normalization. This lower loss is consistent with more effective optimization; it does not by itself prove smoother epoch-to-epoch trajectories or more stable gradients. The provided results are single-seed (42) runs, so run-to-run stability and loss variance across repeated trainings have not been measured.</w:t>
+        <w:t>no normalization and 73.24% / 73.38% for LRN. The improvements were +6.73 percentage points accuracy and</w:t>
+      </w:r>
+    </w:p>
+    <w:p>
+      <w:pPr>
+        <w:pStyle w:val="ListBullet"/>
+        <w:numPr>
+          <w:ilvl w:val="0"/>
+          <w:numId w:val="0"/>
+        </w:numPr>
+        <w:spacing w:after="40"/>
+        <w:ind w:left="360" w:hanging="360"/>
+        <w:rPr>
+          <w:sz w:val="22"/>
+        </w:rPr>
+      </w:pPr>
+      <w:r>
+        <w:rPr>
+          <w:sz w:val="22"/>
+        </w:rPr>
+        <w:t>+6.58 points F1 relative to none, and +6.38 points accuracy and +6.02 points F1 relative to LRN. LRN exceeded no</w:t>
+      </w:r>
+    </w:p>
+    <w:p>
+      <w:pPr>
+        <w:pStyle w:val="ListBullet"/>
+        <w:numPr>
+          <w:ilvl w:val="0"/>
+          <w:numId w:val="0"/>
+        </w:numPr>
+        <w:spacing w:after="40"/>
+        <w:ind w:left="360" w:hanging="360"/>
+        <w:rPr>
+          <w:sz w:val="22"/>
+        </w:rPr>
+      </w:pPr>
+      <w:r>
+        <w:rPr>
+          <w:sz w:val="22"/>
+        </w:rPr>
+        <w:t>normalization by only +0.35 points accuracy and +0.56 points F1.Loss and stability: Final validation loss was 0.5826</w:t>
+      </w:r>
+    </w:p>
+    <w:p>
+      <w:pPr>
+        <w:pStyle w:val="ListBullet"/>
+        <w:numPr>
+          <w:ilvl w:val="0"/>
+          <w:numId w:val="0"/>
+        </w:numPr>
+        <w:spacing w:after="40"/>
+        <w:ind w:left="360" w:hanging="360"/>
+        <w:rPr>
+          <w:sz w:val="22"/>
+        </w:rPr>
+      </w:pPr>
+      <w:r>
+        <w:rPr>
+          <w:sz w:val="22"/>
+        </w:rPr>
+        <w:t>with BatchNorm, compared with 0.7846 for LRN and 0.7994 without normalization. This lower loss is consistent</w:t>
+      </w:r>
+    </w:p>
+    <w:p>
+      <w:pPr>
+        <w:pStyle w:val="ListBullet"/>
+        <w:numPr>
+          <w:ilvl w:val="0"/>
+          <w:numId w:val="0"/>
+        </w:numPr>
+        <w:spacing w:after="40"/>
+        <w:ind w:left="360" w:hanging="360"/>
+        <w:rPr>
+          <w:sz w:val="22"/>
+        </w:rPr>
+      </w:pPr>
+      <w:r>
+        <w:rPr>
+          <w:sz w:val="22"/>
+        </w:rPr>
+        <w:t>with more effective optimization; it does not by itself prove smoother epoch-to-epoch trajectories or more stable</w:t>
+      </w:r>
+    </w:p>
+    <w:p>
+      <w:pPr>
+        <w:pStyle w:val="ListBullet"/>
+        <w:numPr>
+          <w:ilvl w:val="0"/>
+          <w:numId w:val="0"/>
+        </w:numPr>
+        <w:spacing w:after="40"/>
+        <w:ind w:left="360" w:hanging="360"/>
+        <w:rPr>
+          <w:sz w:val="22"/>
+        </w:rPr>
+      </w:pPr>
+      <w:r>
+        <w:rPr>
+          <w:sz w:val="22"/>
+        </w:rPr>
+        <w:t>gradients. The provided results are single-seed (42) runs, so run-to-run stability and loss variance across repeated</w:t>
+      </w:r>
+    </w:p>
+    <w:p>
+      <w:pPr>
+        <w:pStyle w:val="ListBullet"/>
+        <w:numPr>
+          <w:ilvl w:val="0"/>
+          <w:numId w:val="0"/>
+        </w:numPr>
+        <w:spacing w:after="40"/>
+        <w:ind w:left="360" w:hanging="360"/>
+        <w:rPr>
+          <w:sz w:val="22"/>
+        </w:rPr>
+      </w:pPr>
+      <w:r>
+        <w:rPr>
+          <w:sz w:val="22"/>
+        </w:rPr>
+        <w:t>trainings have not been measured.</w:t>
       </w:r>
     </w:p>
     <w:p>
@@ -2603,21 +2559,7 @@
           <w:sz w:val="22"/>
         </w:rPr>
         <w:lastRenderedPageBreak/>
-        <w:t xml:space="preserve">Computational Overhead: Did the addition of LRN or BatchNorm2d measurably alter your training </w:t>
-      </w:r>
-      <w:proofErr w:type="spellStart"/>
-      <w:r>
-        <w:rPr>
-          <w:sz w:val="22"/>
-        </w:rPr>
-        <w:t>poch</w:t>
-      </w:r>
-      <w:proofErr w:type="spellEnd"/>
-      <w:r>
-        <w:rPr>
-          <w:sz w:val="22"/>
-        </w:rPr>
-        <w:t xml:space="preserve"> wall-clock time and arithmetic FLOPs? (Yes / No). Contrast the computational overhead of element-wise normalization against the convergence benefit.</w:t>
+        <w:t>Computational Overhead: Did the addition of LRN or BatchNorm2d measurably alter your training poch wall-clock time and arithmetic FLOPs? (Yes / No). Contrast the computational overhead of element-wise normalization against the convergence benefit.</w:t>
       </w:r>
     </w:p>
     <w:p>
@@ -2651,7 +2593,107 @@
         <w:rPr>
           <w:sz w:val="22"/>
         </w:rPr>
-        <w:t>Computational cost: Mean epoch times were 215.54 s (none), 249.33 s (LRN), and 208.41 s (BatchNorm). LRN took about 15.7% longer than none, while BatchNorm took about 3.3% less time. Reported FLOPs were 436.70M (none), 436.70M (LRN), and 437.97M (BatchNorm). Normalization operates on activations without changing convolution output shapes; BatchNorm adds channel-wise affine parameters and operations. FLOP estimates may omit or approximate some normalization operations, especially LRN. CPU wall-clock time also depends on kernel implementation, memory access, data loading, and hardware, so FLOPs alone do not predict runtime.</w:t>
+        <w:t>Computational cost: Mean epoch times were 215.54 s (none), 249.33 s (LRN), and 208.41 s (BatchNorm). LRN took</w:t>
+      </w:r>
+    </w:p>
+    <w:p>
+      <w:pPr>
+        <w:pStyle w:val="ListBullet"/>
+        <w:numPr>
+          <w:ilvl w:val="0"/>
+          <w:numId w:val="0"/>
+        </w:numPr>
+        <w:spacing w:after="40"/>
+        <w:ind w:left="360" w:hanging="360"/>
+        <w:rPr>
+          <w:sz w:val="22"/>
+        </w:rPr>
+      </w:pPr>
+      <w:r>
+        <w:rPr>
+          <w:sz w:val="22"/>
+        </w:rPr>
+        <w:t>about 15.7% longer than none, while BatchNorm took about 3.3% less time. Reported FLOPs were 436.70M</w:t>
+      </w:r>
+    </w:p>
+    <w:p>
+      <w:pPr>
+        <w:pStyle w:val="ListBullet"/>
+        <w:numPr>
+          <w:ilvl w:val="0"/>
+          <w:numId w:val="0"/>
+        </w:numPr>
+        <w:spacing w:after="40"/>
+        <w:ind w:left="360" w:hanging="360"/>
+        <w:rPr>
+          <w:sz w:val="22"/>
+        </w:rPr>
+      </w:pPr>
+      <w:r>
+        <w:rPr>
+          <w:sz w:val="22"/>
+        </w:rPr>
+        <w:t>(none), 436.70M (LRN), and 437.97M (BatchNorm). Normalization operates on activations without changing</w:t>
+      </w:r>
+    </w:p>
+    <w:p>
+      <w:pPr>
+        <w:pStyle w:val="ListBullet"/>
+        <w:numPr>
+          <w:ilvl w:val="0"/>
+          <w:numId w:val="0"/>
+        </w:numPr>
+        <w:spacing w:after="40"/>
+        <w:ind w:left="360" w:hanging="360"/>
+        <w:rPr>
+          <w:sz w:val="22"/>
+        </w:rPr>
+      </w:pPr>
+      <w:r>
+        <w:rPr>
+          <w:sz w:val="22"/>
+        </w:rPr>
+        <w:t>convolution output shapes; BatchNorm adds channel-wise affine parameters and operations. FLOP estimates may</w:t>
+      </w:r>
+    </w:p>
+    <w:p>
+      <w:pPr>
+        <w:pStyle w:val="ListBullet"/>
+        <w:numPr>
+          <w:ilvl w:val="0"/>
+          <w:numId w:val="0"/>
+        </w:numPr>
+        <w:spacing w:after="40"/>
+        <w:ind w:left="360" w:hanging="360"/>
+        <w:rPr>
+          <w:sz w:val="22"/>
+        </w:rPr>
+      </w:pPr>
+      <w:r>
+        <w:rPr>
+          <w:sz w:val="22"/>
+        </w:rPr>
+        <w:t>omit or approximate some normalization operations, especially LRN. CPU wall-clock time also depends on kernel</w:t>
+      </w:r>
+    </w:p>
+    <w:p>
+      <w:pPr>
+        <w:pStyle w:val="ListBullet"/>
+        <w:numPr>
+          <w:ilvl w:val="0"/>
+          <w:numId w:val="0"/>
+        </w:numPr>
+        <w:spacing w:after="40"/>
+        <w:ind w:left="360" w:hanging="360"/>
+        <w:rPr>
+          <w:sz w:val="22"/>
+        </w:rPr>
+      </w:pPr>
+      <w:r>
+        <w:rPr>
+          <w:sz w:val="22"/>
+        </w:rPr>
+        <w:t>implementation, memory access, data loading, and hardware, so FLOPs alone do not predict runtime.</w:t>
       </w:r>
     </w:p>
     <w:p>
@@ -2692,7 +2734,67 @@
         <w:rPr>
           <w:sz w:val="22"/>
         </w:rPr>
-        <w:t>Interpretation of small differences: The marginal LRN advantage could reflect the short 10-epoch horizon, learning rate 0.001, batch size 128, and stochastic training variation. Although seed 42 was held fixed, one seed cannot establish a reliable average benefit. Repeated runs with multiple seeds and reporting mean ± standard deviation would better establish reproducibility.</w:t>
+        <w:t>Interpretation of small differences: The marginal LRN advantage could reflect the short 10-epoch horizon, learning</w:t>
+      </w:r>
+    </w:p>
+    <w:p>
+      <w:pPr>
+        <w:pStyle w:val="ListBullet"/>
+        <w:numPr>
+          <w:ilvl w:val="0"/>
+          <w:numId w:val="0"/>
+        </w:numPr>
+        <w:spacing w:after="40"/>
+        <w:ind w:left="360" w:hanging="360"/>
+        <w:rPr>
+          <w:sz w:val="22"/>
+        </w:rPr>
+      </w:pPr>
+      <w:r>
+        <w:rPr>
+          <w:sz w:val="22"/>
+        </w:rPr>
+        <w:t>rate 0.001, batch size 128, and stochastic training variation. Although seed 42 was held fixed, one seed cannot</w:t>
+      </w:r>
+    </w:p>
+    <w:p>
+      <w:pPr>
+        <w:pStyle w:val="ListBullet"/>
+        <w:numPr>
+          <w:ilvl w:val="0"/>
+          <w:numId w:val="0"/>
+        </w:numPr>
+        <w:spacing w:after="40"/>
+        <w:ind w:left="360" w:hanging="360"/>
+        <w:rPr>
+          <w:sz w:val="22"/>
+        </w:rPr>
+      </w:pPr>
+      <w:r>
+        <w:rPr>
+          <w:sz w:val="22"/>
+        </w:rPr>
+        <w:t>establish a reliable average benefit. Repeated runs with multiple seeds and reporting mean ± standard deviation</w:t>
+      </w:r>
+    </w:p>
+    <w:p>
+      <w:pPr>
+        <w:pStyle w:val="ListBullet"/>
+        <w:numPr>
+          <w:ilvl w:val="0"/>
+          <w:numId w:val="0"/>
+        </w:numPr>
+        <w:spacing w:after="40"/>
+        <w:ind w:left="360" w:hanging="360"/>
+        <w:rPr>
+          <w:sz w:val="22"/>
+        </w:rPr>
+      </w:pPr>
+      <w:r>
+        <w:rPr>
+          <w:sz w:val="22"/>
+        </w:rPr>
+        <w:t>would better establish reproducibility.</w:t>
       </w:r>
     </w:p>
     <w:p>
@@ -3204,6 +3306,57 @@
     </w:tbl>
     <w:p>
       <w:pPr>
+        <w:pStyle w:val="Heading3"/>
+      </w:pPr>
+      <w:r>
+        <w:rPr>
+          <w:b/>
+          <w:color w:val="204670"/>
+        </w:rPr>
+        <w:t>Generalization Gap Reduction — Yes</w:t>
+      </w:r>
+    </w:p>
+    <w:p>
+      <w:pPr/>
+      <w:r>
+        <w:rPr>
+          <w:sz w:val="20"/>
+        </w:rPr>
+        <w:t>At epoch 15, without augmentation, training accuracy was 90.34% and validation accuracy was 81.66%, giving Δ = 90.34 − 81.66 = 8.68 percentage points. With augmentation, training accuracy was 84.66% and validation accuracy was 81.95%, giving Δ = 84.66 − 81.95 = 2.71 percentage points. Augmentation therefore reduced the gap by 5.97 percentage points (approximately 68.8%). The lower training accuracy and smaller gap are consistent with stronger regularization and reduced overfitting.</w:t>
+      </w:r>
+    </w:p>
+    <w:p>
+      <w:pPr>
+        <w:pStyle w:val="Heading3"/>
+      </w:pPr>
+      <w:r>
+        <w:rPr>
+          <w:b/>
+          <w:color w:val="204670"/>
+        </w:rPr>
+        <w:t>Validation Metric Improvement — Yes (marginal)</w:t>
+      </w:r>
+    </w:p>
+    <w:p>
+      <w:pPr/>
+      <w:r>
+        <w:rPr>
+          <w:sz w:val="20"/>
+        </w:rPr>
+        <w:t>Final validation accuracy increased from 81.66% without augmentation to 81.95% with augmentation (+0.29 percentage points), while macro F1 increased from 81.82% to 82.21% (+0.39 percentage points). Random crops, horizontal flips, and color jitter create label-preserving variation that encourages convolutional filters to recognize semantic patterns across changes in object position, orientation, and appearance instead of memorizing specific training-image configurations.</w:t>
+      </w:r>
+    </w:p>
+    <w:p>
+      <w:pPr/>
+      <w:r>
+        <w:rPr>
+          <w:sz w:val="20"/>
+        </w:rPr>
+        <w:t>The improvements in final validation metrics were modest, even though the generalization gap decreased substantially. The augmented model reached a higher best validation accuracy of 83.50% at epoch 14, before finishing at 81.95% at epoch 15, indicating validation fluctuations. Additional training might help the model assimilate the augmented distribution, but the current results do not establish that more epochs are required or that transformations caused underfitting.</w:t>
+      </w:r>
+    </w:p>
+    <w:p>
+      <w:pPr>
         <w:pStyle w:val="Heading1"/>
         <w:rPr>
           <w:sz w:val="24"/>
@@ -3215,7 +3368,7 @@
           <w:sz w:val="24"/>
           <w:szCs w:val="24"/>
         </w:rPr>
-        <w:t>7. Dual-Dataset Evaluation: CIFAR-10 and Tiny ImageNet</w:t>
+        <w:t>Dual-Dataset Evaluation: CIFAR-10 and Tiny ImageNet</w:t>
       </w:r>
     </w:p>
     <w:p>
@@ -3707,8 +3860,2232 @@
     </w:tbl>
     <w:p>
       <w:pPr>
-        <w:keepNext/>
+        <w:pStyle w:val="Heading2"/>
       </w:pPr>
+    </w:p>
+    <w:p>
+      <w:pPr>
+        <w:pStyle w:val="Heading2"/>
+      </w:pPr>
+      <w:r>
+        <w:t>Architectural complexity and timing</w:t>
+      </w:r>
+    </w:p>
+    <w:tbl>
+      <w:tblPr>
+        <w:tblStyle w:val="TableGrid"/>
+        <w:tblW w:w="0" w:type="auto"/>
+        <w:jc w:val="center"/>
+        <w:tblLook w:val="04A0" w:firstRow="1" w:lastRow="0" w:firstColumn="1" w:lastColumn="0" w:noHBand="0" w:noVBand="1"/>
+      </w:tblPr>
+      <w:tblGrid>
+        <w:gridCol w:w="1728"/>
+        <w:gridCol w:w="792"/>
+        <w:gridCol w:w="2376"/>
+        <w:gridCol w:w="1531"/>
+        <w:gridCol w:w="941"/>
+        <w:gridCol w:w="936"/>
+        <w:gridCol w:w="1080"/>
+        <w:gridCol w:w="936"/>
+      </w:tblGrid>
+      <w:tr>
+        <w:trPr>
+          <w:jc w:val="center"/>
+        </w:trPr>
+        <w:tc>
+          <w:tcPr>
+            <w:tcW w:w="1728" w:type="dxa"/>
+            <w:shd w:val="clear" w:color="auto" w:fill="17365D"/>
+            <w:vAlign w:val="center"/>
+          </w:tcPr>
+          <w:p>
+            <w:pPr>
+              <w:spacing w:after="0"/>
+              <w:rPr>
+                <w:sz w:val="22"/>
+              </w:rPr>
+            </w:pPr>
+            <w:r>
+              <w:rPr>
+                <w:b/>
+                <w:color w:val="FFFFFF"/>
+                <w:sz w:val="22"/>
+              </w:rPr>
+              <w:t>Model</w:t>
+            </w:r>
+          </w:p>
+        </w:tc>
+        <w:tc>
+          <w:tcPr>
+            <w:tcW w:w="792" w:type="dxa"/>
+            <w:shd w:val="clear" w:color="auto" w:fill="17365D"/>
+            <w:vAlign w:val="center"/>
+          </w:tcPr>
+          <w:p>
+            <w:pPr>
+              <w:spacing w:after="0"/>
+              <w:rPr>
+                <w:sz w:val="22"/>
+              </w:rPr>
+            </w:pPr>
+            <w:r>
+              <w:rPr>
+                <w:b/>
+                <w:color w:val="FFFFFF"/>
+                <w:sz w:val="22"/>
+              </w:rPr>
+              <w:t xml:space="preserve">Conv </w:t>
+            </w:r>
+            <w:r>
+              <w:rPr>
+                <w:b/>
+                <w:color w:val="FFFFFF"/>
+                <w:sz w:val="22"/>
+              </w:rPr>
+              <w:lastRenderedPageBreak/>
+              <w:t>depth</w:t>
+            </w:r>
+          </w:p>
+        </w:tc>
+        <w:tc>
+          <w:tcPr>
+            <w:tcW w:w="2376" w:type="dxa"/>
+            <w:shd w:val="clear" w:color="auto" w:fill="17365D"/>
+            <w:vAlign w:val="center"/>
+          </w:tcPr>
+          <w:p>
+            <w:pPr>
+              <w:spacing w:after="0"/>
+              <w:rPr>
+                <w:sz w:val="22"/>
+              </w:rPr>
+            </w:pPr>
+            <w:r>
+              <w:rPr>
+                <w:b/>
+                <w:color w:val="FFFFFF"/>
+                <w:sz w:val="22"/>
+              </w:rPr>
+              <w:lastRenderedPageBreak/>
+              <w:t xml:space="preserve">Normalization / </w:t>
+            </w:r>
+            <w:r>
+              <w:rPr>
+                <w:b/>
+                <w:color w:val="FFFFFF"/>
+                <w:sz w:val="22"/>
+              </w:rPr>
+              <w:lastRenderedPageBreak/>
+              <w:t>regularization</w:t>
+            </w:r>
+          </w:p>
+        </w:tc>
+        <w:tc>
+          <w:tcPr>
+            <w:tcW w:w="936" w:type="dxa"/>
+            <w:shd w:val="clear" w:color="auto" w:fill="17365D"/>
+            <w:vAlign w:val="center"/>
+          </w:tcPr>
+          <w:p>
+            <w:pPr>
+              <w:spacing w:after="0"/>
+              <w:rPr>
+                <w:sz w:val="22"/>
+              </w:rPr>
+            </w:pPr>
+            <w:r>
+              <w:rPr>
+                <w:b/>
+                <w:color w:val="FFFFFF"/>
+                <w:sz w:val="22"/>
+              </w:rPr>
+              <w:lastRenderedPageBreak/>
+              <w:t>Augmentation</w:t>
+            </w:r>
+          </w:p>
+        </w:tc>
+        <w:tc>
+          <w:tcPr>
+            <w:tcW w:w="936" w:type="dxa"/>
+            <w:shd w:val="clear" w:color="auto" w:fill="17365D"/>
+            <w:vAlign w:val="center"/>
+          </w:tcPr>
+          <w:p>
+            <w:pPr>
+              <w:spacing w:after="0"/>
+              <w:rPr>
+                <w:sz w:val="22"/>
+              </w:rPr>
+            </w:pPr>
+            <w:r>
+              <w:rPr>
+                <w:b/>
+                <w:color w:val="FFFFFF"/>
+                <w:sz w:val="22"/>
+              </w:rPr>
+              <w:t xml:space="preserve">Params </w:t>
+            </w:r>
+            <w:r>
+              <w:rPr>
+                <w:b/>
+                <w:color w:val="FFFFFF"/>
+                <w:sz w:val="22"/>
+              </w:rPr>
+              <w:lastRenderedPageBreak/>
+              <w:t>(M)</w:t>
+            </w:r>
+          </w:p>
+        </w:tc>
+        <w:tc>
+          <w:tcPr>
+            <w:tcW w:w="936" w:type="dxa"/>
+            <w:shd w:val="clear" w:color="auto" w:fill="17365D"/>
+            <w:vAlign w:val="center"/>
+          </w:tcPr>
+          <w:p>
+            <w:pPr>
+              <w:spacing w:after="0"/>
+              <w:rPr>
+                <w:sz w:val="22"/>
+              </w:rPr>
+            </w:pPr>
+            <w:r>
+              <w:rPr>
+                <w:b/>
+                <w:color w:val="FFFFFF"/>
+                <w:sz w:val="22"/>
+              </w:rPr>
+              <w:lastRenderedPageBreak/>
+              <w:t xml:space="preserve">FLOPs </w:t>
+            </w:r>
+            <w:r>
+              <w:rPr>
+                <w:b/>
+                <w:color w:val="FFFFFF"/>
+                <w:sz w:val="22"/>
+              </w:rPr>
+              <w:lastRenderedPageBreak/>
+              <w:t>(M)</w:t>
+            </w:r>
+          </w:p>
+        </w:tc>
+        <w:tc>
+          <w:tcPr>
+            <w:tcW w:w="1080" w:type="dxa"/>
+            <w:shd w:val="clear" w:color="auto" w:fill="17365D"/>
+            <w:vAlign w:val="center"/>
+          </w:tcPr>
+          <w:p>
+            <w:pPr>
+              <w:spacing w:after="0"/>
+              <w:rPr>
+                <w:sz w:val="22"/>
+              </w:rPr>
+            </w:pPr>
+            <w:r>
+              <w:rPr>
+                <w:b/>
+                <w:color w:val="FFFFFF"/>
+                <w:sz w:val="22"/>
+              </w:rPr>
+              <w:lastRenderedPageBreak/>
+              <w:t xml:space="preserve">Mean </w:t>
+            </w:r>
+            <w:r>
+              <w:rPr>
+                <w:b/>
+                <w:color w:val="FFFFFF"/>
+                <w:sz w:val="22"/>
+              </w:rPr>
+              <w:lastRenderedPageBreak/>
+              <w:t>epoch (s)</w:t>
+            </w:r>
+          </w:p>
+        </w:tc>
+        <w:tc>
+          <w:tcPr>
+            <w:tcW w:w="936" w:type="dxa"/>
+            <w:shd w:val="clear" w:color="auto" w:fill="17365D"/>
+            <w:vAlign w:val="center"/>
+          </w:tcPr>
+          <w:p>
+            <w:pPr>
+              <w:spacing w:after="0"/>
+              <w:rPr>
+                <w:sz w:val="22"/>
+              </w:rPr>
+            </w:pPr>
+            <w:r>
+              <w:rPr>
+                <w:b/>
+                <w:color w:val="FFFFFF"/>
+                <w:sz w:val="22"/>
+              </w:rPr>
+              <w:lastRenderedPageBreak/>
+              <w:t xml:space="preserve">Latency </w:t>
+            </w:r>
+            <w:r>
+              <w:rPr>
+                <w:b/>
+                <w:color w:val="FFFFFF"/>
+                <w:sz w:val="22"/>
+              </w:rPr>
+              <w:lastRenderedPageBreak/>
+              <w:t>(ms)</w:t>
+            </w:r>
+          </w:p>
+        </w:tc>
+      </w:tr>
+      <w:tr>
+        <w:trPr>
+          <w:jc w:val="center"/>
+        </w:trPr>
+        <w:tc>
+          <w:tcPr>
+            <w:tcW w:w="1728" w:type="dxa"/>
+            <w:vAlign w:val="center"/>
+          </w:tcPr>
+          <w:p>
+            <w:pPr>
+              <w:spacing w:after="0"/>
+              <w:rPr>
+                <w:sz w:val="22"/>
+              </w:rPr>
+            </w:pPr>
+            <w:r>
+              <w:rPr>
+                <w:sz w:val="22"/>
+              </w:rPr>
+              <w:lastRenderedPageBreak/>
+              <w:t>Base LeNet-5</w:t>
+            </w:r>
+          </w:p>
+        </w:tc>
+        <w:tc>
+          <w:tcPr>
+            <w:tcW w:w="792" w:type="dxa"/>
+            <w:vAlign w:val="center"/>
+          </w:tcPr>
+          <w:p>
+            <w:pPr>
+              <w:spacing w:after="0"/>
+              <w:rPr>
+                <w:sz w:val="22"/>
+              </w:rPr>
+            </w:pPr>
+            <w:r>
+              <w:rPr>
+                <w:sz w:val="22"/>
+              </w:rPr>
+              <w:t>2</w:t>
+            </w:r>
+          </w:p>
+        </w:tc>
+        <w:tc>
+          <w:tcPr>
+            <w:tcW w:w="2376" w:type="dxa"/>
+            <w:vAlign w:val="center"/>
+          </w:tcPr>
+          <w:p>
+            <w:pPr>
+              <w:spacing w:after="0"/>
+              <w:rPr>
+                <w:sz w:val="22"/>
+              </w:rPr>
+            </w:pPr>
+            <w:r>
+              <w:rPr>
+                <w:sz w:val="22"/>
+              </w:rPr>
+              <w:t>None; as implemented</w:t>
+            </w:r>
+          </w:p>
+        </w:tc>
+        <w:tc>
+          <w:tcPr>
+            <w:tcW w:w="936" w:type="dxa"/>
+            <w:vAlign w:val="center"/>
+          </w:tcPr>
+          <w:p>
+            <w:pPr>
+              <w:spacing w:after="0"/>
+              <w:rPr>
+                <w:sz w:val="22"/>
+              </w:rPr>
+            </w:pPr>
+          </w:p>
+        </w:tc>
+        <w:tc>
+          <w:tcPr>
+            <w:tcW w:w="936" w:type="dxa"/>
+            <w:vAlign w:val="center"/>
+          </w:tcPr>
+          <w:p>
+            <w:pPr>
+              <w:spacing w:after="0"/>
+              <w:rPr>
+                <w:sz w:val="22"/>
+              </w:rPr>
+            </w:pPr>
+            <w:r>
+              <w:rPr>
+                <w:sz w:val="22"/>
+              </w:rPr>
+              <w:t>0.3385</w:t>
+            </w:r>
+          </w:p>
+        </w:tc>
+        <w:tc>
+          <w:tcPr>
+            <w:tcW w:w="936" w:type="dxa"/>
+            <w:vAlign w:val="center"/>
+          </w:tcPr>
+          <w:p>
+            <w:pPr>
+              <w:spacing w:after="0"/>
+              <w:rPr>
+                <w:sz w:val="22"/>
+              </w:rPr>
+            </w:pPr>
+            <w:r>
+              <w:rPr>
+                <w:sz w:val="22"/>
+              </w:rPr>
+              <w:t>7.17</w:t>
+            </w:r>
+          </w:p>
+        </w:tc>
+        <w:tc>
+          <w:tcPr>
+            <w:tcW w:w="1080" w:type="dxa"/>
+            <w:vAlign w:val="center"/>
+          </w:tcPr>
+          <w:p>
+            <w:pPr>
+              <w:spacing w:after="0"/>
+              <w:rPr>
+                <w:sz w:val="22"/>
+              </w:rPr>
+            </w:pPr>
+            <w:r>
+              <w:rPr>
+                <w:sz w:val="22"/>
+              </w:rPr>
+              <w:t>48.54</w:t>
+            </w:r>
+          </w:p>
+        </w:tc>
+        <w:tc>
+          <w:tcPr>
+            <w:tcW w:w="936" w:type="dxa"/>
+            <w:vAlign w:val="center"/>
+          </w:tcPr>
+          <w:p>
+            <w:pPr>
+              <w:spacing w:after="0"/>
+              <w:rPr>
+                <w:sz w:val="22"/>
+              </w:rPr>
+            </w:pPr>
+            <w:r>
+              <w:rPr>
+                <w:sz w:val="22"/>
+              </w:rPr>
+              <w:t>0.17</w:t>
+            </w:r>
+          </w:p>
+        </w:tc>
+      </w:tr>
+      <w:tr>
+        <w:trPr>
+          <w:jc w:val="center"/>
+        </w:trPr>
+        <w:tc>
+          <w:tcPr>
+            <w:tcW w:w="1728" w:type="dxa"/>
+            <w:shd w:val="clear" w:color="auto" w:fill="EAF0F7"/>
+            <w:vAlign w:val="center"/>
+          </w:tcPr>
+          <w:p>
+            <w:pPr>
+              <w:spacing w:after="0"/>
+              <w:rPr>
+                <w:sz w:val="22"/>
+              </w:rPr>
+            </w:pPr>
+            <w:r>
+              <w:rPr>
+                <w:sz w:val="22"/>
+              </w:rPr>
+              <w:t>Modernized LeNet</w:t>
+            </w:r>
+          </w:p>
+        </w:tc>
+        <w:tc>
+          <w:tcPr>
+            <w:tcW w:w="792" w:type="dxa"/>
+            <w:shd w:val="clear" w:color="auto" w:fill="EAF0F7"/>
+            <w:vAlign w:val="center"/>
+          </w:tcPr>
+          <w:p>
+            <w:pPr>
+              <w:spacing w:after="0"/>
+              <w:rPr>
+                <w:sz w:val="22"/>
+              </w:rPr>
+            </w:pPr>
+            <w:r>
+              <w:rPr>
+                <w:sz w:val="22"/>
+              </w:rPr>
+              <w:t>2</w:t>
+            </w:r>
+          </w:p>
+        </w:tc>
+        <w:tc>
+          <w:tcPr>
+            <w:tcW w:w="2376" w:type="dxa"/>
+            <w:shd w:val="clear" w:color="auto" w:fill="EAF0F7"/>
+            <w:vAlign w:val="center"/>
+          </w:tcPr>
+          <w:p>
+            <w:pPr>
+              <w:spacing w:after="0"/>
+              <w:rPr>
+                <w:sz w:val="22"/>
+              </w:rPr>
+            </w:pPr>
+            <w:r>
+              <w:rPr>
+                <w:sz w:val="22"/>
+              </w:rPr>
+              <w:t>ReLU + overlapping MaxPool</w:t>
+            </w:r>
+          </w:p>
+        </w:tc>
+        <w:tc>
+          <w:tcPr>
+            <w:tcW w:w="936" w:type="dxa"/>
+            <w:shd w:val="clear" w:color="auto" w:fill="EAF0F7"/>
+            <w:vAlign w:val="center"/>
+          </w:tcPr>
+          <w:p>
+            <w:pPr>
+              <w:spacing w:after="0"/>
+              <w:rPr>
+                <w:sz w:val="22"/>
+              </w:rPr>
+            </w:pPr>
+          </w:p>
+        </w:tc>
+        <w:tc>
+          <w:tcPr>
+            <w:tcW w:w="936" w:type="dxa"/>
+            <w:shd w:val="clear" w:color="auto" w:fill="EAF0F7"/>
+            <w:vAlign w:val="center"/>
+          </w:tcPr>
+          <w:p>
+            <w:pPr>
+              <w:spacing w:after="0"/>
+              <w:rPr>
+                <w:sz w:val="22"/>
+              </w:rPr>
+            </w:pPr>
+            <w:r>
+              <w:rPr>
+                <w:sz w:val="22"/>
+              </w:rPr>
+              <w:t>0.4460</w:t>
+            </w:r>
+          </w:p>
+        </w:tc>
+        <w:tc>
+          <w:tcPr>
+            <w:tcW w:w="936" w:type="dxa"/>
+            <w:shd w:val="clear" w:color="auto" w:fill="EAF0F7"/>
+            <w:vAlign w:val="center"/>
+          </w:tcPr>
+          <w:p>
+            <w:pPr>
+              <w:spacing w:after="0"/>
+              <w:rPr>
+                <w:sz w:val="22"/>
+              </w:rPr>
+            </w:pPr>
+            <w:r>
+              <w:rPr>
+                <w:sz w:val="22"/>
+              </w:rPr>
+              <w:t>9.19</w:t>
+            </w:r>
+          </w:p>
+        </w:tc>
+        <w:tc>
+          <w:tcPr>
+            <w:tcW w:w="1080" w:type="dxa"/>
+            <w:shd w:val="clear" w:color="auto" w:fill="EAF0F7"/>
+            <w:vAlign w:val="center"/>
+          </w:tcPr>
+          <w:p>
+            <w:pPr>
+              <w:spacing w:after="0"/>
+              <w:rPr>
+                <w:sz w:val="22"/>
+              </w:rPr>
+            </w:pPr>
+            <w:r>
+              <w:rPr>
+                <w:sz w:val="22"/>
+              </w:rPr>
+              <w:t>52.24</w:t>
+            </w:r>
+          </w:p>
+        </w:tc>
+        <w:tc>
+          <w:tcPr>
+            <w:tcW w:w="936" w:type="dxa"/>
+            <w:shd w:val="clear" w:color="auto" w:fill="EAF0F7"/>
+            <w:vAlign w:val="center"/>
+          </w:tcPr>
+          <w:p>
+            <w:pPr>
+              <w:spacing w:after="0"/>
+              <w:rPr>
+                <w:sz w:val="22"/>
+              </w:rPr>
+            </w:pPr>
+            <w:r>
+              <w:rPr>
+                <w:sz w:val="22"/>
+              </w:rPr>
+              <w:t>0.20</w:t>
+            </w:r>
+          </w:p>
+        </w:tc>
+      </w:tr>
+      <w:tr>
+        <w:trPr>
+          <w:jc w:val="center"/>
+        </w:trPr>
+        <w:tc>
+          <w:tcPr>
+            <w:tcW w:w="1728" w:type="dxa"/>
+            <w:vAlign w:val="center"/>
+          </w:tcPr>
+          <w:p>
+            <w:pPr>
+              <w:rPr>
+                <w:sz w:val="22"/>
+              </w:rPr>
+            </w:pPr>
+            <w:r>
+              <w:rPr>
+                <w:sz w:val="22"/>
+              </w:rPr>
+              <w:t>AlexNet (no norm)</w:t>
+            </w:r>
+          </w:p>
+        </w:tc>
+        <w:tc>
+          <w:tcPr>
+            <w:tcW w:w="792" w:type="dxa"/>
+            <w:vAlign w:val="center"/>
+          </w:tcPr>
+          <w:p>
+            <w:pPr>
+              <w:rPr>
+                <w:sz w:val="22"/>
+              </w:rPr>
+            </w:pPr>
+            <w:r>
+              <w:rPr>
+                <w:sz w:val="22"/>
+              </w:rPr>
+              <w:t>5</w:t>
+            </w:r>
+          </w:p>
+        </w:tc>
+        <w:tc>
+          <w:tcPr>
+            <w:tcW w:w="2376" w:type="dxa"/>
+            <w:vAlign w:val="center"/>
+          </w:tcPr>
+          <w:p>
+            <w:pPr>
+              <w:rPr>
+                <w:sz w:val="22"/>
+              </w:rPr>
+            </w:pPr>
+            <w:r>
+              <w:rPr>
+                <w:sz w:val="22"/>
+              </w:rPr>
+              <w:t>Dropout p=0.5; Identity normalization</w:t>
+            </w:r>
+          </w:p>
+        </w:tc>
+        <w:tc>
+          <w:tcPr>
+            <w:tcW w:w="936" w:type="dxa"/>
+            <w:vAlign w:val="center"/>
+          </w:tcPr>
+          <w:p>
+            <w:pPr>
+              <w:rPr>
+                <w:sz w:val="22"/>
+              </w:rPr>
+            </w:pPr>
+          </w:p>
+        </w:tc>
+        <w:tc>
+          <w:tcPr>
+            <w:tcW w:w="936" w:type="dxa"/>
+            <w:vAlign w:val="center"/>
+          </w:tcPr>
+          <w:p>
+            <w:pPr>
+              <w:rPr>
+                <w:sz w:val="22"/>
+              </w:rPr>
+            </w:pPr>
+            <w:r>
+              <w:rPr>
+                <w:sz w:val="22"/>
+              </w:rPr>
+              <w:t>6.6088</w:t>
+            </w:r>
+          </w:p>
+        </w:tc>
+        <w:tc>
+          <w:tcPr>
+            <w:tcW w:w="936" w:type="dxa"/>
+            <w:vAlign w:val="center"/>
+          </w:tcPr>
+          <w:p>
+            <w:pPr>
+              <w:rPr>
+                <w:sz w:val="22"/>
+              </w:rPr>
+            </w:pPr>
+            <w:r>
+              <w:rPr>
+                <w:sz w:val="22"/>
+              </w:rPr>
+              <w:t>436.70</w:t>
+            </w:r>
+          </w:p>
+        </w:tc>
+        <w:tc>
+          <w:tcPr>
+            <w:tcW w:w="1080" w:type="dxa"/>
+            <w:vAlign w:val="center"/>
+          </w:tcPr>
+          <w:p>
+            <w:pPr>
+              <w:rPr>
+                <w:sz w:val="22"/>
+              </w:rPr>
+            </w:pPr>
+            <w:r>
+              <w:rPr>
+                <w:sz w:val="22"/>
+              </w:rPr>
+              <w:t>215.54</w:t>
+            </w:r>
+          </w:p>
+        </w:tc>
+        <w:tc>
+          <w:tcPr>
+            <w:tcW w:w="936" w:type="dxa"/>
+            <w:vAlign w:val="center"/>
+          </w:tcPr>
+          <w:p>
+            <w:pPr>
+              <w:rPr>
+                <w:sz w:val="22"/>
+              </w:rPr>
+            </w:pPr>
+            <w:r>
+              <w:rPr>
+                <w:sz w:val="22"/>
+              </w:rPr>
+              <w:t>1.31</w:t>
+            </w:r>
+          </w:p>
+        </w:tc>
+      </w:tr>
+      <w:tr>
+        <w:trPr>
+          <w:jc w:val="center"/>
+        </w:trPr>
+        <w:tc>
+          <w:tcPr>
+            <w:tcW w:w="1728" w:type="dxa"/>
+            <w:shd w:val="clear" w:color="auto" w:fill="EAF0F7"/>
+            <w:vAlign w:val="center"/>
+          </w:tcPr>
+          <w:p>
+            <w:pPr>
+              <w:rPr>
+                <w:sz w:val="22"/>
+              </w:rPr>
+            </w:pPr>
+            <w:r>
+              <w:rPr>
+                <w:sz w:val="22"/>
+              </w:rPr>
+              <w:t>AlexNet + LRN</w:t>
+            </w:r>
+          </w:p>
+        </w:tc>
+        <w:tc>
+          <w:tcPr>
+            <w:tcW w:w="792" w:type="dxa"/>
+            <w:shd w:val="clear" w:color="auto" w:fill="EAF0F7"/>
+            <w:vAlign w:val="center"/>
+          </w:tcPr>
+          <w:p>
+            <w:pPr>
+              <w:rPr>
+                <w:sz w:val="22"/>
+              </w:rPr>
+            </w:pPr>
+            <w:r>
+              <w:rPr>
+                <w:sz w:val="22"/>
+              </w:rPr>
+              <w:t>5</w:t>
+            </w:r>
+          </w:p>
+        </w:tc>
+        <w:tc>
+          <w:tcPr>
+            <w:tcW w:w="2376" w:type="dxa"/>
+            <w:shd w:val="clear" w:color="auto" w:fill="EAF0F7"/>
+            <w:vAlign w:val="center"/>
+          </w:tcPr>
+          <w:p>
+            <w:pPr>
+              <w:rPr>
+                <w:sz w:val="22"/>
+              </w:rPr>
+            </w:pPr>
+            <w:r>
+              <w:rPr>
+                <w:sz w:val="22"/>
+              </w:rPr>
+              <w:t>LRN + Dropout p=0.5</w:t>
+            </w:r>
+          </w:p>
+        </w:tc>
+        <w:tc>
+          <w:tcPr>
+            <w:tcW w:w="936" w:type="dxa"/>
+            <w:shd w:val="clear" w:color="auto" w:fill="EAF0F7"/>
+            <w:vAlign w:val="center"/>
+          </w:tcPr>
+          <w:p>
+            <w:pPr>
+              <w:rPr>
+                <w:sz w:val="22"/>
+              </w:rPr>
+            </w:pPr>
+          </w:p>
+        </w:tc>
+        <w:tc>
+          <w:tcPr>
+            <w:tcW w:w="936" w:type="dxa"/>
+            <w:shd w:val="clear" w:color="auto" w:fill="EAF0F7"/>
+            <w:vAlign w:val="center"/>
+          </w:tcPr>
+          <w:p>
+            <w:pPr>
+              <w:rPr>
+                <w:sz w:val="22"/>
+              </w:rPr>
+            </w:pPr>
+            <w:r>
+              <w:rPr>
+                <w:sz w:val="22"/>
+              </w:rPr>
+              <w:t>6.6088</w:t>
+            </w:r>
+          </w:p>
+        </w:tc>
+        <w:tc>
+          <w:tcPr>
+            <w:tcW w:w="936" w:type="dxa"/>
+            <w:shd w:val="clear" w:color="auto" w:fill="EAF0F7"/>
+            <w:vAlign w:val="center"/>
+          </w:tcPr>
+          <w:p>
+            <w:pPr>
+              <w:rPr>
+                <w:sz w:val="22"/>
+              </w:rPr>
+            </w:pPr>
+            <w:r>
+              <w:rPr>
+                <w:sz w:val="22"/>
+              </w:rPr>
+              <w:t>436.70</w:t>
+            </w:r>
+          </w:p>
+        </w:tc>
+        <w:tc>
+          <w:tcPr>
+            <w:tcW w:w="1080" w:type="dxa"/>
+            <w:shd w:val="clear" w:color="auto" w:fill="EAF0F7"/>
+            <w:vAlign w:val="center"/>
+          </w:tcPr>
+          <w:p>
+            <w:pPr>
+              <w:rPr>
+                <w:sz w:val="22"/>
+              </w:rPr>
+            </w:pPr>
+            <w:r>
+              <w:rPr>
+                <w:sz w:val="22"/>
+              </w:rPr>
+              <w:t>249.33</w:t>
+            </w:r>
+          </w:p>
+        </w:tc>
+        <w:tc>
+          <w:tcPr>
+            <w:tcW w:w="936" w:type="dxa"/>
+            <w:shd w:val="clear" w:color="auto" w:fill="EAF0F7"/>
+            <w:vAlign w:val="center"/>
+          </w:tcPr>
+          <w:p>
+            <w:pPr>
+              <w:rPr>
+                <w:sz w:val="22"/>
+              </w:rPr>
+            </w:pPr>
+            <w:r>
+              <w:rPr>
+                <w:sz w:val="22"/>
+              </w:rPr>
+              <w:t>2.28</w:t>
+            </w:r>
+          </w:p>
+        </w:tc>
+      </w:tr>
+      <w:tr>
+        <w:trPr>
+          <w:jc w:val="center"/>
+        </w:trPr>
+        <w:tc>
+          <w:tcPr>
+            <w:tcW w:w="1728" w:type="dxa"/>
+            <w:vAlign w:val="center"/>
+          </w:tcPr>
+          <w:p>
+            <w:pPr>
+              <w:rPr>
+                <w:sz w:val="22"/>
+              </w:rPr>
+            </w:pPr>
+            <w:r>
+              <w:rPr>
+                <w:sz w:val="22"/>
+              </w:rPr>
+              <w:t>AlexNet + BatchNorm</w:t>
+            </w:r>
+          </w:p>
+        </w:tc>
+        <w:tc>
+          <w:tcPr>
+            <w:tcW w:w="792" w:type="dxa"/>
+            <w:vAlign w:val="center"/>
+          </w:tcPr>
+          <w:p>
+            <w:pPr>
+              <w:rPr>
+                <w:sz w:val="22"/>
+              </w:rPr>
+            </w:pPr>
+            <w:r>
+              <w:rPr>
+                <w:sz w:val="22"/>
+              </w:rPr>
+              <w:t>5</w:t>
+            </w:r>
+          </w:p>
+        </w:tc>
+        <w:tc>
+          <w:tcPr>
+            <w:tcW w:w="2376" w:type="dxa"/>
+            <w:vAlign w:val="center"/>
+          </w:tcPr>
+          <w:p>
+            <w:pPr>
+              <w:rPr>
+                <w:sz w:val="22"/>
+              </w:rPr>
+            </w:pPr>
+            <w:r>
+              <w:rPr>
+                <w:sz w:val="22"/>
+              </w:rPr>
+              <w:t>BatchNorm2d + Dropout p=0.5</w:t>
+            </w:r>
+          </w:p>
+        </w:tc>
+        <w:tc>
+          <w:tcPr>
+            <w:tcW w:w="936" w:type="dxa"/>
+            <w:vAlign w:val="center"/>
+          </w:tcPr>
+          <w:p>
+            <w:pPr>
+              <w:rPr>
+                <w:sz w:val="22"/>
+              </w:rPr>
+            </w:pPr>
+          </w:p>
+        </w:tc>
+        <w:tc>
+          <w:tcPr>
+            <w:tcW w:w="936" w:type="dxa"/>
+            <w:vAlign w:val="center"/>
+          </w:tcPr>
+          <w:p>
+            <w:pPr>
+              <w:rPr>
+                <w:sz w:val="22"/>
+              </w:rPr>
+            </w:pPr>
+            <w:r>
+              <w:rPr>
+                <w:sz w:val="22"/>
+              </w:rPr>
+              <w:t>6.6114</w:t>
+            </w:r>
+          </w:p>
+        </w:tc>
+        <w:tc>
+          <w:tcPr>
+            <w:tcW w:w="936" w:type="dxa"/>
+            <w:vAlign w:val="center"/>
+          </w:tcPr>
+          <w:p>
+            <w:pPr>
+              <w:rPr>
+                <w:sz w:val="22"/>
+              </w:rPr>
+            </w:pPr>
+            <w:r>
+              <w:rPr>
+                <w:sz w:val="22"/>
+              </w:rPr>
+              <w:t>437.97</w:t>
+            </w:r>
+          </w:p>
+        </w:tc>
+        <w:tc>
+          <w:tcPr>
+            <w:tcW w:w="1080" w:type="dxa"/>
+            <w:vAlign w:val="center"/>
+          </w:tcPr>
+          <w:p>
+            <w:pPr>
+              <w:rPr>
+                <w:sz w:val="22"/>
+              </w:rPr>
+            </w:pPr>
+            <w:r>
+              <w:rPr>
+                <w:sz w:val="22"/>
+              </w:rPr>
+              <w:t>208.41</w:t>
+            </w:r>
+          </w:p>
+        </w:tc>
+        <w:tc>
+          <w:tcPr>
+            <w:tcW w:w="936" w:type="dxa"/>
+            <w:vAlign w:val="center"/>
+          </w:tcPr>
+          <w:p>
+            <w:pPr>
+              <w:rPr>
+                <w:sz w:val="22"/>
+              </w:rPr>
+            </w:pPr>
+            <w:r>
+              <w:rPr>
+                <w:sz w:val="22"/>
+              </w:rPr>
+              <w:t>1.41</w:t>
+            </w:r>
+          </w:p>
+        </w:tc>
+      </w:tr>
+      <w:tr>
+        <w:trPr>
+          <w:jc w:val="center"/>
+        </w:trPr>
+        <w:tc>
+          <w:tcPr>
+            <w:tcW w:w="1728" w:type="dxa"/>
+            <w:shd w:val="clear" w:color="auto" w:fill="EAF0F7"/>
+            <w:vAlign w:val="center"/>
+          </w:tcPr>
+          <w:p>
+            <w:pPr>
+              <w:spacing w:after="0"/>
+              <w:rPr>
+                <w:sz w:val="22"/>
+              </w:rPr>
+            </w:pPr>
+            <w:r>
+              <w:rPr>
+                <w:sz w:val="22"/>
+              </w:rPr>
+              <w:t>AlexNet + BN + Aug</w:t>
+            </w:r>
+          </w:p>
+        </w:tc>
+        <w:tc>
+          <w:tcPr>
+            <w:tcW w:w="792" w:type="dxa"/>
+            <w:shd w:val="clear" w:color="auto" w:fill="EAF0F7"/>
+            <w:vAlign w:val="center"/>
+          </w:tcPr>
+          <w:p>
+            <w:pPr>
+              <w:spacing w:after="0"/>
+              <w:rPr>
+                <w:sz w:val="22"/>
+              </w:rPr>
+            </w:pPr>
+            <w:r>
+              <w:rPr>
+                <w:sz w:val="22"/>
+              </w:rPr>
+              <w:t>5</w:t>
+            </w:r>
+          </w:p>
+        </w:tc>
+        <w:tc>
+          <w:tcPr>
+            <w:tcW w:w="2376" w:type="dxa"/>
+            <w:shd w:val="clear" w:color="auto" w:fill="EAF0F7"/>
+            <w:vAlign w:val="center"/>
+          </w:tcPr>
+          <w:p>
+            <w:pPr>
+              <w:spacing w:after="0"/>
+              <w:rPr>
+                <w:sz w:val="22"/>
+              </w:rPr>
+            </w:pPr>
+            <w:r>
+              <w:rPr>
+                <w:sz w:val="22"/>
+              </w:rPr>
+              <w:t>BatchNorm2d + Dropout p=0.5</w:t>
+            </w:r>
+          </w:p>
+        </w:tc>
+        <w:tc>
+          <w:tcPr>
+            <w:tcW w:w="936" w:type="dxa"/>
+            <w:shd w:val="clear" w:color="auto" w:fill="EAF0F7"/>
+            <w:vAlign w:val="center"/>
+          </w:tcPr>
+          <w:p>
+            <w:pPr>
+              <w:spacing w:after="0"/>
+              <w:rPr>
+                <w:sz w:val="22"/>
+              </w:rPr>
+            </w:pPr>
+          </w:p>
+        </w:tc>
+        <w:tc>
+          <w:tcPr>
+            <w:tcW w:w="936" w:type="dxa"/>
+            <w:shd w:val="clear" w:color="auto" w:fill="EAF0F7"/>
+            <w:vAlign w:val="center"/>
+          </w:tcPr>
+          <w:p>
+            <w:pPr>
+              <w:spacing w:after="0"/>
+              <w:rPr>
+                <w:sz w:val="22"/>
+              </w:rPr>
+            </w:pPr>
+            <w:r>
+              <w:rPr>
+                <w:sz w:val="22"/>
+              </w:rPr>
+              <w:t>6.6114</w:t>
+            </w:r>
+          </w:p>
+        </w:tc>
+        <w:tc>
+          <w:tcPr>
+            <w:tcW w:w="936" w:type="dxa"/>
+            <w:shd w:val="clear" w:color="auto" w:fill="EAF0F7"/>
+            <w:vAlign w:val="center"/>
+          </w:tcPr>
+          <w:p>
+            <w:pPr>
+              <w:spacing w:after="0"/>
+              <w:rPr>
+                <w:sz w:val="22"/>
+              </w:rPr>
+            </w:pPr>
+            <w:r>
+              <w:rPr>
+                <w:sz w:val="22"/>
+              </w:rPr>
+              <w:t>437.97</w:t>
+            </w:r>
+          </w:p>
+        </w:tc>
+        <w:tc>
+          <w:tcPr>
+            <w:tcW w:w="1080" w:type="dxa"/>
+            <w:shd w:val="clear" w:color="auto" w:fill="EAF0F7"/>
+            <w:vAlign w:val="center"/>
+          </w:tcPr>
+          <w:p>
+            <w:pPr>
+              <w:spacing w:after="0"/>
+              <w:rPr>
+                <w:sz w:val="22"/>
+              </w:rPr>
+            </w:pPr>
+            <w:r>
+              <w:rPr>
+                <w:sz w:val="22"/>
+              </w:rPr>
+              <w:t>221.56</w:t>
+            </w:r>
+          </w:p>
+        </w:tc>
+        <w:tc>
+          <w:tcPr>
+            <w:tcW w:w="936" w:type="dxa"/>
+            <w:shd w:val="clear" w:color="auto" w:fill="EAF0F7"/>
+            <w:vAlign w:val="center"/>
+          </w:tcPr>
+          <w:p>
+            <w:pPr>
+              <w:spacing w:after="0"/>
+              <w:rPr>
+                <w:sz w:val="22"/>
+              </w:rPr>
+            </w:pPr>
+            <w:r>
+              <w:rPr>
+                <w:sz w:val="22"/>
+              </w:rPr>
+              <w:t>1.41</w:t>
+            </w:r>
+          </w:p>
+        </w:tc>
+      </w:tr>
+      <w:tr>
+        <w:trPr>
+          <w:jc w:val="center"/>
+        </w:trPr>
+        <w:tc>
+          <w:tcPr>
+            <w:tcW w:w="1728" w:type="dxa"/>
+            <w:vAlign w:val="center"/>
+          </w:tcPr>
+          <w:p>
+            <w:pPr>
+              <w:spacing w:after="0"/>
+              <w:rPr>
+                <w:sz w:val="22"/>
+              </w:rPr>
+            </w:pPr>
+            <w:r>
+              <w:rPr>
+                <w:sz w:val="22"/>
+              </w:rPr>
+              <w:t>PyTorch Zoo AlexNet</w:t>
+            </w:r>
+          </w:p>
+        </w:tc>
+        <w:tc>
+          <w:tcPr>
+            <w:tcW w:w="792" w:type="dxa"/>
+            <w:vAlign w:val="center"/>
+          </w:tcPr>
+          <w:p>
+            <w:pPr>
+              <w:spacing w:after="0"/>
+              <w:rPr>
+                <w:sz w:val="22"/>
+              </w:rPr>
+            </w:pPr>
+            <w:r>
+              <w:rPr>
+                <w:sz w:val="22"/>
+              </w:rPr>
+              <w:t>5</w:t>
+            </w:r>
+          </w:p>
+        </w:tc>
+        <w:tc>
+          <w:tcPr>
+            <w:tcW w:w="2376" w:type="dxa"/>
+            <w:vAlign w:val="center"/>
+          </w:tcPr>
+          <w:p>
+            <w:pPr>
+              <w:spacing w:after="0"/>
+              <w:rPr>
+                <w:sz w:val="22"/>
+              </w:rPr>
+            </w:pPr>
+            <w:r>
+              <w:rPr>
+                <w:sz w:val="22"/>
+              </w:rPr>
+              <w:t>Torchvision AlexNet; Dropout p=0.5</w:t>
+            </w:r>
+          </w:p>
+        </w:tc>
+        <w:tc>
+          <w:tcPr>
+            <w:tcW w:w="936" w:type="dxa"/>
+            <w:vAlign w:val="center"/>
+          </w:tcPr>
+          <w:p>
+            <w:pPr>
+              <w:spacing w:after="0"/>
+              <w:rPr>
+                <w:sz w:val="22"/>
+              </w:rPr>
+            </w:pPr>
+          </w:p>
+        </w:tc>
+        <w:tc>
+          <w:tcPr>
+            <w:tcW w:w="936" w:type="dxa"/>
+            <w:vAlign w:val="center"/>
+          </w:tcPr>
+          <w:p>
+            <w:pPr>
+              <w:spacing w:after="0"/>
+              <w:rPr>
+                <w:sz w:val="22"/>
+              </w:rPr>
+            </w:pPr>
+            <w:r>
+              <w:rPr>
+                <w:sz w:val="22"/>
+              </w:rPr>
+              <w:t>57.0448</w:t>
+            </w:r>
+          </w:p>
+        </w:tc>
+        <w:tc>
+          <w:tcPr>
+            <w:tcW w:w="936" w:type="dxa"/>
+            <w:vAlign w:val="center"/>
+          </w:tcPr>
+          <w:p>
+            <w:pPr>
+              <w:spacing w:after="0"/>
+              <w:rPr>
+                <w:sz w:val="22"/>
+              </w:rPr>
+            </w:pPr>
+            <w:r>
+              <w:rPr>
+                <w:sz w:val="22"/>
+              </w:rPr>
+              <w:t>188.27</w:t>
+            </w:r>
+          </w:p>
+        </w:tc>
+        <w:tc>
+          <w:tcPr>
+            <w:tcW w:w="1080" w:type="dxa"/>
+            <w:vAlign w:val="center"/>
+          </w:tcPr>
+          <w:p>
+            <w:pPr>
+              <w:spacing w:after="0"/>
+              <w:rPr>
+                <w:sz w:val="22"/>
+              </w:rPr>
+            </w:pPr>
+            <w:r>
+              <w:t>160.79</w:t>
+            </w:r>
+          </w:p>
+        </w:tc>
+        <w:tc>
+          <w:tcPr>
+            <w:tcW w:w="936" w:type="dxa"/>
+            <w:vAlign w:val="center"/>
+          </w:tcPr>
+          <w:p>
+            <w:pPr>
+              <w:spacing w:after="0"/>
+              <w:rPr>
+                <w:sz w:val="22"/>
+              </w:rPr>
+            </w:pPr>
+            <w:r>
+              <w:rPr>
+                <w:sz w:val="22"/>
+              </w:rPr>
+              <w:t>3.09</w:t>
+            </w:r>
+          </w:p>
+        </w:tc>
+      </w:tr>
+    </w:tbl>
+    <w:p/>
+    <w:p>
+      <w:pPr>
+        <w:pStyle w:val="Heading2"/>
+      </w:pPr>
+      <w:r>
+        <w:t>Predictive performance across datasets</w:t>
+      </w:r>
+    </w:p>
+    <w:tbl>
+      <w:tblPr>
+        <w:tblStyle w:val="TableGrid"/>
+        <w:tblW w:w="0" w:type="auto"/>
+        <w:jc w:val="center"/>
+        <w:tblLook w:val="04A0" w:firstRow="1" w:lastRow="0" w:firstColumn="1" w:lastColumn="0" w:noHBand="0" w:noVBand="1"/>
+      </w:tblPr>
+      <w:tblGrid>
+        <w:gridCol w:w="2552"/>
+        <w:gridCol w:w="1872"/>
+        <w:gridCol w:w="1944"/>
+        <w:gridCol w:w="1944"/>
+        <w:gridCol w:w="1944"/>
+      </w:tblGrid>
+      <w:tr>
+        <w:trPr>
+          <w:jc w:val="center"/>
+        </w:trPr>
+        <w:tc>
+          <w:tcPr>
+            <w:tcW w:w="2552" w:type="dxa"/>
+            <w:shd w:val="clear" w:color="auto" w:fill="17365D"/>
+            <w:vAlign w:val="center"/>
+          </w:tcPr>
+          <w:p>
+            <w:pPr>
+              <w:spacing w:after="0"/>
+              <w:rPr>
+                <w:sz w:val="22"/>
+              </w:rPr>
+            </w:pPr>
+            <w:r>
+              <w:rPr>
+                <w:b/>
+                <w:color w:val="FFFFFF"/>
+                <w:sz w:val="22"/>
+              </w:rPr>
+              <w:t>Model</w:t>
+            </w:r>
+          </w:p>
+        </w:tc>
+        <w:tc>
+          <w:tcPr>
+            <w:tcW w:w="1872" w:type="dxa"/>
+            <w:shd w:val="clear" w:color="auto" w:fill="17365D"/>
+            <w:vAlign w:val="center"/>
+          </w:tcPr>
+          <w:p>
+            <w:pPr>
+              <w:spacing w:after="0"/>
+              <w:rPr>
+                <w:sz w:val="22"/>
+              </w:rPr>
+            </w:pPr>
+            <w:r>
+              <w:rPr>
+                <w:b/>
+                <w:color w:val="FFFFFF"/>
+                <w:sz w:val="22"/>
+              </w:rPr>
+              <w:t>CIFAR-10 val acc (%)</w:t>
+            </w:r>
+          </w:p>
+        </w:tc>
+        <w:tc>
+          <w:tcPr>
+            <w:tcW w:w="1944" w:type="dxa"/>
+            <w:shd w:val="clear" w:color="auto" w:fill="17365D"/>
+            <w:vAlign w:val="center"/>
+          </w:tcPr>
+          <w:p>
+            <w:pPr>
+              <w:spacing w:after="0"/>
+              <w:rPr>
+                <w:sz w:val="22"/>
+              </w:rPr>
+            </w:pPr>
+            <w:r>
+              <w:rPr>
+                <w:b/>
+                <w:color w:val="FFFFFF"/>
+                <w:sz w:val="22"/>
+              </w:rPr>
+              <w:t>CIFAR-10 macro F1 (%)</w:t>
+            </w:r>
+          </w:p>
+        </w:tc>
+        <w:tc>
+          <w:tcPr>
+            <w:tcW w:w="1944" w:type="dxa"/>
+            <w:shd w:val="clear" w:color="auto" w:fill="17365D"/>
+            <w:vAlign w:val="center"/>
+          </w:tcPr>
+          <w:p>
+            <w:pPr>
+              <w:spacing w:after="0"/>
+              <w:rPr>
+                <w:sz w:val="22"/>
+              </w:rPr>
+            </w:pPr>
+            <w:r>
+              <w:rPr>
+                <w:b/>
+                <w:color w:val="FFFFFF"/>
+                <w:sz w:val="22"/>
+              </w:rPr>
+              <w:t>Tiny ImageNet val acc (%)</w:t>
+            </w:r>
+          </w:p>
+        </w:tc>
+        <w:tc>
+          <w:tcPr>
+            <w:tcW w:w="1944" w:type="dxa"/>
+            <w:shd w:val="clear" w:color="auto" w:fill="17365D"/>
+            <w:vAlign w:val="center"/>
+          </w:tcPr>
+          <w:p>
+            <w:pPr>
+              <w:spacing w:after="0"/>
+              <w:rPr>
+                <w:sz w:val="22"/>
+              </w:rPr>
+            </w:pPr>
+            <w:r>
+              <w:rPr>
+                <w:b/>
+                <w:color w:val="FFFFFF"/>
+                <w:sz w:val="22"/>
+              </w:rPr>
+              <w:t>Tiny ImageNet macro F1 (%)</w:t>
+            </w:r>
+          </w:p>
+        </w:tc>
+      </w:tr>
+      <w:tr>
+        <w:trPr>
+          <w:jc w:val="center"/>
+        </w:trPr>
+        <w:tc>
+          <w:tcPr>
+            <w:tcW w:w="2552" w:type="dxa"/>
+            <w:vAlign w:val="center"/>
+          </w:tcPr>
+          <w:p>
+            <w:pPr>
+              <w:spacing w:after="0"/>
+              <w:rPr>
+                <w:sz w:val="22"/>
+              </w:rPr>
+            </w:pPr>
+            <w:r>
+              <w:rPr>
+                <w:sz w:val="22"/>
+              </w:rPr>
+              <w:t>Base LeNet-5</w:t>
+            </w:r>
+          </w:p>
+        </w:tc>
+        <w:tc>
+          <w:tcPr>
+            <w:tcW w:w="1872" w:type="dxa"/>
+            <w:vAlign w:val="center"/>
+          </w:tcPr>
+          <w:p>
+            <w:pPr>
+              <w:spacing w:after="0"/>
+              <w:rPr>
+                <w:sz w:val="22"/>
+              </w:rPr>
+            </w:pPr>
+            <w:r>
+              <w:rPr>
+                <w:sz w:val="22"/>
+              </w:rPr>
+              <w:t>52.78</w:t>
+            </w:r>
+          </w:p>
+        </w:tc>
+        <w:tc>
+          <w:tcPr>
+            <w:tcW w:w="1944" w:type="dxa"/>
+            <w:vAlign w:val="center"/>
+          </w:tcPr>
+          <w:p>
+            <w:pPr>
+              <w:spacing w:after="0"/>
+              <w:rPr>
+                <w:sz w:val="22"/>
+              </w:rPr>
+            </w:pPr>
+            <w:r>
+              <w:rPr>
+                <w:sz w:val="22"/>
+              </w:rPr>
+              <w:t>52.70</w:t>
+            </w:r>
+          </w:p>
+        </w:tc>
+        <w:tc>
+          <w:tcPr>
+            <w:tcW w:w="1944" w:type="dxa"/>
+            <w:vAlign w:val="center"/>
+          </w:tcPr>
+          <w:p>
+            <w:pPr>
+              <w:rPr>
+                <w:sz w:val="22"/>
+              </w:rPr>
+            </w:pPr>
+            <w:r>
+              <w:rPr>
+                <w:sz w:val="22"/>
+              </w:rPr>
+              <w:t>11.29 (5 epochs)</w:t>
+            </w:r>
+          </w:p>
+        </w:tc>
+        <w:tc>
+          <w:tcPr>
+            <w:tcW w:w="1944" w:type="dxa"/>
+            <w:vAlign w:val="center"/>
+          </w:tcPr>
+          <w:p>
+            <w:pPr>
+              <w:rPr>
+                <w:sz w:val="22"/>
+              </w:rPr>
+            </w:pPr>
+            <w:r>
+              <w:rPr>
+                <w:sz w:val="22"/>
+              </w:rPr>
+              <w:t>8.59 (5 epochs)</w:t>
+            </w:r>
+          </w:p>
+        </w:tc>
+      </w:tr>
+      <w:tr>
+        <w:trPr>
+          <w:jc w:val="center"/>
+        </w:trPr>
+        <w:tc>
+          <w:tcPr>
+            <w:tcW w:w="2552" w:type="dxa"/>
+            <w:shd w:val="clear" w:color="auto" w:fill="EAF0F7"/>
+            <w:vAlign w:val="center"/>
+          </w:tcPr>
+          <w:p>
+            <w:pPr>
+              <w:spacing w:after="0"/>
+              <w:rPr>
+                <w:sz w:val="22"/>
+              </w:rPr>
+            </w:pPr>
+            <w:r>
+              <w:rPr>
+                <w:sz w:val="22"/>
+              </w:rPr>
+              <w:t>Modernized LeNet</w:t>
+            </w:r>
+          </w:p>
+        </w:tc>
+        <w:tc>
+          <w:tcPr>
+            <w:tcW w:w="1872" w:type="dxa"/>
+            <w:shd w:val="clear" w:color="auto" w:fill="EAF0F7"/>
+            <w:vAlign w:val="center"/>
+          </w:tcPr>
+          <w:p>
+            <w:pPr>
+              <w:spacing w:after="0"/>
+              <w:rPr>
+                <w:sz w:val="22"/>
+              </w:rPr>
+            </w:pPr>
+            <w:r>
+              <w:rPr>
+                <w:sz w:val="22"/>
+              </w:rPr>
+              <w:t>66.66</w:t>
+            </w:r>
+          </w:p>
+        </w:tc>
+        <w:tc>
+          <w:tcPr>
+            <w:tcW w:w="1944" w:type="dxa"/>
+            <w:shd w:val="clear" w:color="auto" w:fill="EAF0F7"/>
+            <w:vAlign w:val="center"/>
+          </w:tcPr>
+          <w:p>
+            <w:pPr>
+              <w:spacing w:after="0"/>
+              <w:rPr>
+                <w:sz w:val="22"/>
+              </w:rPr>
+            </w:pPr>
+            <w:r>
+              <w:rPr>
+                <w:sz w:val="22"/>
+              </w:rPr>
+              <w:t>66.00</w:t>
+            </w:r>
+          </w:p>
+        </w:tc>
+        <w:tc>
+          <w:tcPr>
+            <w:tcW w:w="1944" w:type="dxa"/>
+            <w:shd w:val="clear" w:color="auto" w:fill="EAF0F7"/>
+            <w:vAlign w:val="center"/>
+          </w:tcPr>
+          <w:p>
+            <w:pPr>
+              <w:rPr>
+                <w:sz w:val="22"/>
+              </w:rPr>
+            </w:pPr>
+            <w:r>
+              <w:rPr>
+                <w:sz w:val="22"/>
+              </w:rPr>
+              <w:t xml:space="preserve">19.97 </w:t>
+            </w:r>
+            <w:r>
+              <w:rPr>
+                <w:sz w:val="22"/>
+              </w:rPr>
+              <w:t>(5 epochs)</w:t>
+            </w:r>
+          </w:p>
+        </w:tc>
+        <w:tc>
+          <w:tcPr>
+            <w:tcW w:w="1944" w:type="dxa"/>
+            <w:shd w:val="clear" w:color="auto" w:fill="EAF0F7"/>
+            <w:vAlign w:val="center"/>
+          </w:tcPr>
+          <w:p>
+            <w:pPr>
+              <w:rPr>
+                <w:sz w:val="22"/>
+              </w:rPr>
+            </w:pPr>
+            <w:r>
+              <w:rPr>
+                <w:sz w:val="22"/>
+              </w:rPr>
+              <w:t xml:space="preserve">17.37 </w:t>
+            </w:r>
+            <w:r>
+              <w:rPr>
+                <w:sz w:val="22"/>
+              </w:rPr>
+              <w:t>(5 epochs)</w:t>
+            </w:r>
+          </w:p>
+        </w:tc>
+      </w:tr>
+      <w:tr>
+        <w:trPr>
+          <w:jc w:val="center"/>
+        </w:trPr>
+        <w:tc>
+          <w:tcPr>
+            <w:tcW w:w="2552" w:type="dxa"/>
+            <w:vAlign w:val="center"/>
+          </w:tcPr>
+          <w:p>
+            <w:pPr>
+              <w:rPr>
+                <w:sz w:val="22"/>
+              </w:rPr>
+            </w:pPr>
+            <w:r>
+              <w:rPr>
+                <w:sz w:val="22"/>
+              </w:rPr>
+              <w:t>AlexNet (no norm)</w:t>
+            </w:r>
+          </w:p>
+        </w:tc>
+        <w:tc>
+          <w:tcPr>
+            <w:tcW w:w="1872" w:type="dxa"/>
+            <w:vAlign w:val="center"/>
+          </w:tcPr>
+          <w:p>
+            <w:pPr>
+              <w:rPr>
+                <w:sz w:val="22"/>
+              </w:rPr>
+            </w:pPr>
+            <w:r>
+              <w:rPr>
+                <w:sz w:val="22"/>
+              </w:rPr>
+              <w:t>72.89</w:t>
+            </w:r>
+          </w:p>
+        </w:tc>
+        <w:tc>
+          <w:tcPr>
+            <w:tcW w:w="1944" w:type="dxa"/>
+            <w:vAlign w:val="center"/>
+          </w:tcPr>
+          <w:p>
+            <w:pPr>
+              <w:rPr>
+                <w:sz w:val="22"/>
+              </w:rPr>
+            </w:pPr>
+            <w:r>
+              <w:rPr>
+                <w:sz w:val="22"/>
+              </w:rPr>
+              <w:t>72.82</w:t>
+            </w:r>
+          </w:p>
+        </w:tc>
+        <w:tc>
+          <w:tcPr>
+            <w:tcW w:w="1944" w:type="dxa"/>
+            <w:vAlign w:val="center"/>
+          </w:tcPr>
+          <w:p>
+            <w:pPr>
+              <w:rPr>
+                <w:sz w:val="22"/>
+              </w:rPr>
+            </w:pPr>
+          </w:p>
+        </w:tc>
+        <w:tc>
+          <w:tcPr>
+            <w:tcW w:w="1944" w:type="dxa"/>
+            <w:vAlign w:val="center"/>
+          </w:tcPr>
+          <w:p>
+            <w:pPr>
+              <w:rPr>
+                <w:sz w:val="22"/>
+              </w:rPr>
+            </w:pPr>
+          </w:p>
+        </w:tc>
+      </w:tr>
+      <w:tr>
+        <w:trPr>
+          <w:jc w:val="center"/>
+        </w:trPr>
+        <w:tc>
+          <w:tcPr>
+            <w:tcW w:w="2552" w:type="dxa"/>
+            <w:shd w:val="clear" w:color="auto" w:fill="EAF0F7"/>
+            <w:vAlign w:val="center"/>
+          </w:tcPr>
+          <w:p>
+            <w:pPr>
+              <w:rPr>
+                <w:sz w:val="22"/>
+              </w:rPr>
+            </w:pPr>
+            <w:r>
+              <w:rPr>
+                <w:sz w:val="22"/>
+              </w:rPr>
+              <w:t>AlexNet + LRN</w:t>
+            </w:r>
+          </w:p>
+        </w:tc>
+        <w:tc>
+          <w:tcPr>
+            <w:tcW w:w="1872" w:type="dxa"/>
+            <w:shd w:val="clear" w:color="auto" w:fill="EAF0F7"/>
+            <w:vAlign w:val="center"/>
+          </w:tcPr>
+          <w:p>
+            <w:pPr>
+              <w:rPr>
+                <w:sz w:val="22"/>
+              </w:rPr>
+            </w:pPr>
+            <w:r>
+              <w:rPr>
+                <w:sz w:val="22"/>
+              </w:rPr>
+              <w:t>73.24</w:t>
+            </w:r>
+          </w:p>
+        </w:tc>
+        <w:tc>
+          <w:tcPr>
+            <w:tcW w:w="1944" w:type="dxa"/>
+            <w:shd w:val="clear" w:color="auto" w:fill="EAF0F7"/>
+            <w:vAlign w:val="center"/>
+          </w:tcPr>
+          <w:p>
+            <w:pPr>
+              <w:rPr>
+                <w:sz w:val="22"/>
+              </w:rPr>
+            </w:pPr>
+            <w:r>
+              <w:rPr>
+                <w:sz w:val="22"/>
+              </w:rPr>
+              <w:t>73.38</w:t>
+            </w:r>
+          </w:p>
+        </w:tc>
+        <w:tc>
+          <w:tcPr>
+            <w:tcW w:w="1944" w:type="dxa"/>
+            <w:shd w:val="clear" w:color="auto" w:fill="EAF0F7"/>
+            <w:vAlign w:val="center"/>
+          </w:tcPr>
+          <w:p>
+            <w:pPr>
+              <w:rPr>
+                <w:sz w:val="22"/>
+              </w:rPr>
+            </w:pPr>
+          </w:p>
+        </w:tc>
+        <w:tc>
+          <w:tcPr>
+            <w:tcW w:w="1944" w:type="dxa"/>
+            <w:shd w:val="clear" w:color="auto" w:fill="EAF0F7"/>
+            <w:vAlign w:val="center"/>
+          </w:tcPr>
+          <w:p>
+            <w:pPr>
+              <w:rPr>
+                <w:sz w:val="22"/>
+              </w:rPr>
+            </w:pPr>
+          </w:p>
+        </w:tc>
+      </w:tr>
+      <w:tr>
+        <w:trPr>
+          <w:jc w:val="center"/>
+        </w:trPr>
+        <w:tc>
+          <w:tcPr>
+            <w:tcW w:w="2552" w:type="dxa"/>
+            <w:vAlign w:val="center"/>
+          </w:tcPr>
+          <w:p>
+            <w:pPr>
+              <w:rPr>
+                <w:sz w:val="22"/>
+              </w:rPr>
+            </w:pPr>
+            <w:r>
+              <w:rPr>
+                <w:sz w:val="22"/>
+              </w:rPr>
+              <w:t>AlexNet + BatchNorm</w:t>
+            </w:r>
+          </w:p>
+        </w:tc>
+        <w:tc>
+          <w:tcPr>
+            <w:tcW w:w="1872" w:type="dxa"/>
+            <w:vAlign w:val="center"/>
+          </w:tcPr>
+          <w:p>
+            <w:pPr>
+              <w:rPr>
+                <w:sz w:val="22"/>
+              </w:rPr>
+            </w:pPr>
+            <w:r>
+              <w:rPr>
+                <w:sz w:val="22"/>
+              </w:rPr>
+              <w:t>79.62</w:t>
+            </w:r>
+          </w:p>
+        </w:tc>
+        <w:tc>
+          <w:tcPr>
+            <w:tcW w:w="1944" w:type="dxa"/>
+            <w:vAlign w:val="center"/>
+          </w:tcPr>
+          <w:p>
+            <w:pPr>
+              <w:rPr>
+                <w:sz w:val="22"/>
+              </w:rPr>
+            </w:pPr>
+            <w:r>
+              <w:rPr>
+                <w:sz w:val="22"/>
+              </w:rPr>
+              <w:t>79.40</w:t>
+            </w:r>
+          </w:p>
+        </w:tc>
+        <w:tc>
+          <w:tcPr>
+            <w:tcW w:w="1944" w:type="dxa"/>
+            <w:vAlign w:val="center"/>
+          </w:tcPr>
+          <w:p>
+            <w:pPr>
+              <w:rPr>
+                <w:sz w:val="22"/>
+              </w:rPr>
+            </w:pPr>
+            <w:r>
+              <w:rPr>
+                <w:sz w:val="22"/>
+              </w:rPr>
+              <w:t>31.92 (10 epochs)</w:t>
+            </w:r>
+          </w:p>
+        </w:tc>
+        <w:tc>
+          <w:tcPr>
+            <w:tcW w:w="1944" w:type="dxa"/>
+            <w:vAlign w:val="center"/>
+          </w:tcPr>
+          <w:p>
+            <w:pPr>
+              <w:rPr>
+                <w:sz w:val="22"/>
+              </w:rPr>
+            </w:pPr>
+            <w:r>
+              <w:rPr>
+                <w:sz w:val="22"/>
+              </w:rPr>
+              <w:t>29.95 (10 epochs)</w:t>
+            </w:r>
+          </w:p>
+        </w:tc>
+      </w:tr>
+      <w:tr>
+        <w:trPr>
+          <w:jc w:val="center"/>
+        </w:trPr>
+        <w:tc>
+          <w:tcPr>
+            <w:tcW w:w="2552" w:type="dxa"/>
+            <w:shd w:val="clear" w:color="auto" w:fill="EAF0F7"/>
+            <w:vAlign w:val="center"/>
+          </w:tcPr>
+          <w:p>
+            <w:pPr>
+              <w:spacing w:after="0"/>
+              <w:rPr>
+                <w:sz w:val="22"/>
+              </w:rPr>
+            </w:pPr>
+            <w:r>
+              <w:rPr>
+                <w:sz w:val="22"/>
+              </w:rPr>
+              <w:t>AlexNet + BN + Aug</w:t>
+            </w:r>
+          </w:p>
+        </w:tc>
+        <w:tc>
+          <w:tcPr>
+            <w:tcW w:w="1872" w:type="dxa"/>
+            <w:shd w:val="clear" w:color="auto" w:fill="EAF0F7"/>
+            <w:vAlign w:val="center"/>
+          </w:tcPr>
+          <w:p>
+            <w:pPr>
+              <w:rPr>
+                <w:sz w:val="22"/>
+              </w:rPr>
+            </w:pPr>
+            <w:r>
+              <w:rPr>
+                <w:sz w:val="22"/>
+              </w:rPr>
+              <w:t xml:space="preserve">81.95 </w:t>
+            </w:r>
+          </w:p>
+        </w:tc>
+        <w:tc>
+          <w:tcPr>
+            <w:tcW w:w="1944" w:type="dxa"/>
+            <w:shd w:val="clear" w:color="auto" w:fill="EAF0F7"/>
+            <w:vAlign w:val="center"/>
+          </w:tcPr>
+          <w:p>
+            <w:pPr>
+              <w:rPr>
+                <w:sz w:val="22"/>
+              </w:rPr>
+            </w:pPr>
+            <w:r>
+              <w:rPr>
+                <w:sz w:val="22"/>
+              </w:rPr>
+              <w:t xml:space="preserve">82.21 </w:t>
+            </w:r>
+          </w:p>
+        </w:tc>
+        <w:tc>
+          <w:tcPr>
+            <w:tcW w:w="1944" w:type="dxa"/>
+            <w:shd w:val="clear" w:color="auto" w:fill="EAF0F7"/>
+            <w:vAlign w:val="center"/>
+          </w:tcPr>
+          <w:p>
+            <w:pPr>
+              <w:rPr>
+                <w:sz w:val="22"/>
+              </w:rPr>
+            </w:pPr>
+          </w:p>
+        </w:tc>
+        <w:tc>
+          <w:tcPr>
+            <w:tcW w:w="1944" w:type="dxa"/>
+            <w:shd w:val="clear" w:color="auto" w:fill="EAF0F7"/>
+            <w:vAlign w:val="center"/>
+          </w:tcPr>
+          <w:p>
+            <w:pPr>
+              <w:rPr>
+                <w:sz w:val="22"/>
+              </w:rPr>
+            </w:pPr>
+          </w:p>
+        </w:tc>
+      </w:tr>
+      <w:tr>
+        <w:trPr>
+          <w:jc w:val="center"/>
+        </w:trPr>
+        <w:tc>
+          <w:tcPr>
+            <w:tcW w:w="2552" w:type="dxa"/>
+            <w:vAlign w:val="center"/>
+          </w:tcPr>
+          <w:p>
+            <w:pPr>
+              <w:spacing w:after="0"/>
+              <w:rPr>
+                <w:sz w:val="22"/>
+              </w:rPr>
+            </w:pPr>
+            <w:r>
+              <w:rPr>
+                <w:sz w:val="22"/>
+              </w:rPr>
+              <w:t>PyTorch Zoo AlexNet</w:t>
+            </w:r>
+          </w:p>
+        </w:tc>
+        <w:tc>
+          <w:tcPr>
+            <w:tcW w:w="1872" w:type="dxa"/>
+            <w:vAlign w:val="center"/>
+          </w:tcPr>
+          <w:p>
+            <w:pPr>
+              <w:rPr>
+                <w:sz w:val="22"/>
+              </w:rPr>
+            </w:pPr>
+            <w:r>
+              <w:rPr>
+                <w:sz w:val="22"/>
+              </w:rPr>
+              <w:t xml:space="preserve">63.90 </w:t>
+            </w:r>
+          </w:p>
+        </w:tc>
+        <w:tc>
+          <w:tcPr>
+            <w:tcW w:w="1944" w:type="dxa"/>
+            <w:vAlign w:val="center"/>
+          </w:tcPr>
+          <w:p>
+            <w:pPr>
+              <w:rPr>
+                <w:sz w:val="22"/>
+              </w:rPr>
+            </w:pPr>
+            <w:r>
+              <w:rPr>
+                <w:sz w:val="22"/>
+              </w:rPr>
+              <w:t xml:space="preserve">63.05 </w:t>
+            </w:r>
+          </w:p>
+        </w:tc>
+        <w:tc>
+          <w:tcPr>
+            <w:tcW w:w="1944" w:type="dxa"/>
+            <w:vAlign w:val="center"/>
+          </w:tcPr>
+          <w:p>
+            <w:pPr>
+              <w:rPr>
+                <w:sz w:val="22"/>
+              </w:rPr>
+            </w:pPr>
+          </w:p>
+        </w:tc>
+        <w:tc>
+          <w:tcPr>
+            <w:tcW w:w="1944" w:type="dxa"/>
+            <w:vAlign w:val="center"/>
+          </w:tcPr>
+          <w:p>
+            <w:pPr>
+              <w:rPr>
+                <w:sz w:val="22"/>
+              </w:rPr>
+            </w:pPr>
+          </w:p>
+        </w:tc>
+      </w:tr>
+    </w:tbl>
+    <w:p>
+      <w:pPr>
+        <w:pStyle w:val="Heading2"/>
+      </w:pPr>
+      <w:r>
+        <w:t>Figures</w:t>
+      </w:r>
     </w:p>
     <w:p>
       <w:pPr>
@@ -3788,6 +6165,7 @@
         <w:rPr>
           <w:noProof/>
         </w:rPr>
+        <w:lastRenderedPageBreak/>
         <w:drawing>
           <wp:inline distT="0" distB="0" distL="0" distR="0" wp14:anchorId="5AC2E099" wp14:editId="23424428">
             <wp:extent cx="6492240" cy="2705100"/>
@@ -3853,7 +6231,6 @@
         <w:rPr>
           <w:noProof/>
         </w:rPr>
-        <w:lastRenderedPageBreak/>
         <w:drawing>
           <wp:inline distT="0" distB="0" distL="0" distR="0" wp14:anchorId="44F55077" wp14:editId="403D6ED9">
             <wp:extent cx="6492240" cy="2705100"/>
@@ -3919,6 +6296,7 @@
         <w:rPr>
           <w:noProof/>
         </w:rPr>
+        <w:lastRenderedPageBreak/>
         <w:drawing>
           <wp:inline distT="0" distB="0" distL="0" distR="0" wp14:anchorId="706CD819" wp14:editId="0FD25D24">
             <wp:extent cx="6492240" cy="2705100"/>
@@ -3984,7 +6362,6 @@
         <w:rPr>
           <w:noProof/>
         </w:rPr>
-        <w:lastRenderedPageBreak/>
         <w:drawing>
           <wp:inline distT="0" distB="0" distL="0" distR="0" wp14:anchorId="25D82829" wp14:editId="6793C654">
             <wp:extent cx="6492240" cy="2705100"/>
@@ -4050,6 +6427,7 @@
         <w:rPr>
           <w:noProof/>
         </w:rPr>
+        <w:lastRenderedPageBreak/>
         <w:drawing>
           <wp:inline distT="0" distB="0" distL="0" distR="0" wp14:anchorId="59A65706" wp14:editId="2B2C6D6B">
             <wp:extent cx="6492240" cy="2705100"/>
@@ -4115,7 +6493,6 @@
         <w:rPr>
           <w:noProof/>
         </w:rPr>
-        <w:lastRenderedPageBreak/>
         <w:drawing>
           <wp:inline distT="0" distB="0" distL="0" distR="0" wp14:anchorId="4277F5B8" wp14:editId="1C2BC1B3">
             <wp:extent cx="6492240" cy="2705100"/>
@@ -4181,6 +6558,7 @@
         <w:rPr>
           <w:noProof/>
         </w:rPr>
+        <w:lastRenderedPageBreak/>
         <w:drawing>
           <wp:inline distT="0" distB="0" distL="0" distR="0" wp14:anchorId="308D8623" wp14:editId="0E7C165A">
             <wp:extent cx="6492240" cy="2705100"/>
@@ -4239,2136 +6617,137 @@
     </w:p>
     <w:p>
       <w:pPr>
-        <w:pStyle w:val="Heading2"/>
+        <w:keepNext/>
       </w:pPr>
       <w:r>
-        <w:t>Architectural complexity and timing</w:t>
+        <w:rPr>
+          <w:noProof/>
+        </w:rPr>
+        <w:drawing>
+          <wp:inline distT="0" distB="0" distL="0" distR="0" wp14:anchorId="69B7F6BF" wp14:editId="29503D15">
+            <wp:extent cx="6492240" cy="2705100"/>
+            <wp:effectExtent l="0" t="0" r="0" b="0"/>
+            <wp:docPr id="816657411" name="Picture 2"/>
+            <wp:cNvGraphicFramePr>
+              <a:graphicFrameLocks xmlns:a="http://schemas.openxmlformats.org/drawingml/2006/main" noChangeAspect="1"/>
+            </wp:cNvGraphicFramePr>
+            <a:graphic xmlns:a="http://schemas.openxmlformats.org/drawingml/2006/main">
+              <a:graphicData uri="http://schemas.openxmlformats.org/drawingml/2006/picture">
+                <pic:pic xmlns:pic="http://schemas.openxmlformats.org/drawingml/2006/picture">
+                  <pic:nvPicPr>
+                    <pic:cNvPr id="816657411" name="Picture 816657411"/>
+                    <pic:cNvPicPr/>
+                  </pic:nvPicPr>
+                  <pic:blipFill>
+                    <a:blip r:embed="rId16"/>
+                    <a:stretch>
+                      <a:fillRect/>
+                    </a:stretch>
+                  </pic:blipFill>
+                  <pic:spPr>
+                    <a:xfrm>
+                      <a:off x="0" y="0"/>
+                      <a:ext cx="6492240" cy="2705100"/>
+                    </a:xfrm>
+                    <a:prstGeom prst="rect">
+                      <a:avLst/>
+                    </a:prstGeom>
+                  </pic:spPr>
+                </pic:pic>
+              </a:graphicData>
+            </a:graphic>
+          </wp:inline>
+        </w:drawing>
       </w:r>
     </w:p>
-    <w:tbl>
-      <w:tblPr>
-        <w:tblStyle w:val="TableGrid"/>
-        <w:tblW w:w="0" w:type="auto"/>
-        <w:jc w:val="center"/>
-        <w:tblLook w:val="04A0" w:firstRow="1" w:lastRow="0" w:firstColumn="1" w:lastColumn="0" w:noHBand="0" w:noVBand="1"/>
-      </w:tblPr>
-      <w:tblGrid>
-        <w:gridCol w:w="1728"/>
-        <w:gridCol w:w="792"/>
-        <w:gridCol w:w="2376"/>
-        <w:gridCol w:w="1531"/>
-        <w:gridCol w:w="941"/>
-        <w:gridCol w:w="936"/>
-        <w:gridCol w:w="1080"/>
-        <w:gridCol w:w="936"/>
-      </w:tblGrid>
-      <w:tr>
-        <w:trPr>
-          <w:jc w:val="center"/>
-        </w:trPr>
-        <w:tc>
-          <w:tcPr>
-            <w:tcW w:w="1728" w:type="dxa"/>
-            <w:shd w:val="clear" w:color="auto" w:fill="17365D"/>
-            <w:vAlign w:val="center"/>
-          </w:tcPr>
-          <w:p>
-            <w:pPr>
-              <w:spacing w:after="0"/>
-              <w:rPr>
-                <w:sz w:val="22"/>
-              </w:rPr>
-            </w:pPr>
-            <w:r>
-              <w:rPr>
-                <w:b/>
-                <w:color w:val="FFFFFF"/>
-                <w:sz w:val="22"/>
-              </w:rPr>
-              <w:t>Model</w:t>
-            </w:r>
-          </w:p>
-        </w:tc>
-        <w:tc>
-          <w:tcPr>
-            <w:tcW w:w="792" w:type="dxa"/>
-            <w:shd w:val="clear" w:color="auto" w:fill="17365D"/>
-            <w:vAlign w:val="center"/>
-          </w:tcPr>
-          <w:p>
-            <w:pPr>
-              <w:spacing w:after="0"/>
-              <w:rPr>
-                <w:sz w:val="22"/>
-              </w:rPr>
-            </w:pPr>
-            <w:r>
-              <w:rPr>
-                <w:b/>
-                <w:color w:val="FFFFFF"/>
-                <w:sz w:val="22"/>
-              </w:rPr>
-              <w:t>Conv depth</w:t>
-            </w:r>
-          </w:p>
-        </w:tc>
-        <w:tc>
-          <w:tcPr>
-            <w:tcW w:w="2376" w:type="dxa"/>
-            <w:shd w:val="clear" w:color="auto" w:fill="17365D"/>
-            <w:vAlign w:val="center"/>
-          </w:tcPr>
-          <w:p>
-            <w:pPr>
-              <w:spacing w:after="0"/>
-              <w:rPr>
-                <w:sz w:val="22"/>
-              </w:rPr>
-            </w:pPr>
-            <w:r>
-              <w:rPr>
-                <w:b/>
-                <w:color w:val="FFFFFF"/>
-                <w:sz w:val="22"/>
-              </w:rPr>
-              <w:t>Normalization / regularization</w:t>
-            </w:r>
-          </w:p>
-        </w:tc>
-        <w:tc>
-          <w:tcPr>
-            <w:tcW w:w="936" w:type="dxa"/>
-            <w:shd w:val="clear" w:color="auto" w:fill="17365D"/>
-            <w:vAlign w:val="center"/>
-          </w:tcPr>
-          <w:p>
-            <w:pPr>
-              <w:spacing w:after="0"/>
-              <w:rPr>
-                <w:sz w:val="22"/>
-              </w:rPr>
-            </w:pPr>
-            <w:r>
-              <w:rPr>
-                <w:b/>
-                <w:color w:val="FFFFFF"/>
-                <w:sz w:val="22"/>
-              </w:rPr>
-              <w:t>Augmentation</w:t>
-            </w:r>
-          </w:p>
-        </w:tc>
-        <w:tc>
-          <w:tcPr>
-            <w:tcW w:w="936" w:type="dxa"/>
-            <w:shd w:val="clear" w:color="auto" w:fill="17365D"/>
-            <w:vAlign w:val="center"/>
-          </w:tcPr>
-          <w:p>
-            <w:pPr>
-              <w:spacing w:after="0"/>
-              <w:rPr>
-                <w:sz w:val="22"/>
-              </w:rPr>
-            </w:pPr>
-            <w:r>
-              <w:rPr>
-                <w:b/>
-                <w:color w:val="FFFFFF"/>
-                <w:sz w:val="22"/>
-              </w:rPr>
-              <w:t>Params (M)</w:t>
-            </w:r>
-          </w:p>
-        </w:tc>
-        <w:tc>
-          <w:tcPr>
-            <w:tcW w:w="936" w:type="dxa"/>
-            <w:shd w:val="clear" w:color="auto" w:fill="17365D"/>
-            <w:vAlign w:val="center"/>
-          </w:tcPr>
-          <w:p>
-            <w:pPr>
-              <w:spacing w:after="0"/>
-              <w:rPr>
-                <w:sz w:val="22"/>
-              </w:rPr>
-            </w:pPr>
-            <w:r>
-              <w:rPr>
-                <w:b/>
-                <w:color w:val="FFFFFF"/>
-                <w:sz w:val="22"/>
-              </w:rPr>
-              <w:t>FLOPs (M)</w:t>
-            </w:r>
-          </w:p>
-        </w:tc>
-        <w:tc>
-          <w:tcPr>
-            <w:tcW w:w="1080" w:type="dxa"/>
-            <w:shd w:val="clear" w:color="auto" w:fill="17365D"/>
-            <w:vAlign w:val="center"/>
-          </w:tcPr>
-          <w:p>
-            <w:pPr>
-              <w:spacing w:after="0"/>
-              <w:rPr>
-                <w:sz w:val="22"/>
-              </w:rPr>
-            </w:pPr>
-            <w:r>
-              <w:rPr>
-                <w:b/>
-                <w:color w:val="FFFFFF"/>
-                <w:sz w:val="22"/>
-              </w:rPr>
-              <w:t>Mean epoch (s)</w:t>
-            </w:r>
-          </w:p>
-        </w:tc>
-        <w:tc>
-          <w:tcPr>
-            <w:tcW w:w="936" w:type="dxa"/>
-            <w:shd w:val="clear" w:color="auto" w:fill="17365D"/>
-            <w:vAlign w:val="center"/>
-          </w:tcPr>
-          <w:p>
-            <w:pPr>
-              <w:spacing w:after="0"/>
-              <w:rPr>
-                <w:sz w:val="22"/>
-              </w:rPr>
-            </w:pPr>
-            <w:r>
-              <w:rPr>
-                <w:b/>
-                <w:color w:val="FFFFFF"/>
-                <w:sz w:val="22"/>
-              </w:rPr>
-              <w:t>Latency (ms)</w:t>
-            </w:r>
-          </w:p>
-        </w:tc>
-      </w:tr>
-      <w:tr>
-        <w:trPr>
-          <w:jc w:val="center"/>
-        </w:trPr>
-        <w:tc>
-          <w:tcPr>
-            <w:tcW w:w="1728" w:type="dxa"/>
-            <w:vAlign w:val="center"/>
-          </w:tcPr>
-          <w:p>
-            <w:pPr>
-              <w:spacing w:after="0"/>
-              <w:rPr>
-                <w:sz w:val="22"/>
-              </w:rPr>
-            </w:pPr>
-            <w:r>
-              <w:rPr>
-                <w:sz w:val="22"/>
-              </w:rPr>
-              <w:t>Base LeNet-5</w:t>
-            </w:r>
-          </w:p>
-        </w:tc>
-        <w:tc>
-          <w:tcPr>
-            <w:tcW w:w="792" w:type="dxa"/>
-            <w:vAlign w:val="center"/>
-          </w:tcPr>
-          <w:p>
-            <w:pPr>
-              <w:spacing w:after="0"/>
-              <w:rPr>
-                <w:sz w:val="22"/>
-              </w:rPr>
-            </w:pPr>
-            <w:r>
-              <w:rPr>
-                <w:sz w:val="22"/>
-              </w:rPr>
-              <w:t>2</w:t>
-            </w:r>
-          </w:p>
-        </w:tc>
-        <w:tc>
-          <w:tcPr>
-            <w:tcW w:w="2376" w:type="dxa"/>
-            <w:vAlign w:val="center"/>
-          </w:tcPr>
-          <w:p>
-            <w:pPr>
-              <w:spacing w:after="0"/>
-              <w:rPr>
-                <w:sz w:val="22"/>
-              </w:rPr>
-            </w:pPr>
-            <w:r>
-              <w:rPr>
-                <w:sz w:val="22"/>
-              </w:rPr>
-              <w:t>None; as implemented</w:t>
-            </w:r>
-          </w:p>
-        </w:tc>
-        <w:tc>
-          <w:tcPr>
-            <w:tcW w:w="936" w:type="dxa"/>
-            <w:vAlign w:val="center"/>
-          </w:tcPr>
-          <w:p>
-            <w:pPr>
-              <w:spacing w:after="0"/>
-              <w:rPr>
-                <w:sz w:val="22"/>
-              </w:rPr>
-            </w:pPr>
-          </w:p>
-        </w:tc>
-        <w:tc>
-          <w:tcPr>
-            <w:tcW w:w="936" w:type="dxa"/>
-            <w:vAlign w:val="center"/>
-          </w:tcPr>
-          <w:p>
-            <w:pPr>
-              <w:spacing w:after="0"/>
-              <w:rPr>
-                <w:sz w:val="22"/>
-              </w:rPr>
-            </w:pPr>
-            <w:r>
-              <w:rPr>
-                <w:sz w:val="22"/>
-              </w:rPr>
-              <w:t>0.3385</w:t>
-            </w:r>
-          </w:p>
-        </w:tc>
-        <w:tc>
-          <w:tcPr>
-            <w:tcW w:w="936" w:type="dxa"/>
-            <w:vAlign w:val="center"/>
-          </w:tcPr>
-          <w:p>
-            <w:pPr>
-              <w:spacing w:after="0"/>
-              <w:rPr>
-                <w:sz w:val="22"/>
-              </w:rPr>
-            </w:pPr>
-            <w:r>
-              <w:rPr>
-                <w:sz w:val="22"/>
-              </w:rPr>
-              <w:t>7.17</w:t>
-            </w:r>
-          </w:p>
-        </w:tc>
-        <w:tc>
-          <w:tcPr>
-            <w:tcW w:w="1080" w:type="dxa"/>
-            <w:vAlign w:val="center"/>
-          </w:tcPr>
-          <w:p>
-            <w:pPr>
-              <w:spacing w:after="0"/>
-              <w:rPr>
-                <w:sz w:val="22"/>
-              </w:rPr>
-            </w:pPr>
-            <w:r>
-              <w:rPr>
-                <w:sz w:val="22"/>
-              </w:rPr>
-              <w:t>48.54</w:t>
-            </w:r>
-          </w:p>
-        </w:tc>
-        <w:tc>
-          <w:tcPr>
-            <w:tcW w:w="936" w:type="dxa"/>
-            <w:vAlign w:val="center"/>
-          </w:tcPr>
-          <w:p>
-            <w:pPr>
-              <w:spacing w:after="0"/>
-              <w:rPr>
-                <w:sz w:val="22"/>
-              </w:rPr>
-            </w:pPr>
-            <w:r>
-              <w:rPr>
-                <w:sz w:val="22"/>
-              </w:rPr>
-              <w:t>0.17</w:t>
-            </w:r>
-          </w:p>
-        </w:tc>
-      </w:tr>
-      <w:tr>
-        <w:trPr>
-          <w:jc w:val="center"/>
-        </w:trPr>
-        <w:tc>
-          <w:tcPr>
-            <w:tcW w:w="1728" w:type="dxa"/>
-            <w:shd w:val="clear" w:color="auto" w:fill="EAF0F7"/>
-            <w:vAlign w:val="center"/>
-          </w:tcPr>
-          <w:p>
-            <w:pPr>
-              <w:spacing w:after="0"/>
-              <w:rPr>
-                <w:sz w:val="22"/>
-              </w:rPr>
-            </w:pPr>
-            <w:r>
-              <w:rPr>
-                <w:sz w:val="22"/>
-              </w:rPr>
-              <w:t>Modernized LeNet</w:t>
-            </w:r>
-          </w:p>
-        </w:tc>
-        <w:tc>
-          <w:tcPr>
-            <w:tcW w:w="792" w:type="dxa"/>
-            <w:shd w:val="clear" w:color="auto" w:fill="EAF0F7"/>
-            <w:vAlign w:val="center"/>
-          </w:tcPr>
-          <w:p>
-            <w:pPr>
-              <w:spacing w:after="0"/>
-              <w:rPr>
-                <w:sz w:val="22"/>
-              </w:rPr>
-            </w:pPr>
-            <w:r>
-              <w:rPr>
-                <w:sz w:val="22"/>
-              </w:rPr>
-              <w:t>2</w:t>
-            </w:r>
-          </w:p>
-        </w:tc>
-        <w:tc>
-          <w:tcPr>
-            <w:tcW w:w="2376" w:type="dxa"/>
-            <w:shd w:val="clear" w:color="auto" w:fill="EAF0F7"/>
-            <w:vAlign w:val="center"/>
-          </w:tcPr>
-          <w:p>
-            <w:pPr>
-              <w:spacing w:after="0"/>
-              <w:rPr>
-                <w:sz w:val="22"/>
-              </w:rPr>
-            </w:pPr>
-            <w:r>
-              <w:rPr>
-                <w:sz w:val="22"/>
-              </w:rPr>
-              <w:t>ReLU + overlapping MaxPool</w:t>
-            </w:r>
-          </w:p>
-        </w:tc>
-        <w:tc>
-          <w:tcPr>
-            <w:tcW w:w="936" w:type="dxa"/>
-            <w:shd w:val="clear" w:color="auto" w:fill="EAF0F7"/>
-            <w:vAlign w:val="center"/>
-          </w:tcPr>
-          <w:p>
-            <w:pPr>
-              <w:spacing w:after="0"/>
-              <w:rPr>
-                <w:sz w:val="22"/>
-              </w:rPr>
-            </w:pPr>
-          </w:p>
-        </w:tc>
-        <w:tc>
-          <w:tcPr>
-            <w:tcW w:w="936" w:type="dxa"/>
-            <w:shd w:val="clear" w:color="auto" w:fill="EAF0F7"/>
-            <w:vAlign w:val="center"/>
-          </w:tcPr>
-          <w:p>
-            <w:pPr>
-              <w:spacing w:after="0"/>
-              <w:rPr>
-                <w:sz w:val="22"/>
-              </w:rPr>
-            </w:pPr>
-            <w:r>
-              <w:rPr>
-                <w:sz w:val="22"/>
-              </w:rPr>
-              <w:t>0.4460</w:t>
-            </w:r>
-          </w:p>
-        </w:tc>
-        <w:tc>
-          <w:tcPr>
-            <w:tcW w:w="936" w:type="dxa"/>
-            <w:shd w:val="clear" w:color="auto" w:fill="EAF0F7"/>
-            <w:vAlign w:val="center"/>
-          </w:tcPr>
-          <w:p>
-            <w:pPr>
-              <w:spacing w:after="0"/>
-              <w:rPr>
-                <w:sz w:val="22"/>
-              </w:rPr>
-            </w:pPr>
-            <w:r>
-              <w:rPr>
-                <w:sz w:val="22"/>
-              </w:rPr>
-              <w:t>9.19</w:t>
-            </w:r>
-          </w:p>
-        </w:tc>
-        <w:tc>
-          <w:tcPr>
-            <w:tcW w:w="1080" w:type="dxa"/>
-            <w:shd w:val="clear" w:color="auto" w:fill="EAF0F7"/>
-            <w:vAlign w:val="center"/>
-          </w:tcPr>
-          <w:p>
-            <w:pPr>
-              <w:spacing w:after="0"/>
-              <w:rPr>
-                <w:sz w:val="22"/>
-              </w:rPr>
-            </w:pPr>
-            <w:r>
-              <w:rPr>
-                <w:sz w:val="22"/>
-              </w:rPr>
-              <w:t>52.24</w:t>
-            </w:r>
-          </w:p>
-        </w:tc>
-        <w:tc>
-          <w:tcPr>
-            <w:tcW w:w="936" w:type="dxa"/>
-            <w:shd w:val="clear" w:color="auto" w:fill="EAF0F7"/>
-            <w:vAlign w:val="center"/>
-          </w:tcPr>
-          <w:p>
-            <w:pPr>
-              <w:spacing w:after="0"/>
-              <w:rPr>
-                <w:sz w:val="22"/>
-              </w:rPr>
-            </w:pPr>
-            <w:r>
-              <w:rPr>
-                <w:sz w:val="22"/>
-              </w:rPr>
-              <w:t>0.20</w:t>
-            </w:r>
-          </w:p>
-        </w:tc>
-      </w:tr>
-      <w:tr>
-        <w:trPr>
-          <w:jc w:val="center"/>
-        </w:trPr>
-        <w:tc>
-          <w:tcPr>
-            <w:tcW w:w="1728" w:type="dxa"/>
-            <w:vAlign w:val="center"/>
-          </w:tcPr>
-          <w:p>
-            <w:pPr>
-              <w:rPr>
-                <w:sz w:val="22"/>
-              </w:rPr>
-            </w:pPr>
-            <w:r>
-              <w:rPr>
-                <w:sz w:val="22"/>
-              </w:rPr>
-              <w:t>AlexNet (no norm)</w:t>
-            </w:r>
-          </w:p>
-        </w:tc>
-        <w:tc>
-          <w:tcPr>
-            <w:tcW w:w="792" w:type="dxa"/>
-            <w:vAlign w:val="center"/>
-          </w:tcPr>
-          <w:p>
-            <w:pPr>
-              <w:rPr>
-                <w:sz w:val="22"/>
-              </w:rPr>
-            </w:pPr>
-            <w:r>
-              <w:rPr>
-                <w:sz w:val="22"/>
-              </w:rPr>
-              <w:t>5</w:t>
-            </w:r>
-          </w:p>
-        </w:tc>
-        <w:tc>
-          <w:tcPr>
-            <w:tcW w:w="2376" w:type="dxa"/>
-            <w:vAlign w:val="center"/>
-          </w:tcPr>
-          <w:p>
-            <w:pPr>
-              <w:rPr>
-                <w:sz w:val="22"/>
-              </w:rPr>
-            </w:pPr>
-            <w:r>
-              <w:rPr>
-                <w:sz w:val="22"/>
-              </w:rPr>
-              <w:t>Dropout p=0.5; Identity normalization</w:t>
-            </w:r>
-          </w:p>
-        </w:tc>
-        <w:tc>
-          <w:tcPr>
-            <w:tcW w:w="936" w:type="dxa"/>
-            <w:vAlign w:val="center"/>
-          </w:tcPr>
-          <w:p>
-            <w:pPr>
-              <w:rPr>
-                <w:sz w:val="22"/>
-              </w:rPr>
-            </w:pPr>
-          </w:p>
-        </w:tc>
-        <w:tc>
-          <w:tcPr>
-            <w:tcW w:w="936" w:type="dxa"/>
-            <w:vAlign w:val="center"/>
-          </w:tcPr>
-          <w:p>
-            <w:pPr>
-              <w:rPr>
-                <w:sz w:val="22"/>
-              </w:rPr>
-            </w:pPr>
-            <w:r>
-              <w:rPr>
-                <w:sz w:val="22"/>
-              </w:rPr>
-              <w:t>6.6088</w:t>
-            </w:r>
-          </w:p>
-        </w:tc>
-        <w:tc>
-          <w:tcPr>
-            <w:tcW w:w="936" w:type="dxa"/>
-            <w:vAlign w:val="center"/>
-          </w:tcPr>
-          <w:p>
-            <w:pPr>
-              <w:rPr>
-                <w:sz w:val="22"/>
-              </w:rPr>
-            </w:pPr>
-            <w:r>
-              <w:rPr>
-                <w:sz w:val="22"/>
-              </w:rPr>
-              <w:t>436.70</w:t>
-            </w:r>
-          </w:p>
-        </w:tc>
-        <w:tc>
-          <w:tcPr>
-            <w:tcW w:w="1080" w:type="dxa"/>
-            <w:vAlign w:val="center"/>
-          </w:tcPr>
-          <w:p>
-            <w:pPr>
-              <w:rPr>
-                <w:sz w:val="22"/>
-              </w:rPr>
-            </w:pPr>
-            <w:r>
-              <w:rPr>
-                <w:sz w:val="22"/>
-              </w:rPr>
-              <w:t>215.54</w:t>
-            </w:r>
-          </w:p>
-        </w:tc>
-        <w:tc>
-          <w:tcPr>
-            <w:tcW w:w="936" w:type="dxa"/>
-            <w:vAlign w:val="center"/>
-          </w:tcPr>
-          <w:p>
-            <w:pPr>
-              <w:rPr>
-                <w:sz w:val="22"/>
-              </w:rPr>
-            </w:pPr>
-            <w:r>
-              <w:rPr>
-                <w:sz w:val="22"/>
-              </w:rPr>
-              <w:t>1.31</w:t>
-            </w:r>
-          </w:p>
-        </w:tc>
-      </w:tr>
-      <w:tr>
-        <w:trPr>
-          <w:jc w:val="center"/>
-        </w:trPr>
-        <w:tc>
-          <w:tcPr>
-            <w:tcW w:w="1728" w:type="dxa"/>
-            <w:shd w:val="clear" w:color="auto" w:fill="EAF0F7"/>
-            <w:vAlign w:val="center"/>
-          </w:tcPr>
-          <w:p>
-            <w:pPr>
-              <w:rPr>
-                <w:sz w:val="22"/>
-              </w:rPr>
-            </w:pPr>
-            <w:r>
-              <w:rPr>
-                <w:sz w:val="22"/>
-              </w:rPr>
-              <w:t>AlexNet + LRN</w:t>
-            </w:r>
-          </w:p>
-        </w:tc>
-        <w:tc>
-          <w:tcPr>
-            <w:tcW w:w="792" w:type="dxa"/>
-            <w:shd w:val="clear" w:color="auto" w:fill="EAF0F7"/>
-            <w:vAlign w:val="center"/>
-          </w:tcPr>
-          <w:p>
-            <w:pPr>
-              <w:rPr>
-                <w:sz w:val="22"/>
-              </w:rPr>
-            </w:pPr>
-            <w:r>
-              <w:rPr>
-                <w:sz w:val="22"/>
-              </w:rPr>
-              <w:t>5</w:t>
-            </w:r>
-          </w:p>
-        </w:tc>
-        <w:tc>
-          <w:tcPr>
-            <w:tcW w:w="2376" w:type="dxa"/>
-            <w:shd w:val="clear" w:color="auto" w:fill="EAF0F7"/>
-            <w:vAlign w:val="center"/>
-          </w:tcPr>
-          <w:p>
-            <w:pPr>
-              <w:rPr>
-                <w:sz w:val="22"/>
-              </w:rPr>
-            </w:pPr>
-            <w:r>
-              <w:rPr>
-                <w:sz w:val="22"/>
-              </w:rPr>
-              <w:t>LRN + Dropout p=0.5</w:t>
-            </w:r>
-          </w:p>
-        </w:tc>
-        <w:tc>
-          <w:tcPr>
-            <w:tcW w:w="936" w:type="dxa"/>
-            <w:shd w:val="clear" w:color="auto" w:fill="EAF0F7"/>
-            <w:vAlign w:val="center"/>
-          </w:tcPr>
-          <w:p>
-            <w:pPr>
-              <w:rPr>
-                <w:sz w:val="22"/>
-              </w:rPr>
-            </w:pPr>
-          </w:p>
-        </w:tc>
-        <w:tc>
-          <w:tcPr>
-            <w:tcW w:w="936" w:type="dxa"/>
-            <w:shd w:val="clear" w:color="auto" w:fill="EAF0F7"/>
-            <w:vAlign w:val="center"/>
-          </w:tcPr>
-          <w:p>
-            <w:pPr>
-              <w:rPr>
-                <w:sz w:val="22"/>
-              </w:rPr>
-            </w:pPr>
-            <w:r>
-              <w:rPr>
-                <w:sz w:val="22"/>
-              </w:rPr>
-              <w:t>6.6088</w:t>
-            </w:r>
-          </w:p>
-        </w:tc>
-        <w:tc>
-          <w:tcPr>
-            <w:tcW w:w="936" w:type="dxa"/>
-            <w:shd w:val="clear" w:color="auto" w:fill="EAF0F7"/>
-            <w:vAlign w:val="center"/>
-          </w:tcPr>
-          <w:p>
-            <w:pPr>
-              <w:rPr>
-                <w:sz w:val="22"/>
-              </w:rPr>
-            </w:pPr>
-            <w:r>
-              <w:rPr>
-                <w:sz w:val="22"/>
-              </w:rPr>
-              <w:t>436.70</w:t>
-            </w:r>
-          </w:p>
-        </w:tc>
-        <w:tc>
-          <w:tcPr>
-            <w:tcW w:w="1080" w:type="dxa"/>
-            <w:shd w:val="clear" w:color="auto" w:fill="EAF0F7"/>
-            <w:vAlign w:val="center"/>
-          </w:tcPr>
-          <w:p>
-            <w:pPr>
-              <w:rPr>
-                <w:sz w:val="22"/>
-              </w:rPr>
-            </w:pPr>
-            <w:r>
-              <w:rPr>
-                <w:sz w:val="22"/>
-              </w:rPr>
-              <w:t>249.33</w:t>
-            </w:r>
-          </w:p>
-        </w:tc>
-        <w:tc>
-          <w:tcPr>
-            <w:tcW w:w="936" w:type="dxa"/>
-            <w:shd w:val="clear" w:color="auto" w:fill="EAF0F7"/>
-            <w:vAlign w:val="center"/>
-          </w:tcPr>
-          <w:p>
-            <w:pPr>
-              <w:rPr>
-                <w:sz w:val="22"/>
-              </w:rPr>
-            </w:pPr>
-            <w:r>
-              <w:rPr>
-                <w:sz w:val="22"/>
-              </w:rPr>
-              <w:t>2.28</w:t>
-            </w:r>
-          </w:p>
-        </w:tc>
-      </w:tr>
-      <w:tr>
-        <w:trPr>
-          <w:jc w:val="center"/>
-        </w:trPr>
-        <w:tc>
-          <w:tcPr>
-            <w:tcW w:w="1728" w:type="dxa"/>
-            <w:vAlign w:val="center"/>
-          </w:tcPr>
-          <w:p>
-            <w:pPr>
-              <w:rPr>
-                <w:sz w:val="22"/>
-              </w:rPr>
-            </w:pPr>
-            <w:r>
-              <w:rPr>
-                <w:sz w:val="22"/>
-              </w:rPr>
-              <w:t>AlexNet + BatchNorm</w:t>
-            </w:r>
-          </w:p>
-        </w:tc>
-        <w:tc>
-          <w:tcPr>
-            <w:tcW w:w="792" w:type="dxa"/>
-            <w:vAlign w:val="center"/>
-          </w:tcPr>
-          <w:p>
-            <w:pPr>
-              <w:rPr>
-                <w:sz w:val="22"/>
-              </w:rPr>
-            </w:pPr>
-            <w:r>
-              <w:rPr>
-                <w:sz w:val="22"/>
-              </w:rPr>
-              <w:t>5</w:t>
-            </w:r>
-          </w:p>
-        </w:tc>
-        <w:tc>
-          <w:tcPr>
-            <w:tcW w:w="2376" w:type="dxa"/>
-            <w:vAlign w:val="center"/>
-          </w:tcPr>
-          <w:p>
-            <w:pPr>
-              <w:rPr>
-                <w:sz w:val="22"/>
-              </w:rPr>
-            </w:pPr>
-            <w:r>
-              <w:rPr>
-                <w:sz w:val="22"/>
-              </w:rPr>
-              <w:t>BatchNorm2d + Dropout p=0.5</w:t>
-            </w:r>
-          </w:p>
-        </w:tc>
-        <w:tc>
-          <w:tcPr>
-            <w:tcW w:w="936" w:type="dxa"/>
-            <w:vAlign w:val="center"/>
-          </w:tcPr>
-          <w:p>
-            <w:pPr>
-              <w:rPr>
-                <w:sz w:val="22"/>
-              </w:rPr>
-            </w:pPr>
-          </w:p>
-        </w:tc>
-        <w:tc>
-          <w:tcPr>
-            <w:tcW w:w="936" w:type="dxa"/>
-            <w:vAlign w:val="center"/>
-          </w:tcPr>
-          <w:p>
-            <w:pPr>
-              <w:rPr>
-                <w:sz w:val="22"/>
-              </w:rPr>
-            </w:pPr>
-            <w:r>
-              <w:rPr>
-                <w:sz w:val="22"/>
-              </w:rPr>
-              <w:t>6.6114</w:t>
-            </w:r>
-          </w:p>
-        </w:tc>
-        <w:tc>
-          <w:tcPr>
-            <w:tcW w:w="936" w:type="dxa"/>
-            <w:vAlign w:val="center"/>
-          </w:tcPr>
-          <w:p>
-            <w:pPr>
-              <w:rPr>
-                <w:sz w:val="22"/>
-              </w:rPr>
-            </w:pPr>
-            <w:r>
-              <w:rPr>
-                <w:sz w:val="22"/>
-              </w:rPr>
-              <w:t>437.97</w:t>
-            </w:r>
-          </w:p>
-        </w:tc>
-        <w:tc>
-          <w:tcPr>
-            <w:tcW w:w="1080" w:type="dxa"/>
-            <w:vAlign w:val="center"/>
-          </w:tcPr>
-          <w:p>
-            <w:pPr>
-              <w:rPr>
-                <w:sz w:val="22"/>
-              </w:rPr>
-            </w:pPr>
-            <w:r>
-              <w:rPr>
-                <w:sz w:val="22"/>
-              </w:rPr>
-              <w:t>208.41</w:t>
-            </w:r>
-          </w:p>
-        </w:tc>
-        <w:tc>
-          <w:tcPr>
-            <w:tcW w:w="936" w:type="dxa"/>
-            <w:vAlign w:val="center"/>
-          </w:tcPr>
-          <w:p>
-            <w:pPr>
-              <w:rPr>
-                <w:sz w:val="22"/>
-              </w:rPr>
-            </w:pPr>
-            <w:r>
-              <w:rPr>
-                <w:sz w:val="22"/>
-              </w:rPr>
-              <w:t>1.41</w:t>
-            </w:r>
-          </w:p>
-        </w:tc>
-      </w:tr>
-      <w:tr>
-        <w:trPr>
-          <w:jc w:val="center"/>
-        </w:trPr>
-        <w:tc>
-          <w:tcPr>
-            <w:tcW w:w="1728" w:type="dxa"/>
-            <w:shd w:val="clear" w:color="auto" w:fill="EAF0F7"/>
-            <w:vAlign w:val="center"/>
-          </w:tcPr>
-          <w:p>
-            <w:pPr>
-              <w:spacing w:after="0"/>
-              <w:rPr>
-                <w:sz w:val="22"/>
-              </w:rPr>
-            </w:pPr>
-            <w:r>
-              <w:rPr>
-                <w:sz w:val="22"/>
-              </w:rPr>
-              <w:t>AlexNet + BN + Aug</w:t>
-            </w:r>
-          </w:p>
-        </w:tc>
-        <w:tc>
-          <w:tcPr>
-            <w:tcW w:w="792" w:type="dxa"/>
-            <w:shd w:val="clear" w:color="auto" w:fill="EAF0F7"/>
-            <w:vAlign w:val="center"/>
-          </w:tcPr>
-          <w:p>
-            <w:pPr>
-              <w:spacing w:after="0"/>
-              <w:rPr>
-                <w:sz w:val="22"/>
-              </w:rPr>
-            </w:pPr>
-            <w:r>
-              <w:rPr>
-                <w:sz w:val="22"/>
-              </w:rPr>
-              <w:t>5</w:t>
-            </w:r>
-          </w:p>
-        </w:tc>
-        <w:tc>
-          <w:tcPr>
-            <w:tcW w:w="2376" w:type="dxa"/>
-            <w:shd w:val="clear" w:color="auto" w:fill="EAF0F7"/>
-            <w:vAlign w:val="center"/>
-          </w:tcPr>
-          <w:p>
-            <w:pPr>
-              <w:spacing w:after="0"/>
-              <w:rPr>
-                <w:sz w:val="22"/>
-              </w:rPr>
-            </w:pPr>
-            <w:r>
-              <w:rPr>
-                <w:sz w:val="22"/>
-              </w:rPr>
-              <w:t>BatchNorm2d + Dropout p=0.5</w:t>
-            </w:r>
-          </w:p>
-        </w:tc>
-        <w:tc>
-          <w:tcPr>
-            <w:tcW w:w="936" w:type="dxa"/>
-            <w:shd w:val="clear" w:color="auto" w:fill="EAF0F7"/>
-            <w:vAlign w:val="center"/>
-          </w:tcPr>
-          <w:p>
-            <w:pPr>
-              <w:spacing w:after="0"/>
-              <w:rPr>
-                <w:sz w:val="22"/>
-              </w:rPr>
-            </w:pPr>
-          </w:p>
-        </w:tc>
-        <w:tc>
-          <w:tcPr>
-            <w:tcW w:w="936" w:type="dxa"/>
-            <w:shd w:val="clear" w:color="auto" w:fill="EAF0F7"/>
-            <w:vAlign w:val="center"/>
-          </w:tcPr>
-          <w:p>
-            <w:pPr>
-              <w:spacing w:after="0"/>
-              <w:rPr>
-                <w:sz w:val="22"/>
-              </w:rPr>
-            </w:pPr>
-            <w:r>
-              <w:rPr>
-                <w:sz w:val="22"/>
-              </w:rPr>
-              <w:t>6.6114</w:t>
-            </w:r>
-          </w:p>
-        </w:tc>
-        <w:tc>
-          <w:tcPr>
-            <w:tcW w:w="936" w:type="dxa"/>
-            <w:shd w:val="clear" w:color="auto" w:fill="EAF0F7"/>
-            <w:vAlign w:val="center"/>
-          </w:tcPr>
-          <w:p>
-            <w:pPr>
-              <w:spacing w:after="0"/>
-              <w:rPr>
-                <w:sz w:val="22"/>
-              </w:rPr>
-            </w:pPr>
-            <w:r>
-              <w:rPr>
-                <w:sz w:val="22"/>
-              </w:rPr>
-              <w:t>437.97</w:t>
-            </w:r>
-          </w:p>
-        </w:tc>
-        <w:tc>
-          <w:tcPr>
-            <w:tcW w:w="1080" w:type="dxa"/>
-            <w:shd w:val="clear" w:color="auto" w:fill="EAF0F7"/>
-            <w:vAlign w:val="center"/>
-          </w:tcPr>
-          <w:p>
-            <w:pPr>
-              <w:spacing w:after="0"/>
-              <w:rPr>
-                <w:sz w:val="22"/>
-              </w:rPr>
-            </w:pPr>
-            <w:r>
-              <w:rPr>
-                <w:sz w:val="22"/>
-              </w:rPr>
-              <w:t>221.56</w:t>
-            </w:r>
-          </w:p>
-        </w:tc>
-        <w:tc>
-          <w:tcPr>
-            <w:tcW w:w="936" w:type="dxa"/>
-            <w:shd w:val="clear" w:color="auto" w:fill="EAF0F7"/>
-            <w:vAlign w:val="center"/>
-          </w:tcPr>
-          <w:p>
-            <w:pPr>
-              <w:spacing w:after="0"/>
-              <w:rPr>
-                <w:sz w:val="22"/>
-              </w:rPr>
-            </w:pPr>
-            <w:r>
-              <w:rPr>
-                <w:sz w:val="22"/>
-              </w:rPr>
-              <w:t>1.41</w:t>
-            </w:r>
-          </w:p>
-        </w:tc>
-      </w:tr>
-      <w:tr>
-        <w:trPr>
-          <w:jc w:val="center"/>
-        </w:trPr>
-        <w:tc>
-          <w:tcPr>
-            <w:tcW w:w="1728" w:type="dxa"/>
-            <w:vAlign w:val="center"/>
-          </w:tcPr>
-          <w:p>
-            <w:pPr>
-              <w:spacing w:after="0"/>
-              <w:rPr>
-                <w:sz w:val="22"/>
-              </w:rPr>
-            </w:pPr>
-            <w:r>
-              <w:rPr>
-                <w:sz w:val="22"/>
-              </w:rPr>
-              <w:lastRenderedPageBreak/>
-              <w:t>PyTorch Zoo AlexNet</w:t>
-            </w:r>
-          </w:p>
-        </w:tc>
-        <w:tc>
-          <w:tcPr>
-            <w:tcW w:w="792" w:type="dxa"/>
-            <w:vAlign w:val="center"/>
-          </w:tcPr>
-          <w:p>
-            <w:pPr>
-              <w:spacing w:after="0"/>
-              <w:rPr>
-                <w:sz w:val="22"/>
-              </w:rPr>
-            </w:pPr>
-            <w:r>
-              <w:rPr>
-                <w:sz w:val="22"/>
-              </w:rPr>
-              <w:t>5</w:t>
-            </w:r>
-          </w:p>
-        </w:tc>
-        <w:tc>
-          <w:tcPr>
-            <w:tcW w:w="2376" w:type="dxa"/>
-            <w:vAlign w:val="center"/>
-          </w:tcPr>
-          <w:p>
-            <w:pPr>
-              <w:spacing w:after="0"/>
-              <w:rPr>
-                <w:sz w:val="22"/>
-              </w:rPr>
-            </w:pPr>
-            <w:r>
-              <w:rPr>
-                <w:sz w:val="22"/>
-              </w:rPr>
-              <w:t>Torchvision AlexNet; Dropout p=0.5</w:t>
-            </w:r>
-          </w:p>
-        </w:tc>
-        <w:tc>
-          <w:tcPr>
-            <w:tcW w:w="936" w:type="dxa"/>
-            <w:vAlign w:val="center"/>
-          </w:tcPr>
-          <w:p>
-            <w:pPr>
-              <w:spacing w:after="0"/>
-              <w:rPr>
-                <w:sz w:val="22"/>
-              </w:rPr>
-            </w:pPr>
-            <w:r>
-              <w:rPr>
-                <w:sz w:val="22"/>
-              </w:rPr>
-              <w:t>Yes (CIFAR-10 run)</w:t>
-            </w:r>
-          </w:p>
-        </w:tc>
-        <w:tc>
-          <w:tcPr>
-            <w:tcW w:w="936" w:type="dxa"/>
-            <w:vAlign w:val="center"/>
-          </w:tcPr>
-          <w:p>
-            <w:pPr>
-              <w:spacing w:after="0"/>
-              <w:rPr>
-                <w:sz w:val="22"/>
-              </w:rPr>
-            </w:pPr>
-            <w:r>
-              <w:rPr>
-                <w:sz w:val="22"/>
-              </w:rPr>
-              <w:t>57.0448</w:t>
-            </w:r>
-          </w:p>
-        </w:tc>
-        <w:tc>
-          <w:tcPr>
-            <w:tcW w:w="936" w:type="dxa"/>
-            <w:vAlign w:val="center"/>
-          </w:tcPr>
-          <w:p>
-            <w:pPr>
-              <w:spacing w:after="0"/>
-              <w:rPr>
-                <w:sz w:val="22"/>
-              </w:rPr>
-            </w:pPr>
-            <w:r>
-              <w:rPr>
-                <w:sz w:val="22"/>
-              </w:rPr>
-              <w:t>188.27</w:t>
-            </w:r>
-          </w:p>
-        </w:tc>
-        <w:tc>
-          <w:tcPr>
-            <w:tcW w:w="1080" w:type="dxa"/>
-            <w:vAlign w:val="center"/>
-          </w:tcPr>
-          <w:p>
-            <w:pPr>
-              <w:spacing w:after="0"/>
-              <w:rPr>
-                <w:sz w:val="22"/>
-              </w:rPr>
-            </w:pPr>
-            <w:r>
-              <w:t>160.79</w:t>
-            </w:r>
-          </w:p>
-        </w:tc>
-        <w:tc>
-          <w:tcPr>
-            <w:tcW w:w="936" w:type="dxa"/>
-            <w:vAlign w:val="center"/>
-          </w:tcPr>
-          <w:p>
-            <w:pPr>
-              <w:spacing w:after="0"/>
-              <w:rPr>
-                <w:sz w:val="22"/>
-              </w:rPr>
-            </w:pPr>
-            <w:r>
-              <w:rPr>
-                <w:sz w:val="22"/>
-              </w:rPr>
-              <w:t>3.09</w:t>
-            </w:r>
-          </w:p>
-        </w:tc>
-      </w:tr>
-    </w:tbl>
+    <w:p>
+      <w:pPr>
+        <w:pStyle w:val="Caption"/>
+      </w:pPr>
+      <w:r>
+        <w:t xml:space="preserve">Figure </w:t>
+      </w:r>
+      <w:fldSimple w:instr=" SEQ Figure \* ARABIC ">
+        <w:r>
+          <w:rPr>
+            <w:noProof/>
+          </w:rPr>
+          <w:t>9</w:t>
+        </w:r>
+      </w:fldSimple>
+      <w:r>
+        <w:t>: loss_lenet_tiny.png</w:t>
+      </w:r>
+    </w:p>
     <w:p/>
     <w:p>
       <w:pPr>
-        <w:pStyle w:val="Heading2"/>
+        <w:keepNext/>
       </w:pPr>
       <w:r>
-        <w:t>Predictive performance across datasets</w:t>
+        <w:rPr>
+          <w:noProof/>
+        </w:rPr>
+        <w:lastRenderedPageBreak/>
+        <w:drawing>
+          <wp:inline distT="0" distB="0" distL="0" distR="0" wp14:anchorId="0502D306" wp14:editId="5B2210AE">
+            <wp:extent cx="6492240" cy="2705100"/>
+            <wp:effectExtent l="0" t="0" r="0" b="0"/>
+            <wp:docPr id="1207106661" name="Picture 4"/>
+            <wp:cNvGraphicFramePr>
+              <a:graphicFrameLocks xmlns:a="http://schemas.openxmlformats.org/drawingml/2006/main" noChangeAspect="1"/>
+            </wp:cNvGraphicFramePr>
+            <a:graphic xmlns:a="http://schemas.openxmlformats.org/drawingml/2006/main">
+              <a:graphicData uri="http://schemas.openxmlformats.org/drawingml/2006/picture">
+                <pic:pic xmlns:pic="http://schemas.openxmlformats.org/drawingml/2006/picture">
+                  <pic:nvPicPr>
+                    <pic:cNvPr id="1207106661" name="Picture 1207106661"/>
+                    <pic:cNvPicPr/>
+                  </pic:nvPicPr>
+                  <pic:blipFill>
+                    <a:blip r:embed="rId17"/>
+                    <a:stretch>
+                      <a:fillRect/>
+                    </a:stretch>
+                  </pic:blipFill>
+                  <pic:spPr>
+                    <a:xfrm>
+                      <a:off x="0" y="0"/>
+                      <a:ext cx="6492240" cy="2705100"/>
+                    </a:xfrm>
+                    <a:prstGeom prst="rect">
+                      <a:avLst/>
+                    </a:prstGeom>
+                  </pic:spPr>
+                </pic:pic>
+              </a:graphicData>
+            </a:graphic>
+          </wp:inline>
+        </w:drawing>
       </w:r>
     </w:p>
-    <w:tbl>
-      <w:tblPr>
-        <w:tblStyle w:val="TableGrid"/>
-        <w:tblW w:w="0" w:type="auto"/>
-        <w:jc w:val="center"/>
-        <w:tblLook w:val="04A0" w:firstRow="1" w:lastRow="0" w:firstColumn="1" w:lastColumn="0" w:noHBand="0" w:noVBand="1"/>
-      </w:tblPr>
-      <w:tblGrid>
-        <w:gridCol w:w="2016"/>
-        <w:gridCol w:w="1872"/>
-        <w:gridCol w:w="1944"/>
-        <w:gridCol w:w="1944"/>
-        <w:gridCol w:w="1944"/>
-      </w:tblGrid>
-      <w:tr>
-        <w:trPr>
-          <w:jc w:val="center"/>
-        </w:trPr>
-        <w:tc>
-          <w:tcPr>
-            <w:tcW w:w="2016" w:type="dxa"/>
-            <w:shd w:val="clear" w:color="auto" w:fill="17365D"/>
-            <w:vAlign w:val="center"/>
-          </w:tcPr>
-          <w:p>
-            <w:pPr>
-              <w:spacing w:after="0"/>
-              <w:rPr>
-                <w:sz w:val="22"/>
-              </w:rPr>
-            </w:pPr>
-            <w:r>
-              <w:rPr>
-                <w:b/>
-                <w:color w:val="FFFFFF"/>
-                <w:sz w:val="22"/>
-              </w:rPr>
-              <w:t>Model</w:t>
-            </w:r>
-          </w:p>
-        </w:tc>
-        <w:tc>
-          <w:tcPr>
-            <w:tcW w:w="1872" w:type="dxa"/>
-            <w:shd w:val="clear" w:color="auto" w:fill="17365D"/>
-            <w:vAlign w:val="center"/>
-          </w:tcPr>
-          <w:p>
-            <w:pPr>
-              <w:spacing w:after="0"/>
-              <w:rPr>
-                <w:sz w:val="22"/>
-              </w:rPr>
-            </w:pPr>
-            <w:r>
-              <w:rPr>
-                <w:b/>
-                <w:color w:val="FFFFFF"/>
-                <w:sz w:val="22"/>
-              </w:rPr>
-              <w:t>CIFAR-10 val acc (%)</w:t>
-            </w:r>
-          </w:p>
-        </w:tc>
-        <w:tc>
-          <w:tcPr>
-            <w:tcW w:w="1944" w:type="dxa"/>
-            <w:shd w:val="clear" w:color="auto" w:fill="17365D"/>
-            <w:vAlign w:val="center"/>
-          </w:tcPr>
-          <w:p>
-            <w:pPr>
-              <w:spacing w:after="0"/>
-              <w:rPr>
-                <w:sz w:val="22"/>
-              </w:rPr>
-            </w:pPr>
-            <w:r>
-              <w:rPr>
-                <w:b/>
-                <w:color w:val="FFFFFF"/>
-                <w:sz w:val="22"/>
-              </w:rPr>
-              <w:t>CIFAR-10 macro F1 (%)</w:t>
-            </w:r>
-          </w:p>
-        </w:tc>
-        <w:tc>
-          <w:tcPr>
-            <w:tcW w:w="1944" w:type="dxa"/>
-            <w:shd w:val="clear" w:color="auto" w:fill="17365D"/>
-            <w:vAlign w:val="center"/>
-          </w:tcPr>
-          <w:p>
-            <w:pPr>
-              <w:spacing w:after="0"/>
-              <w:rPr>
-                <w:sz w:val="22"/>
-              </w:rPr>
-            </w:pPr>
-            <w:r>
-              <w:rPr>
-                <w:b/>
-                <w:color w:val="FFFFFF"/>
-                <w:sz w:val="22"/>
-              </w:rPr>
-              <w:t>Tiny ImageNet val acc (%)</w:t>
-            </w:r>
-          </w:p>
-        </w:tc>
-        <w:tc>
-          <w:tcPr>
-            <w:tcW w:w="1944" w:type="dxa"/>
-            <w:shd w:val="clear" w:color="auto" w:fill="17365D"/>
-            <w:vAlign w:val="center"/>
-          </w:tcPr>
-          <w:p>
-            <w:pPr>
-              <w:spacing w:after="0"/>
-              <w:rPr>
-                <w:sz w:val="22"/>
-              </w:rPr>
-            </w:pPr>
-            <w:r>
-              <w:rPr>
-                <w:b/>
-                <w:color w:val="FFFFFF"/>
-                <w:sz w:val="22"/>
-              </w:rPr>
-              <w:t>Tiny ImageNet macro F1 (%)</w:t>
-            </w:r>
-          </w:p>
-        </w:tc>
-      </w:tr>
-      <w:tr>
-        <w:trPr>
-          <w:jc w:val="center"/>
-        </w:trPr>
-        <w:tc>
-          <w:tcPr>
-            <w:tcW w:w="2016" w:type="dxa"/>
-            <w:vAlign w:val="center"/>
-          </w:tcPr>
-          <w:p>
-            <w:pPr>
-              <w:spacing w:after="0"/>
-              <w:rPr>
-                <w:sz w:val="22"/>
-              </w:rPr>
-            </w:pPr>
-            <w:r>
-              <w:rPr>
-                <w:sz w:val="22"/>
-              </w:rPr>
-              <w:t>Base LeNet-5</w:t>
-            </w:r>
-          </w:p>
-        </w:tc>
-        <w:tc>
-          <w:tcPr>
-            <w:tcW w:w="1872" w:type="dxa"/>
-            <w:vAlign w:val="center"/>
-          </w:tcPr>
-          <w:p>
-            <w:pPr>
-              <w:spacing w:after="0"/>
-              <w:rPr>
-                <w:sz w:val="22"/>
-              </w:rPr>
-            </w:pPr>
-            <w:r>
-              <w:rPr>
-                <w:sz w:val="22"/>
-              </w:rPr>
-              <w:t>52.78</w:t>
-            </w:r>
-          </w:p>
-        </w:tc>
-        <w:tc>
-          <w:tcPr>
-            <w:tcW w:w="1944" w:type="dxa"/>
-            <w:vAlign w:val="center"/>
-          </w:tcPr>
-          <w:p>
-            <w:pPr>
-              <w:spacing w:after="0"/>
-              <w:rPr>
-                <w:sz w:val="22"/>
-              </w:rPr>
-            </w:pPr>
-            <w:r>
-              <w:rPr>
-                <w:sz w:val="22"/>
-              </w:rPr>
-              <w:t>52.70</w:t>
-            </w:r>
-          </w:p>
-        </w:tc>
-        <w:tc>
-          <w:tcPr>
-            <w:tcW w:w="1944" w:type="dxa"/>
-            <w:vAlign w:val="center"/>
-          </w:tcPr>
-          <w:p>
-            <w:pPr>
-              <w:rPr>
-                <w:sz w:val="22"/>
-              </w:rPr>
-            </w:pPr>
-          </w:p>
-        </w:tc>
-        <w:tc>
-          <w:tcPr>
-            <w:tcW w:w="1944" w:type="dxa"/>
-            <w:vAlign w:val="center"/>
-          </w:tcPr>
-          <w:p>
-            <w:pPr>
-              <w:rPr>
-                <w:sz w:val="22"/>
-              </w:rPr>
-            </w:pPr>
-          </w:p>
-        </w:tc>
-      </w:tr>
-      <w:tr>
-        <w:trPr>
-          <w:jc w:val="center"/>
-        </w:trPr>
-        <w:tc>
-          <w:tcPr>
-            <w:tcW w:w="2016" w:type="dxa"/>
-            <w:shd w:val="clear" w:color="auto" w:fill="EAF0F7"/>
-            <w:vAlign w:val="center"/>
-          </w:tcPr>
-          <w:p>
-            <w:pPr>
-              <w:spacing w:after="0"/>
-              <w:rPr>
-                <w:sz w:val="22"/>
-              </w:rPr>
-            </w:pPr>
-            <w:r>
-              <w:rPr>
-                <w:sz w:val="22"/>
-              </w:rPr>
-              <w:t>Modernized LeNet</w:t>
-            </w:r>
-          </w:p>
-        </w:tc>
-        <w:tc>
-          <w:tcPr>
-            <w:tcW w:w="1872" w:type="dxa"/>
-            <w:shd w:val="clear" w:color="auto" w:fill="EAF0F7"/>
-            <w:vAlign w:val="center"/>
-          </w:tcPr>
-          <w:p>
-            <w:pPr>
-              <w:spacing w:after="0"/>
-              <w:rPr>
-                <w:sz w:val="22"/>
-              </w:rPr>
-            </w:pPr>
-            <w:r>
-              <w:rPr>
-                <w:sz w:val="22"/>
-              </w:rPr>
-              <w:t>66.66</w:t>
-            </w:r>
-          </w:p>
-        </w:tc>
-        <w:tc>
-          <w:tcPr>
-            <w:tcW w:w="1944" w:type="dxa"/>
-            <w:shd w:val="clear" w:color="auto" w:fill="EAF0F7"/>
-            <w:vAlign w:val="center"/>
-          </w:tcPr>
-          <w:p>
-            <w:pPr>
-              <w:spacing w:after="0"/>
-              <w:rPr>
-                <w:sz w:val="22"/>
-              </w:rPr>
-            </w:pPr>
-            <w:r>
-              <w:rPr>
-                <w:sz w:val="22"/>
-              </w:rPr>
-              <w:t>66.00</w:t>
-            </w:r>
-          </w:p>
-        </w:tc>
-        <w:tc>
-          <w:tcPr>
-            <w:tcW w:w="1944" w:type="dxa"/>
-            <w:shd w:val="clear" w:color="auto" w:fill="EAF0F7"/>
-            <w:vAlign w:val="center"/>
-          </w:tcPr>
-          <w:p>
-            <w:pPr>
-              <w:rPr>
-                <w:sz w:val="22"/>
-              </w:rPr>
-            </w:pPr>
-          </w:p>
-        </w:tc>
-        <w:tc>
-          <w:tcPr>
-            <w:tcW w:w="1944" w:type="dxa"/>
-            <w:shd w:val="clear" w:color="auto" w:fill="EAF0F7"/>
-            <w:vAlign w:val="center"/>
-          </w:tcPr>
-          <w:p>
-            <w:pPr>
-              <w:rPr>
-                <w:sz w:val="22"/>
-              </w:rPr>
-            </w:pPr>
-          </w:p>
-        </w:tc>
-      </w:tr>
-      <w:tr>
-        <w:trPr>
-          <w:jc w:val="center"/>
-        </w:trPr>
-        <w:tc>
-          <w:tcPr>
-            <w:tcW w:w="2016" w:type="dxa"/>
-            <w:vAlign w:val="center"/>
-          </w:tcPr>
-          <w:p>
-            <w:pPr>
-              <w:rPr>
-                <w:sz w:val="22"/>
-              </w:rPr>
-            </w:pPr>
-            <w:r>
-              <w:rPr>
-                <w:sz w:val="22"/>
-              </w:rPr>
-              <w:t>AlexNet (no norm)</w:t>
-            </w:r>
-          </w:p>
-        </w:tc>
-        <w:tc>
-          <w:tcPr>
-            <w:tcW w:w="1872" w:type="dxa"/>
-            <w:vAlign w:val="center"/>
-          </w:tcPr>
-          <w:p>
-            <w:pPr>
-              <w:rPr>
-                <w:sz w:val="22"/>
-              </w:rPr>
-            </w:pPr>
-            <w:r>
-              <w:rPr>
-                <w:sz w:val="22"/>
-              </w:rPr>
-              <w:t>72.89</w:t>
-            </w:r>
-          </w:p>
-        </w:tc>
-        <w:tc>
-          <w:tcPr>
-            <w:tcW w:w="1944" w:type="dxa"/>
-            <w:vAlign w:val="center"/>
-          </w:tcPr>
-          <w:p>
-            <w:pPr>
-              <w:rPr>
-                <w:sz w:val="22"/>
-              </w:rPr>
-            </w:pPr>
-            <w:r>
-              <w:rPr>
-                <w:sz w:val="22"/>
-              </w:rPr>
-              <w:t>72.82</w:t>
-            </w:r>
-          </w:p>
-        </w:tc>
-        <w:tc>
-          <w:tcPr>
-            <w:tcW w:w="1944" w:type="dxa"/>
-            <w:vAlign w:val="center"/>
-          </w:tcPr>
-          <w:p>
-            <w:pPr>
-              <w:rPr>
-                <w:sz w:val="22"/>
-              </w:rPr>
-            </w:pPr>
-          </w:p>
-        </w:tc>
-        <w:tc>
-          <w:tcPr>
-            <w:tcW w:w="1944" w:type="dxa"/>
-            <w:vAlign w:val="center"/>
-          </w:tcPr>
-          <w:p>
-            <w:pPr>
-              <w:rPr>
-                <w:sz w:val="22"/>
-              </w:rPr>
-            </w:pPr>
-          </w:p>
-        </w:tc>
-      </w:tr>
-      <w:tr>
-        <w:trPr>
-          <w:jc w:val="center"/>
-        </w:trPr>
-        <w:tc>
-          <w:tcPr>
-            <w:tcW w:w="2016" w:type="dxa"/>
-            <w:shd w:val="clear" w:color="auto" w:fill="EAF0F7"/>
-            <w:vAlign w:val="center"/>
-          </w:tcPr>
-          <w:p>
-            <w:pPr>
-              <w:rPr>
-                <w:sz w:val="22"/>
-              </w:rPr>
-            </w:pPr>
-            <w:r>
-              <w:rPr>
-                <w:sz w:val="22"/>
-              </w:rPr>
-              <w:t>AlexNet + LRN</w:t>
-            </w:r>
-          </w:p>
-        </w:tc>
-        <w:tc>
-          <w:tcPr>
-            <w:tcW w:w="1872" w:type="dxa"/>
-            <w:shd w:val="clear" w:color="auto" w:fill="EAF0F7"/>
-            <w:vAlign w:val="center"/>
-          </w:tcPr>
-          <w:p>
-            <w:pPr>
-              <w:rPr>
-                <w:sz w:val="22"/>
-              </w:rPr>
-            </w:pPr>
-            <w:r>
-              <w:rPr>
-                <w:sz w:val="22"/>
-              </w:rPr>
-              <w:t>73.24</w:t>
-            </w:r>
-          </w:p>
-        </w:tc>
-        <w:tc>
-          <w:tcPr>
-            <w:tcW w:w="1944" w:type="dxa"/>
-            <w:shd w:val="clear" w:color="auto" w:fill="EAF0F7"/>
-            <w:vAlign w:val="center"/>
-          </w:tcPr>
-          <w:p>
-            <w:pPr>
-              <w:rPr>
-                <w:sz w:val="22"/>
-              </w:rPr>
-            </w:pPr>
-            <w:r>
-              <w:rPr>
-                <w:sz w:val="22"/>
-              </w:rPr>
-              <w:t>73.38</w:t>
-            </w:r>
-          </w:p>
-        </w:tc>
-        <w:tc>
-          <w:tcPr>
-            <w:tcW w:w="1944" w:type="dxa"/>
-            <w:shd w:val="clear" w:color="auto" w:fill="EAF0F7"/>
-            <w:vAlign w:val="center"/>
-          </w:tcPr>
-          <w:p>
-            <w:pPr>
-              <w:rPr>
-                <w:sz w:val="22"/>
-              </w:rPr>
-            </w:pPr>
-          </w:p>
-        </w:tc>
-        <w:tc>
-          <w:tcPr>
-            <w:tcW w:w="1944" w:type="dxa"/>
-            <w:shd w:val="clear" w:color="auto" w:fill="EAF0F7"/>
-            <w:vAlign w:val="center"/>
-          </w:tcPr>
-          <w:p>
-            <w:pPr>
-              <w:rPr>
-                <w:sz w:val="22"/>
-              </w:rPr>
-            </w:pPr>
-          </w:p>
-        </w:tc>
-      </w:tr>
-      <w:tr>
-        <w:trPr>
-          <w:jc w:val="center"/>
-        </w:trPr>
-        <w:tc>
-          <w:tcPr>
-            <w:tcW w:w="2016" w:type="dxa"/>
-            <w:vAlign w:val="center"/>
-          </w:tcPr>
-          <w:p>
-            <w:pPr>
-              <w:rPr>
-                <w:sz w:val="22"/>
-              </w:rPr>
-            </w:pPr>
-            <w:r>
-              <w:rPr>
-                <w:sz w:val="22"/>
-              </w:rPr>
-              <w:t>AlexNet + BatchNorm</w:t>
-            </w:r>
-          </w:p>
-        </w:tc>
-        <w:tc>
-          <w:tcPr>
-            <w:tcW w:w="1872" w:type="dxa"/>
-            <w:vAlign w:val="center"/>
-          </w:tcPr>
-          <w:p>
-            <w:pPr>
-              <w:rPr>
-                <w:sz w:val="22"/>
-              </w:rPr>
-            </w:pPr>
-            <w:r>
-              <w:rPr>
-                <w:sz w:val="22"/>
-              </w:rPr>
-              <w:t>79.62</w:t>
-            </w:r>
-          </w:p>
-        </w:tc>
-        <w:tc>
-          <w:tcPr>
-            <w:tcW w:w="1944" w:type="dxa"/>
-            <w:vAlign w:val="center"/>
-          </w:tcPr>
-          <w:p>
-            <w:pPr>
-              <w:rPr>
-                <w:sz w:val="22"/>
-              </w:rPr>
-            </w:pPr>
-            <w:r>
-              <w:rPr>
-                <w:sz w:val="22"/>
-              </w:rPr>
-              <w:t>79.40</w:t>
-            </w:r>
-          </w:p>
-        </w:tc>
-        <w:tc>
-          <w:tcPr>
-            <w:tcW w:w="1944" w:type="dxa"/>
-            <w:vAlign w:val="center"/>
-          </w:tcPr>
-          <w:p>
-            <w:pPr>
-              <w:rPr>
-                <w:sz w:val="22"/>
-              </w:rPr>
-            </w:pPr>
-            <w:r>
-              <w:rPr>
-                <w:sz w:val="22"/>
-              </w:rPr>
-              <w:t>31.92 (10 epochs)</w:t>
-            </w:r>
-          </w:p>
-        </w:tc>
-        <w:tc>
-          <w:tcPr>
-            <w:tcW w:w="1944" w:type="dxa"/>
-            <w:vAlign w:val="center"/>
-          </w:tcPr>
-          <w:p>
-            <w:pPr>
-              <w:rPr>
-                <w:sz w:val="22"/>
-              </w:rPr>
-            </w:pPr>
-            <w:r>
-              <w:rPr>
-                <w:sz w:val="22"/>
-              </w:rPr>
-              <w:t>29.95 (10 epochs)</w:t>
-            </w:r>
-          </w:p>
-        </w:tc>
-      </w:tr>
-      <w:tr>
-        <w:trPr>
-          <w:jc w:val="center"/>
-        </w:trPr>
-        <w:tc>
-          <w:tcPr>
-            <w:tcW w:w="2016" w:type="dxa"/>
-            <w:shd w:val="clear" w:color="auto" w:fill="EAF0F7"/>
-            <w:vAlign w:val="center"/>
-          </w:tcPr>
-          <w:p>
-            <w:pPr>
-              <w:spacing w:after="0"/>
-              <w:rPr>
-                <w:sz w:val="22"/>
-              </w:rPr>
-            </w:pPr>
-            <w:r>
-              <w:rPr>
-                <w:sz w:val="22"/>
-              </w:rPr>
-              <w:t>AlexNet + BN + Aug</w:t>
-            </w:r>
-          </w:p>
-        </w:tc>
-        <w:tc>
-          <w:tcPr>
-            <w:tcW w:w="1872" w:type="dxa"/>
-            <w:shd w:val="clear" w:color="auto" w:fill="EAF0F7"/>
-            <w:vAlign w:val="center"/>
-          </w:tcPr>
-          <w:p>
-            <w:pPr>
-              <w:rPr>
-                <w:sz w:val="22"/>
-              </w:rPr>
-            </w:pPr>
-            <w:r>
-              <w:rPr>
-                <w:sz w:val="22"/>
-              </w:rPr>
-              <w:t>81.95 final / 83.50 best</w:t>
-            </w:r>
-          </w:p>
-        </w:tc>
-        <w:tc>
-          <w:tcPr>
-            <w:tcW w:w="1944" w:type="dxa"/>
-            <w:shd w:val="clear" w:color="auto" w:fill="EAF0F7"/>
-            <w:vAlign w:val="center"/>
-          </w:tcPr>
-          <w:p>
-            <w:pPr>
-              <w:rPr>
-                <w:sz w:val="22"/>
-              </w:rPr>
-            </w:pPr>
-            <w:r>
-              <w:rPr>
-                <w:sz w:val="22"/>
-              </w:rPr>
-              <w:t>82.21 final / 83.43 best</w:t>
-            </w:r>
-          </w:p>
-        </w:tc>
-        <w:tc>
-          <w:tcPr>
-            <w:tcW w:w="1944" w:type="dxa"/>
-            <w:shd w:val="clear" w:color="auto" w:fill="EAF0F7"/>
-            <w:vAlign w:val="center"/>
-          </w:tcPr>
-          <w:p>
-            <w:pPr>
-              <w:rPr>
-                <w:sz w:val="22"/>
-              </w:rPr>
-            </w:pPr>
-          </w:p>
-        </w:tc>
-        <w:tc>
-          <w:tcPr>
-            <w:tcW w:w="1944" w:type="dxa"/>
-            <w:shd w:val="clear" w:color="auto" w:fill="EAF0F7"/>
-            <w:vAlign w:val="center"/>
-          </w:tcPr>
-          <w:p>
-            <w:pPr>
-              <w:rPr>
-                <w:sz w:val="22"/>
-              </w:rPr>
-            </w:pPr>
-          </w:p>
-        </w:tc>
-      </w:tr>
-      <w:tr>
-        <w:trPr>
-          <w:jc w:val="center"/>
-        </w:trPr>
-        <w:tc>
-          <w:tcPr>
-            <w:tcW w:w="2016" w:type="dxa"/>
-            <w:vAlign w:val="center"/>
-          </w:tcPr>
-          <w:p>
-            <w:pPr>
-              <w:spacing w:after="0"/>
-              <w:rPr>
-                <w:sz w:val="22"/>
-              </w:rPr>
-            </w:pPr>
-            <w:r>
-              <w:rPr>
-                <w:sz w:val="22"/>
-              </w:rPr>
-              <w:t>PyTorch Zoo AlexNet</w:t>
-            </w:r>
-          </w:p>
-        </w:tc>
-        <w:tc>
-          <w:tcPr>
-            <w:tcW w:w="1872" w:type="dxa"/>
-            <w:vAlign w:val="center"/>
-          </w:tcPr>
-          <w:p>
-            <w:pPr>
-              <w:rPr>
-                <w:sz w:val="22"/>
-              </w:rPr>
-            </w:pPr>
-            <w:r>
-              <w:t>63.90 final / 64.39 best</w:t>
-            </w:r>
-          </w:p>
-        </w:tc>
-        <w:tc>
-          <w:tcPr>
-            <w:tcW w:w="1944" w:type="dxa"/>
-            <w:vAlign w:val="center"/>
-          </w:tcPr>
-          <w:p>
-            <w:pPr>
-              <w:rPr>
-                <w:sz w:val="22"/>
-              </w:rPr>
-            </w:pPr>
-            <w:r>
-              <w:t>63.05 final / 63.94 best</w:t>
-            </w:r>
-          </w:p>
-        </w:tc>
-        <w:tc>
-          <w:tcPr>
-            <w:tcW w:w="1944" w:type="dxa"/>
-            <w:vAlign w:val="center"/>
-          </w:tcPr>
-          <w:p>
-            <w:pPr>
-              <w:rPr>
-                <w:sz w:val="22"/>
-              </w:rPr>
-            </w:pPr>
-            <w:r>
-              <w:t>Not evaluated</w:t>
-            </w:r>
-          </w:p>
-        </w:tc>
-        <w:tc>
-          <w:tcPr>
-            <w:tcW w:w="1944" w:type="dxa"/>
-            <w:vAlign w:val="center"/>
-          </w:tcPr>
-          <w:p>
-            <w:pPr>
-              <w:rPr>
-                <w:sz w:val="22"/>
-              </w:rPr>
-            </w:pPr>
-            <w:r>
-              <w:t>Not evaluated</w:t>
-            </w:r>
-          </w:p>
-        </w:tc>
-      </w:tr>
-    </w:tbl>
-    <w:p/>
-    <w:p/>
+    <w:p>
+      <w:pPr>
+        <w:pStyle w:val="Caption"/>
+      </w:pPr>
+      <w:r>
+        <w:t xml:space="preserve">Figure </w:t>
+      </w:r>
+      <w:fldSimple w:instr=" SEQ Figure \* ARABIC ">
+        <w:r>
+          <w:rPr>
+            <w:noProof/>
+          </w:rPr>
+          <w:t>10</w:t>
+        </w:r>
+      </w:fldSimple>
+      <w:r>
+        <w:t>: loss_lenet_modern_tiny.png</w:t>
+      </w:r>
+    </w:p>
     <w:sectPr>
-      <w:headerReference w:type="default" r:id="rId16"/>
-      <w:footerReference w:type="default" r:id="rId17"/>
+      <w:headerReference w:type="default" r:id="rId18"/>
+      <w:footerReference w:type="default" r:id="rId19"/>
       <w:pgSz w:w="12240" w:h="15840"/>
       <w:pgMar w:top="936" w:right="1008" w:bottom="936" w:left="1008" w:header="720" w:footer="720" w:gutter="0"/>
       <w:cols w:space="720"/>

--- a/lab2_template/ELEC475_Lab2_Report_Vince_song.docx
+++ b/lab2_template/ELEC475_Lab2_Report_Vince_song.docx
@@ -44,7 +44,23 @@
           <w:sz w:val="48"/>
           <w:szCs w:val="48"/>
         </w:rPr>
-        <w:t>ELEC 475 PostLab 2</w:t>
+        <w:t xml:space="preserve">ELEC 475 </w:t>
+      </w:r>
+      <w:proofErr w:type="spellStart"/>
+      <w:r>
+        <w:rPr>
+          <w:sz w:val="48"/>
+          <w:szCs w:val="48"/>
+        </w:rPr>
+        <w:t>PostLab</w:t>
+      </w:r>
+      <w:proofErr w:type="spellEnd"/>
+      <w:r>
+        <w:rPr>
+          <w:sz w:val="48"/>
+          <w:szCs w:val="48"/>
+        </w:rPr>
+        <w:t xml:space="preserve"> 2</w:t>
       </w:r>
     </w:p>
     <w:p>
@@ -62,6 +78,30 @@
           <w:szCs w:val="32"/>
         </w:rPr>
         <w:t>Vince Song</w:t>
+      </w:r>
+    </w:p>
+    <w:p>
+      <w:pPr>
+        <w:pStyle w:val="Heading2"/>
+        <w:jc w:val="center"/>
+        <w:rPr>
+          <w:sz w:val="32"/>
+          <w:szCs w:val="32"/>
+        </w:rPr>
+      </w:pPr>
+      <w:r>
+        <w:rPr>
+          <w:sz w:val="32"/>
+          <w:szCs w:val="32"/>
+        </w:rPr>
+        <w:t xml:space="preserve">Group </w:t>
+      </w:r>
+      <w:r>
+        <w:rPr>
+          <w:sz w:val="32"/>
+          <w:szCs w:val="32"/>
+        </w:rPr>
+        <w:t>86</w:t>
       </w:r>
     </w:p>
     <w:p>
@@ -175,7 +215,88 @@
         <w:rPr>
           <w:sz w:val="22"/>
         </w:rPr>
-        <w:t>Describe the exact implementation used in models/lenet.py and models/lenet_modern.py. Include each convolution or pooling operation, channel count, kernel, stride, padding, output tensor shape, classifier dimensions, and trainable parameter count. Use the shapes produced by the code rather than assuming they match a textbook LeNet.</w:t>
+        <w:t xml:space="preserve">Both the </w:t>
+      </w:r>
+      <w:proofErr w:type="spellStart"/>
+      <w:r>
+        <w:rPr>
+          <w:sz w:val="22"/>
+        </w:rPr>
+        <w:t>lenet</w:t>
+      </w:r>
+      <w:proofErr w:type="spellEnd"/>
+      <w:r>
+        <w:rPr>
+          <w:sz w:val="22"/>
+        </w:rPr>
+        <w:t xml:space="preserve"> and modernized </w:t>
+      </w:r>
+      <w:proofErr w:type="spellStart"/>
+      <w:r>
+        <w:rPr>
+          <w:sz w:val="22"/>
+        </w:rPr>
+        <w:t>lenet</w:t>
+      </w:r>
+      <w:proofErr w:type="spellEnd"/>
+      <w:r>
+        <w:rPr>
+          <w:sz w:val="22"/>
+        </w:rPr>
+        <w:t xml:space="preserve"> models process 64x64 RGB images and use two convolutional layers followed by three fully connected layers. </w:t>
+      </w:r>
+    </w:p>
+    <w:p>
+      <w:pPr>
+        <w:rPr>
+          <w:sz w:val="22"/>
+        </w:rPr>
+      </w:pPr>
+      <w:r>
+        <w:rPr>
+          <w:sz w:val="22"/>
+        </w:rPr>
+        <w:t>Base LeNet-5 uses Tanh activations, 5×5 convolutions without padding, and 2×2 average pooling. Modernized LeNet uses ReLU, padded 5×5 convolutions, and overlapping 3×3 max pooling. Its larger final feature map increases the first fully connected layer and the total parameter count (Table 1).</w:t>
+      </w:r>
+    </w:p>
+    <w:p>
+      <w:pPr>
+        <w:pStyle w:val="Caption"/>
+        <w:keepNext/>
+      </w:pPr>
+      <w:bookmarkStart w:id="0" w:name="_Ref243591098"/>
+      <w:r>
+        <w:t xml:space="preserve">Table </w:t>
+      </w:r>
+      <w:r>
+        <w:fldChar w:fldCharType="begin"/>
+      </w:r>
+      <w:r>
+        <w:instrText xml:space="preserve"> SEQ Table \* ARABIC </w:instrText>
+      </w:r>
+      <w:r>
+        <w:fldChar w:fldCharType="separate"/>
+      </w:r>
+      <w:r>
+        <w:rPr>
+          <w:noProof/>
+        </w:rPr>
+        <w:t>1</w:t>
+      </w:r>
+      <w:r>
+        <w:fldChar w:fldCharType="end"/>
+      </w:r>
+      <w:bookmarkEnd w:id="0"/>
+      <w:r>
+        <w:t xml:space="preserve">: Base </w:t>
+      </w:r>
+      <w:proofErr w:type="spellStart"/>
+      <w:r>
+        <w:t>lenet</w:t>
+      </w:r>
+      <w:proofErr w:type="spellEnd"/>
+      <w:r>
+        <w:t xml:space="preserve"> vs Modernized Lenet differences</w:t>
       </w:r>
     </w:p>
     <w:tbl>
@@ -367,11 +488,19 @@
                 <w:sz w:val="22"/>
               </w:rPr>
             </w:pPr>
-            <w:r>
-              <w:rPr>
-                <w:sz w:val="22"/>
-              </w:rPr>
-              <w:t>ReLU; overlapping max pooling</w:t>
+            <w:proofErr w:type="spellStart"/>
+            <w:r>
+              <w:rPr>
+                <w:sz w:val="22"/>
+              </w:rPr>
+              <w:t>ReLU</w:t>
+            </w:r>
+            <w:proofErr w:type="spellEnd"/>
+            <w:r>
+              <w:rPr>
+                <w:sz w:val="22"/>
+              </w:rPr>
+              <w:t>; overlapping max pooling</w:t>
             </w:r>
           </w:p>
         </w:tc>
@@ -417,7 +546,45 @@
         <w:rPr>
           <w:sz w:val="22"/>
         </w:rPr>
-        <w:t>The supplied specification uses a 64×64 RGB input and five convolutional stages. For the normalization ablation, the normalization operation is configurable: identity (none), LocalResponseNorm, or BatchNorm2d. The spatial sizes below follow the specified kernel, stride, and padding values.</w:t>
+        <w:t>The supplied AlexNet-64 processes 64×64 RGB images through five convolutional stages. Normalization is configurable (identity, LRN, or BatchNorm2d). In the measured LRN model, normalization is applied after the first two convolutions; the remaining stages use identity layers. Table 2 shows the spatial dimensions from the model implementation.</w:t>
+      </w:r>
+    </w:p>
+    <w:p>
+      <w:pPr>
+        <w:pStyle w:val="Caption"/>
+        <w:keepNext/>
+      </w:pPr>
+      <w:r>
+        <w:t xml:space="preserve">Table </w:t>
+      </w:r>
+      <w:r>
+        <w:fldChar w:fldCharType="begin"/>
+      </w:r>
+      <w:r>
+        <w:instrText xml:space="preserve"> SEQ Table \* ARABIC </w:instrText>
+      </w:r>
+      <w:r>
+        <w:fldChar w:fldCharType="separate"/>
+      </w:r>
+      <w:r>
+        <w:rPr>
+          <w:noProof/>
+        </w:rPr>
+        <w:t>2</w:t>
+      </w:r>
+      <w:r>
+        <w:fldChar w:fldCharType="end"/>
+      </w:r>
+      <w:r>
+        <w:t xml:space="preserve">: </w:t>
+      </w:r>
+      <w:proofErr w:type="spellStart"/>
+      <w:r>
+        <w:t>Alexnet</w:t>
+      </w:r>
+      <w:proofErr w:type="spellEnd"/>
+      <w:r>
+        <w:t xml:space="preserve"> architecture breakdown</w:t>
       </w:r>
     </w:p>
     <w:tbl>
@@ -613,7 +780,35 @@
               <w:rPr>
                 <w:sz w:val="22"/>
               </w:rPr>
-              <w:t>Conv 5×5, s=2, p=2, 64 filters → norm → ReLU → MaxPool 3×3, s=2</w:t>
+              <w:t xml:space="preserve">Conv 5×5, s=2, p=2, 64 filters → norm → </w:t>
+            </w:r>
+            <w:proofErr w:type="spellStart"/>
+            <w:r>
+              <w:rPr>
+                <w:sz w:val="22"/>
+              </w:rPr>
+              <w:t>ReLU</w:t>
+            </w:r>
+            <w:proofErr w:type="spellEnd"/>
+            <w:r>
+              <w:rPr>
+                <w:sz w:val="22"/>
+              </w:rPr>
+              <w:t xml:space="preserve"> → </w:t>
+            </w:r>
+            <w:proofErr w:type="spellStart"/>
+            <w:r>
+              <w:rPr>
+                <w:sz w:val="22"/>
+              </w:rPr>
+              <w:t>MaxPool</w:t>
+            </w:r>
+            <w:proofErr w:type="spellEnd"/>
+            <w:r>
+              <w:rPr>
+                <w:sz w:val="22"/>
+              </w:rPr>
+              <w:t xml:space="preserve"> 3×3, s=2</w:t>
             </w:r>
           </w:p>
         </w:tc>
@@ -679,7 +874,35 @@
               <w:rPr>
                 <w:sz w:val="22"/>
               </w:rPr>
-              <w:t>Conv 5×5, s=1, p=2, 192 filters → norm → ReLU → MaxPool 3×3, s=2</w:t>
+              <w:t xml:space="preserve">Conv 5×5, s=1, p=2, 192 filters → norm → </w:t>
+            </w:r>
+            <w:proofErr w:type="spellStart"/>
+            <w:r>
+              <w:rPr>
+                <w:sz w:val="22"/>
+              </w:rPr>
+              <w:t>ReLU</w:t>
+            </w:r>
+            <w:proofErr w:type="spellEnd"/>
+            <w:r>
+              <w:rPr>
+                <w:sz w:val="22"/>
+              </w:rPr>
+              <w:t xml:space="preserve"> → </w:t>
+            </w:r>
+            <w:proofErr w:type="spellStart"/>
+            <w:r>
+              <w:rPr>
+                <w:sz w:val="22"/>
+              </w:rPr>
+              <w:t>MaxPool</w:t>
+            </w:r>
+            <w:proofErr w:type="spellEnd"/>
+            <w:r>
+              <w:rPr>
+                <w:sz w:val="22"/>
+              </w:rPr>
+              <w:t xml:space="preserve"> 3×3, s=2</w:t>
             </w:r>
           </w:p>
         </w:tc>
@@ -746,8 +969,16 @@
               <w:rPr>
                 <w:sz w:val="22"/>
               </w:rPr>
-              <w:t>Conv 3×3, s=1, p=1, 384 filters → norm → ReLU</w:t>
-            </w:r>
+              <w:t xml:space="preserve">Conv 3×3, s=1, p=1, 384 filters → norm → </w:t>
+            </w:r>
+            <w:proofErr w:type="spellStart"/>
+            <w:r>
+              <w:rPr>
+                <w:sz w:val="22"/>
+              </w:rPr>
+              <w:t>ReLU</w:t>
+            </w:r>
+            <w:proofErr w:type="spellEnd"/>
           </w:p>
         </w:tc>
         <w:tc>
@@ -812,8 +1043,16 @@
               <w:rPr>
                 <w:sz w:val="22"/>
               </w:rPr>
-              <w:t>Conv 3×3, s=1, p=1, 384 filters → norm → ReLU</w:t>
-            </w:r>
+              <w:t xml:space="preserve">Conv 3×3, s=1, p=1, 384 filters → norm → </w:t>
+            </w:r>
+            <w:proofErr w:type="spellStart"/>
+            <w:r>
+              <w:rPr>
+                <w:sz w:val="22"/>
+              </w:rPr>
+              <w:t>ReLU</w:t>
+            </w:r>
+            <w:proofErr w:type="spellEnd"/>
           </w:p>
         </w:tc>
         <w:tc>
@@ -879,7 +1118,35 @@
               <w:rPr>
                 <w:sz w:val="22"/>
               </w:rPr>
-              <w:t>Conv 3×3, s=1, p=1, 256 filters → norm → ReLU → MaxPool 3×3, s=2</w:t>
+              <w:t xml:space="preserve">Conv 3×3, s=1, p=1, 256 filters → norm → </w:t>
+            </w:r>
+            <w:proofErr w:type="spellStart"/>
+            <w:r>
+              <w:rPr>
+                <w:sz w:val="22"/>
+              </w:rPr>
+              <w:t>ReLU</w:t>
+            </w:r>
+            <w:proofErr w:type="spellEnd"/>
+            <w:r>
+              <w:rPr>
+                <w:sz w:val="22"/>
+              </w:rPr>
+              <w:t xml:space="preserve"> → </w:t>
+            </w:r>
+            <w:proofErr w:type="spellStart"/>
+            <w:r>
+              <w:rPr>
+                <w:sz w:val="22"/>
+              </w:rPr>
+              <w:t>MaxPool</w:t>
+            </w:r>
+            <w:proofErr w:type="spellEnd"/>
+            <w:r>
+              <w:rPr>
+                <w:sz w:val="22"/>
+              </w:rPr>
+              <w:t xml:space="preserve"> 3×3, s=2</w:t>
             </w:r>
           </w:p>
         </w:tc>
@@ -945,7 +1212,63 @@
               <w:rPr>
                 <w:sz w:val="22"/>
               </w:rPr>
-              <w:t>Flatten 2304 → Dropout(.5) → FC 1024 → ReLU → Dropout(.5) → FC 1024 → ReLU → FC classes</w:t>
+              <w:t xml:space="preserve">Flatten 2304 → </w:t>
+            </w:r>
+            <w:proofErr w:type="gramStart"/>
+            <w:r>
+              <w:rPr>
+                <w:sz w:val="22"/>
+              </w:rPr>
+              <w:t>Dropout(</w:t>
+            </w:r>
+            <w:proofErr w:type="gramEnd"/>
+            <w:r>
+              <w:rPr>
+                <w:sz w:val="22"/>
+              </w:rPr>
+              <w:t xml:space="preserve">.5) → FC 1024 → </w:t>
+            </w:r>
+            <w:proofErr w:type="spellStart"/>
+            <w:r>
+              <w:rPr>
+                <w:sz w:val="22"/>
+              </w:rPr>
+              <w:t>ReLU</w:t>
+            </w:r>
+            <w:proofErr w:type="spellEnd"/>
+            <w:r>
+              <w:rPr>
+                <w:sz w:val="22"/>
+              </w:rPr>
+              <w:t xml:space="preserve"> → </w:t>
+            </w:r>
+            <w:proofErr w:type="gramStart"/>
+            <w:r>
+              <w:rPr>
+                <w:sz w:val="22"/>
+              </w:rPr>
+              <w:t>Dropout(</w:t>
+            </w:r>
+            <w:proofErr w:type="gramEnd"/>
+            <w:r>
+              <w:rPr>
+                <w:sz w:val="22"/>
+              </w:rPr>
+              <w:t xml:space="preserve">.5) → FC 1024 → </w:t>
+            </w:r>
+            <w:proofErr w:type="spellStart"/>
+            <w:r>
+              <w:rPr>
+                <w:sz w:val="22"/>
+              </w:rPr>
+              <w:t>ReLU</w:t>
+            </w:r>
+            <w:proofErr w:type="spellEnd"/>
+            <w:r>
+              <w:rPr>
+                <w:sz w:val="22"/>
+              </w:rPr>
+              <w:t xml:space="preserve"> → FC classes</w:t>
             </w:r>
           </w:p>
         </w:tc>
@@ -961,12 +1284,14 @@
                 <w:sz w:val="22"/>
               </w:rPr>
             </w:pPr>
+            <w:proofErr w:type="spellStart"/>
             <w:r>
               <w:rPr>
                 <w:sz w:val="22"/>
               </w:rPr>
               <w:t>num_classes</w:t>
             </w:r>
+            <w:proofErr w:type="spellEnd"/>
           </w:p>
         </w:tc>
       </w:tr>
@@ -988,15 +1313,7 @@
         <w:rPr>
           <w:sz w:val="22"/>
         </w:rPr>
-        <w:t>Spatial-size calculation for a convolution or pooling layer: output = floor((input + 2×padding − kernel_size)/stride) + 1. For example, stage 1 convolution gives floor((64 + 4 − 5)/2)+1 = 32; its 3×3, stride-2 pool gives floor((32 − 3)/2)+1 = 15. The final pooled tensor contains 256×3×3 = 2,304 features.</w:t>
-      </w:r>
-    </w:p>
-    <w:p>
-      <w:pPr>
-        <w:pStyle w:val="Heading2"/>
-      </w:pPr>
-      <w:r>
-        <w:t>Parameter and receptive-field analysis</w:t>
+        <w:t xml:space="preserve">Spatial-size calculation for a convolution or pooling layer: </w:t>
       </w:r>
     </w:p>
     <w:p>
@@ -1005,12 +1322,66 @@
           <w:sz w:val="22"/>
         </w:rPr>
       </w:pPr>
-      <w:r>
-        <w:rPr>
-          <w:sz w:val="22"/>
-        </w:rPr>
-        <w:t>For a convolution with bias, trainable parameters = out_channels × (in_channels × kernel_height × kernel_width + 1). For a linear layer, parameters = out_features × (in_features + 1). BatchNorm adds learnable scale and offset per channel (2C parameters); LRN and identity normalization add no trainable parameters. State whether the profiler reports parameters, MACs, or FLOPs, and use one convention consistently. Some tools count one multiply-add as one MAC or as two FLOPs.</w:t>
-      </w:r>
+      <m:oMathPara>
+        <m:oMath>
+          <m:r>
+            <w:rPr>
+              <w:rFonts w:ascii="Cambria Math" w:hAnsi="Cambria Math"/>
+              <w:sz w:val="22"/>
+            </w:rPr>
+            <m:t>O=</m:t>
+          </m:r>
+          <m:f>
+            <m:fPr>
+              <m:ctrlPr>
+                <w:rPr>
+                  <w:rFonts w:ascii="Cambria Math" w:hAnsi="Cambria Math"/>
+                  <w:i/>
+                  <w:sz w:val="22"/>
+                </w:rPr>
+              </m:ctrlPr>
+            </m:fPr>
+            <m:num>
+              <m:d>
+                <m:dPr>
+                  <m:ctrlPr>
+                    <w:rPr>
+                      <w:rFonts w:ascii="Cambria Math" w:hAnsi="Cambria Math"/>
+                      <w:i/>
+                      <w:sz w:val="22"/>
+                    </w:rPr>
+                  </m:ctrlPr>
+                </m:dPr>
+                <m:e>
+                  <m:r>
+                    <w:rPr>
+                      <w:rFonts w:ascii="Cambria Math" w:hAnsi="Cambria Math"/>
+                      <w:sz w:val="22"/>
+                    </w:rPr>
+                    <m:t>I+2P-K</m:t>
+                  </m:r>
+                </m:e>
+              </m:d>
+            </m:num>
+            <m:den>
+              <m:r>
+                <w:rPr>
+                  <w:rFonts w:ascii="Cambria Math" w:hAnsi="Cambria Math"/>
+                  <w:sz w:val="22"/>
+                </w:rPr>
+                <m:t>S</m:t>
+              </m:r>
+            </m:den>
+          </m:f>
+          <m:r>
+            <w:rPr>
+              <w:rFonts w:ascii="Cambria Math" w:hAnsi="Cambria Math"/>
+              <w:sz w:val="22"/>
+            </w:rPr>
+            <m:t>+1</m:t>
+          </m:r>
+        </m:oMath>
+      </m:oMathPara>
     </w:p>
     <w:p>
       <w:pPr>
@@ -1018,11 +1389,77 @@
           <w:sz w:val="22"/>
         </w:rPr>
       </w:pPr>
-      <w:r>
+    </w:p>
+    <w:p>
+      <w:pPr>
+        <w:pStyle w:val="Heading2"/>
+      </w:pPr>
+      <w:r>
+        <w:t>Parameter and receptive-field analysis</w:t>
+      </w:r>
+    </w:p>
+    <w:p>
+      <w:pPr>
         <w:rPr>
           <w:sz w:val="22"/>
         </w:rPr>
-        <w:t>Receptive field: for each layer l, track receptive-field size r_l and effective stride j_l. Initialize r_0=1 and j_0=1. For kernel k_l and stride s_l, r_l = r_(l−1) + (k_l−1)j_(l−1), and j_l = j_(l−1)s_l. Apply this recursively through convolution and pooling layers; padding affects boundary coverage but not this nominal receptive-field recurrence.</w:t>
+      </w:pPr>
+      <w:r>
+        <w:rPr>
+          <w:sz w:val="22"/>
+        </w:rPr>
+        <w:t xml:space="preserve">The number of trainable parameters depends on the size and number of filters in each layer. Convolutional and fully connected layers both have trainable weights and biases. </w:t>
+      </w:r>
+      <w:proofErr w:type="spellStart"/>
+      <w:r>
+        <w:rPr>
+          <w:sz w:val="22"/>
+        </w:rPr>
+        <w:t>BatchNorm</w:t>
+      </w:r>
+      <w:proofErr w:type="spellEnd"/>
+      <w:r>
+        <w:rPr>
+          <w:sz w:val="22"/>
+        </w:rPr>
+        <w:t xml:space="preserve"> adds two trainable parameters per channel, while LRN and no normalization add none. The profiler measures model parameters, MACs, and FLOPs, where 1 MAC is counted as 2 FLOPs.</w:t>
+      </w:r>
+    </w:p>
+    <w:p>
+      <w:pPr>
+        <w:rPr>
+          <w:sz w:val="22"/>
+        </w:rPr>
+      </w:pPr>
+    </w:p>
+    <w:p>
+      <w:pPr>
+        <w:pStyle w:val="Caption"/>
+        <w:keepNext/>
+      </w:pPr>
+      <w:r>
+        <w:t xml:space="preserve">Table </w:t>
+      </w:r>
+      <w:r>
+        <w:fldChar w:fldCharType="begin"/>
+      </w:r>
+      <w:r>
+        <w:instrText xml:space="preserve"> SEQ Table \* ARABIC </w:instrText>
+      </w:r>
+      <w:r>
+        <w:fldChar w:fldCharType="separate"/>
+      </w:r>
+      <w:r>
+        <w:rPr>
+          <w:noProof/>
+        </w:rPr>
+        <w:t>3</w:t>
+      </w:r>
+      <w:r>
+        <w:fldChar w:fldCharType="end"/>
+      </w:r>
+      <w:r>
+        <w:t>: Comparison of Calculated parameters across CNN architectures</w:t>
       </w:r>
     </w:p>
     <w:tbl>
@@ -1061,7 +1498,6 @@
                 <w:color w:val="FFFFFF"/>
                 <w:sz w:val="22"/>
               </w:rPr>
-              <w:lastRenderedPageBreak/>
               <w:t>Model / layer</w:t>
             </w:r>
           </w:p>
@@ -1458,8 +1894,16 @@
               <w:rPr>
                 <w:sz w:val="22"/>
               </w:rPr>
-              <w:t>3,420,170 classifier</w:t>
-            </w:r>
+              <w:t xml:space="preserve">3,420,170 </w:t>
+            </w:r>
+            <w:proofErr w:type="gramStart"/>
+            <w:r>
+              <w:rPr>
+                <w:sz w:val="22"/>
+              </w:rPr>
+              <w:t>classifier</w:t>
+            </w:r>
+            <w:proofErr w:type="gramEnd"/>
           </w:p>
         </w:tc>
         <w:tc>
@@ -1500,12 +1944,28 @@
                 <w:sz w:val="22"/>
               </w:rPr>
             </w:pPr>
-            <w:r>
-              <w:rPr>
-                <w:sz w:val="22"/>
-              </w:rPr>
-              <w:t>PyTorch Zoo AlexNet</w:t>
-            </w:r>
+            <w:proofErr w:type="spellStart"/>
+            <w:r>
+              <w:rPr>
+                <w:sz w:val="22"/>
+              </w:rPr>
+              <w:t>PyTorch</w:t>
+            </w:r>
+            <w:proofErr w:type="spellEnd"/>
+            <w:r>
+              <w:rPr>
+                <w:sz w:val="22"/>
+              </w:rPr>
+              <w:t xml:space="preserve"> Zoo </w:t>
+            </w:r>
+            <w:proofErr w:type="spellStart"/>
+            <w:r>
+              <w:rPr>
+                <w:sz w:val="22"/>
+              </w:rPr>
+              <w:t>AlexNet</w:t>
+            </w:r>
+            <w:proofErr w:type="spellEnd"/>
           </w:p>
         </w:tc>
         <w:tc>
@@ -1564,7 +2024,35 @@
               <w:rPr>
                 <w:sz w:val="22"/>
               </w:rPr>
-              <w:t>Measured exact layer breakdown from 10-class torchvision AlexNet (64×64 input); FLOPs = 2× MACs.</w:t>
+              <w:t xml:space="preserve">Measured exact layer breakdown from 10-class </w:t>
+            </w:r>
+            <w:proofErr w:type="spellStart"/>
+            <w:r>
+              <w:rPr>
+                <w:sz w:val="22"/>
+              </w:rPr>
+              <w:t>torchvision</w:t>
+            </w:r>
+            <w:proofErr w:type="spellEnd"/>
+            <w:r>
+              <w:rPr>
+                <w:sz w:val="22"/>
+              </w:rPr>
+              <w:t xml:space="preserve"> </w:t>
+            </w:r>
+            <w:proofErr w:type="spellStart"/>
+            <w:r>
+              <w:rPr>
+                <w:sz w:val="22"/>
+              </w:rPr>
+              <w:t>AlexNet</w:t>
+            </w:r>
+            <w:proofErr w:type="spellEnd"/>
+            <w:r>
+              <w:rPr>
+                <w:sz w:val="22"/>
+              </w:rPr>
+              <w:t xml:space="preserve"> (64×64 input); FLOPs = 2× MACs.</w:t>
             </w:r>
           </w:p>
         </w:tc>
@@ -1582,6 +2070,74 @@
       <w:r>
         <w:t>Normalization results (measured)</w:t>
       </w:r>
+    </w:p>
+    <w:p>
+      <w:pPr>
+        <w:pStyle w:val="Caption"/>
+        <w:rPr>
+          <w:sz w:val="22"/>
+          <w:szCs w:val="22"/>
+        </w:rPr>
+      </w:pPr>
+      <w:r>
+        <w:rPr>
+          <w:sz w:val="22"/>
+          <w:szCs w:val="22"/>
+        </w:rPr>
+        <w:t xml:space="preserve">Table </w:t>
+      </w:r>
+      <w:r>
+        <w:rPr>
+          <w:sz w:val="22"/>
+          <w:szCs w:val="22"/>
+        </w:rPr>
+        <w:fldChar w:fldCharType="begin"/>
+      </w:r>
+      <w:r>
+        <w:rPr>
+          <w:sz w:val="22"/>
+          <w:szCs w:val="22"/>
+        </w:rPr>
+        <w:instrText xml:space="preserve"> SEQ Table \* ARABIC </w:instrText>
+      </w:r>
+      <w:r>
+        <w:rPr>
+          <w:sz w:val="22"/>
+          <w:szCs w:val="22"/>
+        </w:rPr>
+        <w:fldChar w:fldCharType="separate"/>
+      </w:r>
+      <w:r>
+        <w:rPr>
+          <w:noProof/>
+          <w:sz w:val="22"/>
+          <w:szCs w:val="22"/>
+        </w:rPr>
+        <w:t>4</w:t>
+      </w:r>
+      <w:r>
+        <w:rPr>
+          <w:sz w:val="22"/>
+          <w:szCs w:val="22"/>
+        </w:rPr>
+        <w:fldChar w:fldCharType="end"/>
+      </w:r>
+      <w:r>
+        <w:rPr>
+          <w:sz w:val="22"/>
+          <w:szCs w:val="22"/>
+        </w:rPr>
+        <w:t xml:space="preserve">: Normalized Results for </w:t>
+      </w:r>
+      <w:proofErr w:type="spellStart"/>
+      <w:r>
+        <w:rPr>
+          <w:sz w:val="22"/>
+          <w:szCs w:val="22"/>
+        </w:rPr>
+        <w:t>Alexnet</w:t>
+      </w:r>
+      <w:proofErr w:type="spellEnd"/>
     </w:p>
     <w:tbl>
       <w:tblPr>
@@ -1682,6 +2238,7 @@
                 <w:sz w:val="22"/>
               </w:rPr>
             </w:pPr>
+            <w:proofErr w:type="spellStart"/>
             <w:r>
               <w:rPr>
                 <w:b/>
@@ -1690,6 +2247,7 @@
               </w:rPr>
               <w:t>BatchNorm</w:t>
             </w:r>
+            <w:proofErr w:type="spellEnd"/>
           </w:p>
         </w:tc>
       </w:tr>
@@ -2368,24 +2926,19 @@
     </w:tbl>
     <w:p>
       <w:pPr>
-        <w:pStyle w:val="Heading3"/>
-        <w:rPr>
-          <w:sz w:val="22"/>
-        </w:rPr>
+        <w:pStyle w:val="Heading2"/>
       </w:pPr>
       <w:r>
-        <w:rPr>
-          <w:sz w:val="22"/>
-        </w:rPr>
-        <w:t>Performance Improvement: Did incorporating Batch Normalization yield an improvement in validation accuracy and Macro \(F_1\) over No Normalization and LRN? (Yes / No). If Yes: Explain the underlying mathematical and optimization reasons. How does normalizing mini-batch activations reduce internal covariate shift and smooth the optimization landscape? If No or Marginal: Discuss what experimental parameters (e.g., choice of learning rate, batch size, or short 10-epoch horizon) may have limited the observable gains.</w:t>
-      </w:r>
-    </w:p>
-    <w:p>
-      <w:pPr>
-        <w:rPr>
-          <w:sz w:val="22"/>
-        </w:rPr>
-      </w:pPr>
+        <w:t xml:space="preserve">Performance Improvement: Did incorporating Batch Normalization yield an improvement in validation accuracy and Macro F1 over No Normalization and LRN? (Yes / No). If Yes: Explain the underlying mathematical and optimization reasons. How does normalizing mini-batch activations reduce internal covariate shift and smooth the optimization landscape? If </w:t>
+      </w:r>
+      <w:proofErr w:type="gramStart"/>
+      <w:r>
+        <w:t>No</w:t>
+      </w:r>
+      <w:proofErr w:type="gramEnd"/>
+      <w:r>
+        <w:t xml:space="preserve"> or Marginal: Discuss what experimental parameters (e.g., choice of learning rate, batch size, or short 10-epoch horizon) may have limited the observable gains.</w:t>
+      </w:r>
     </w:p>
     <w:p>
       <w:pPr>
@@ -2400,11 +2953,19 @@
           <w:sz w:val="22"/>
         </w:rPr>
       </w:pPr>
+      <w:proofErr w:type="spellStart"/>
       <w:r>
         <w:rPr>
           <w:sz w:val="22"/>
         </w:rPr>
-        <w:t>BatchNorm improved both validation metrics: 79.62% accuracy and 79.40% macro F1, versus 72.89% / 72.82% for</w:t>
+        <w:t>BatchNorm</w:t>
+      </w:r>
+      <w:proofErr w:type="spellEnd"/>
+      <w:r>
+        <w:rPr>
+          <w:sz w:val="22"/>
+        </w:rPr>
+        <w:t xml:space="preserve"> improved both validation metrics: 79.62% accuracy and 79.40% macro F1, versus 72.89% / 72.82% for</w:t>
       </w:r>
     </w:p>
     <w:p>
@@ -2424,7 +2985,51 @@
         <w:rPr>
           <w:sz w:val="22"/>
         </w:rPr>
-        <w:t>no normalization and 73.24% / 73.38% for LRN. The improvements were +6.73 percentage points accuracy and</w:t>
+        <w:t>no normalization and 73.24% / 73.38% for LRN.  Final validation loss was</w:t>
+      </w:r>
+      <w:r>
+        <w:rPr>
+          <w:sz w:val="22"/>
+        </w:rPr>
+        <w:t xml:space="preserve"> </w:t>
+      </w:r>
+      <w:r>
+        <w:rPr>
+          <w:sz w:val="22"/>
+        </w:rPr>
+        <w:t>0.5826</w:t>
+      </w:r>
+      <w:r>
+        <w:rPr>
+          <w:sz w:val="22"/>
+        </w:rPr>
+        <w:t xml:space="preserve"> </w:t>
+      </w:r>
+      <w:r>
+        <w:rPr>
+          <w:sz w:val="22"/>
+        </w:rPr>
+        <w:t xml:space="preserve">with </w:t>
+      </w:r>
+      <w:proofErr w:type="spellStart"/>
+      <w:r>
+        <w:rPr>
+          <w:sz w:val="22"/>
+        </w:rPr>
+        <w:t>BatchNorm</w:t>
+      </w:r>
+      <w:proofErr w:type="spellEnd"/>
+      <w:r>
+        <w:rPr>
+          <w:sz w:val="22"/>
+        </w:rPr>
+        <w:t>, compared wit</w:t>
+      </w:r>
+      <w:r>
+        <w:rPr>
+          <w:sz w:val="22"/>
+        </w:rPr>
+        <w:t>h</w:t>
       </w:r>
     </w:p>
     <w:p>
@@ -2444,7 +3049,31 @@
         <w:rPr>
           <w:sz w:val="22"/>
         </w:rPr>
-        <w:t>+6.58 points F1 relative to none, and +6.38 points accuracy and +6.02 points F1 relative to LRN. LRN exceeded no</w:t>
+        <w:t>0.7846 for LRN and 0.7994 without normalization. This lower loss is</w:t>
+      </w:r>
+      <w:r>
+        <w:rPr>
+          <w:sz w:val="22"/>
+        </w:rPr>
+        <w:t xml:space="preserve"> c</w:t>
+      </w:r>
+      <w:r>
+        <w:rPr>
+          <w:sz w:val="22"/>
+        </w:rPr>
+        <w:t>onsistent</w:t>
+      </w:r>
+      <w:r>
+        <w:rPr>
+          <w:sz w:val="22"/>
+        </w:rPr>
+        <w:t xml:space="preserve"> </w:t>
+      </w:r>
+      <w:r>
+        <w:rPr>
+          <w:sz w:val="22"/>
+        </w:rPr>
+        <w:t>with more effective optimization; it</w:t>
       </w:r>
     </w:p>
     <w:p>
@@ -2464,337 +3093,31 @@
         <w:rPr>
           <w:sz w:val="22"/>
         </w:rPr>
-        <w:t>normalization by only +0.35 points accuracy and +0.56 points F1.Loss and stability: Final validation loss was 0.5826</w:t>
-      </w:r>
-    </w:p>
-    <w:p>
-      <w:pPr>
-        <w:pStyle w:val="ListBullet"/>
-        <w:numPr>
-          <w:ilvl w:val="0"/>
-          <w:numId w:val="0"/>
-        </w:numPr>
-        <w:spacing w:after="40"/>
-        <w:ind w:left="360" w:hanging="360"/>
+        <w:t>does not by itself prove smoother epoch-to-epoch trajectories or</w:t>
+      </w:r>
+      <w:r>
         <w:rPr>
           <w:sz w:val="22"/>
         </w:rPr>
-      </w:pPr>
+        <w:t xml:space="preserve"> </w:t>
+      </w:r>
       <w:r>
         <w:rPr>
           <w:sz w:val="22"/>
         </w:rPr>
-        <w:t>with BatchNorm, compared with 0.7846 for LRN and 0.7994 without normalization. This lower loss is consistent</w:t>
-      </w:r>
-    </w:p>
-    <w:p>
-      <w:pPr>
-        <w:pStyle w:val="ListBullet"/>
-        <w:numPr>
-          <w:ilvl w:val="0"/>
-          <w:numId w:val="0"/>
-        </w:numPr>
-        <w:spacing w:after="40"/>
-        <w:ind w:left="360" w:hanging="360"/>
+        <w:t>more stable</w:t>
+      </w:r>
+      <w:r>
         <w:rPr>
           <w:sz w:val="22"/>
         </w:rPr>
-      </w:pPr>
+        <w:t xml:space="preserve"> </w:t>
+      </w:r>
       <w:r>
         <w:rPr>
           <w:sz w:val="22"/>
         </w:rPr>
-        <w:t>with more effective optimization; it does not by itself prove smoother epoch-to-epoch trajectories or more stable</w:t>
-      </w:r>
-    </w:p>
-    <w:p>
-      <w:pPr>
-        <w:pStyle w:val="ListBullet"/>
-        <w:numPr>
-          <w:ilvl w:val="0"/>
-          <w:numId w:val="0"/>
-        </w:numPr>
-        <w:spacing w:after="40"/>
-        <w:ind w:left="360" w:hanging="360"/>
-        <w:rPr>
-          <w:sz w:val="22"/>
-        </w:rPr>
-      </w:pPr>
-      <w:r>
-        <w:rPr>
-          <w:sz w:val="22"/>
-        </w:rPr>
-        <w:t>gradients. The provided results are single-seed (42) runs, so run-to-run stability and loss variance across repeated</w:t>
-      </w:r>
-    </w:p>
-    <w:p>
-      <w:pPr>
-        <w:pStyle w:val="ListBullet"/>
-        <w:numPr>
-          <w:ilvl w:val="0"/>
-          <w:numId w:val="0"/>
-        </w:numPr>
-        <w:spacing w:after="40"/>
-        <w:ind w:left="360" w:hanging="360"/>
-        <w:rPr>
-          <w:sz w:val="22"/>
-        </w:rPr>
-      </w:pPr>
-      <w:r>
-        <w:rPr>
-          <w:sz w:val="22"/>
-        </w:rPr>
-        <w:t>trainings have not been measured.</w:t>
-      </w:r>
-    </w:p>
-    <w:p>
-      <w:pPr>
-        <w:pStyle w:val="Heading3"/>
-        <w:rPr>
-          <w:sz w:val="22"/>
-        </w:rPr>
-      </w:pPr>
-      <w:r>
-        <w:rPr>
-          <w:sz w:val="22"/>
-        </w:rPr>
-        <w:lastRenderedPageBreak/>
-        <w:t>Computational Overhead: Did the addition of LRN or BatchNorm2d measurably alter your training poch wall-clock time and arithmetic FLOPs? (Yes / No). Contrast the computational overhead of element-wise normalization against the convergence benefit.</w:t>
-      </w:r>
-    </w:p>
-    <w:p>
-      <w:pPr>
-        <w:pStyle w:val="ListBullet"/>
-        <w:numPr>
-          <w:ilvl w:val="0"/>
-          <w:numId w:val="0"/>
-        </w:numPr>
-        <w:spacing w:after="40"/>
-        <w:ind w:left="360" w:hanging="360"/>
-        <w:rPr>
-          <w:sz w:val="22"/>
-        </w:rPr>
-      </w:pPr>
-    </w:p>
-    <w:p>
-      <w:pPr>
-        <w:pStyle w:val="ListBullet"/>
-        <w:numPr>
-          <w:ilvl w:val="0"/>
-          <w:numId w:val="0"/>
-        </w:numPr>
-        <w:spacing w:after="40"/>
-        <w:ind w:left="360" w:hanging="360"/>
-        <w:rPr>
-          <w:sz w:val="22"/>
-        </w:rPr>
-      </w:pPr>
-      <w:r>
-        <w:rPr>
-          <w:sz w:val="22"/>
-        </w:rPr>
-        <w:t>Computational cost: Mean epoch times were 215.54 s (none), 249.33 s (LRN), and 208.41 s (BatchNorm). LRN took</w:t>
-      </w:r>
-    </w:p>
-    <w:p>
-      <w:pPr>
-        <w:pStyle w:val="ListBullet"/>
-        <w:numPr>
-          <w:ilvl w:val="0"/>
-          <w:numId w:val="0"/>
-        </w:numPr>
-        <w:spacing w:after="40"/>
-        <w:ind w:left="360" w:hanging="360"/>
-        <w:rPr>
-          <w:sz w:val="22"/>
-        </w:rPr>
-      </w:pPr>
-      <w:r>
-        <w:rPr>
-          <w:sz w:val="22"/>
-        </w:rPr>
-        <w:t>about 15.7% longer than none, while BatchNorm took about 3.3% less time. Reported FLOPs were 436.70M</w:t>
-      </w:r>
-    </w:p>
-    <w:p>
-      <w:pPr>
-        <w:pStyle w:val="ListBullet"/>
-        <w:numPr>
-          <w:ilvl w:val="0"/>
-          <w:numId w:val="0"/>
-        </w:numPr>
-        <w:spacing w:after="40"/>
-        <w:ind w:left="360" w:hanging="360"/>
-        <w:rPr>
-          <w:sz w:val="22"/>
-        </w:rPr>
-      </w:pPr>
-      <w:r>
-        <w:rPr>
-          <w:sz w:val="22"/>
-        </w:rPr>
-        <w:t>(none), 436.70M (LRN), and 437.97M (BatchNorm). Normalization operates on activations without changing</w:t>
-      </w:r>
-    </w:p>
-    <w:p>
-      <w:pPr>
-        <w:pStyle w:val="ListBullet"/>
-        <w:numPr>
-          <w:ilvl w:val="0"/>
-          <w:numId w:val="0"/>
-        </w:numPr>
-        <w:spacing w:after="40"/>
-        <w:ind w:left="360" w:hanging="360"/>
-        <w:rPr>
-          <w:sz w:val="22"/>
-        </w:rPr>
-      </w:pPr>
-      <w:r>
-        <w:rPr>
-          <w:sz w:val="22"/>
-        </w:rPr>
-        <w:t>convolution output shapes; BatchNorm adds channel-wise affine parameters and operations. FLOP estimates may</w:t>
-      </w:r>
-    </w:p>
-    <w:p>
-      <w:pPr>
-        <w:pStyle w:val="ListBullet"/>
-        <w:numPr>
-          <w:ilvl w:val="0"/>
-          <w:numId w:val="0"/>
-        </w:numPr>
-        <w:spacing w:after="40"/>
-        <w:ind w:left="360" w:hanging="360"/>
-        <w:rPr>
-          <w:sz w:val="22"/>
-        </w:rPr>
-      </w:pPr>
-      <w:r>
-        <w:rPr>
-          <w:sz w:val="22"/>
-        </w:rPr>
-        <w:t>omit or approximate some normalization operations, especially LRN. CPU wall-clock time also depends on kernel</w:t>
-      </w:r>
-    </w:p>
-    <w:p>
-      <w:pPr>
-        <w:pStyle w:val="ListBullet"/>
-        <w:numPr>
-          <w:ilvl w:val="0"/>
-          <w:numId w:val="0"/>
-        </w:numPr>
-        <w:spacing w:after="40"/>
-        <w:ind w:left="360" w:hanging="360"/>
-        <w:rPr>
-          <w:sz w:val="22"/>
-        </w:rPr>
-      </w:pPr>
-      <w:r>
-        <w:rPr>
-          <w:sz w:val="22"/>
-        </w:rPr>
-        <w:t>implementation, memory access, data loading, and hardware, so FLOPs alone do not predict runtime.</w:t>
-      </w:r>
-    </w:p>
-    <w:p>
-      <w:pPr>
-        <w:pStyle w:val="Heading3"/>
-        <w:rPr>
-          <w:sz w:val="22"/>
-        </w:rPr>
-      </w:pPr>
-      <w:r>
-        <w:rPr>
-          <w:sz w:val="22"/>
-        </w:rPr>
-        <w:t>Convergence Stability: Compare the variance and smoothness of the training loss trajectories across the three variants. Which normalization scheme demonstrated the most stable gradient progression?</w:t>
-      </w:r>
-    </w:p>
-    <w:p>
-      <w:pPr>
-        <w:rPr>
-          <w:sz w:val="22"/>
-        </w:rPr>
-      </w:pPr>
-    </w:p>
-    <w:p>
-      <w:pPr>
-        <w:pStyle w:val="ListBullet"/>
-        <w:numPr>
-          <w:ilvl w:val="0"/>
-          <w:numId w:val="0"/>
-        </w:numPr>
-        <w:spacing w:after="40"/>
-        <w:ind w:left="360" w:hanging="360"/>
-        <w:rPr>
-          <w:sz w:val="22"/>
-        </w:rPr>
-      </w:pPr>
-      <w:r>
-        <w:rPr>
-          <w:sz w:val="22"/>
-        </w:rPr>
-        <w:t>Interpretation of small differences: The marginal LRN advantage could reflect the short 10-epoch horizon, learning</w:t>
-      </w:r>
-    </w:p>
-    <w:p>
-      <w:pPr>
-        <w:pStyle w:val="ListBullet"/>
-        <w:numPr>
-          <w:ilvl w:val="0"/>
-          <w:numId w:val="0"/>
-        </w:numPr>
-        <w:spacing w:after="40"/>
-        <w:ind w:left="360" w:hanging="360"/>
-        <w:rPr>
-          <w:sz w:val="22"/>
-        </w:rPr>
-      </w:pPr>
-      <w:r>
-        <w:rPr>
-          <w:sz w:val="22"/>
-        </w:rPr>
-        <w:t>rate 0.001, batch size 128, and stochastic training variation. Although seed 42 was held fixed, one seed cannot</w:t>
-      </w:r>
-    </w:p>
-    <w:p>
-      <w:pPr>
-        <w:pStyle w:val="ListBullet"/>
-        <w:numPr>
-          <w:ilvl w:val="0"/>
-          <w:numId w:val="0"/>
-        </w:numPr>
-        <w:spacing w:after="40"/>
-        <w:ind w:left="360" w:hanging="360"/>
-        <w:rPr>
-          <w:sz w:val="22"/>
-        </w:rPr>
-      </w:pPr>
-      <w:r>
-        <w:rPr>
-          <w:sz w:val="22"/>
-        </w:rPr>
-        <w:t>establish a reliable average benefit. Repeated runs with multiple seeds and reporting mean ± standard deviation</w:t>
-      </w:r>
-    </w:p>
-    <w:p>
-      <w:pPr>
-        <w:pStyle w:val="ListBullet"/>
-        <w:numPr>
-          <w:ilvl w:val="0"/>
-          <w:numId w:val="0"/>
-        </w:numPr>
-        <w:spacing w:after="40"/>
-        <w:ind w:left="360" w:hanging="360"/>
-        <w:rPr>
-          <w:sz w:val="22"/>
-        </w:rPr>
-      </w:pPr>
-      <w:r>
-        <w:rPr>
-          <w:sz w:val="22"/>
-        </w:rPr>
-        <w:t>would better establish reproducibility.</w:t>
+        <w:t xml:space="preserve">gradients. </w:t>
       </w:r>
     </w:p>
     <w:p>
@@ -2802,12 +3125,203 @@
         <w:pStyle w:val="Heading2"/>
       </w:pPr>
       <w:r>
-        <w:t>Generalization gap</w:t>
+        <w:lastRenderedPageBreak/>
+        <w:t xml:space="preserve">Computational Overhead: Did the addition of LRN or BatchNorm2d measurably alter your training </w:t>
+      </w:r>
+      <w:proofErr w:type="spellStart"/>
+      <w:r>
+        <w:t>poch</w:t>
+      </w:r>
+      <w:proofErr w:type="spellEnd"/>
+      <w:r>
+        <w:t xml:space="preserve"> wall-clock time and arithmetic FLOPs? (Yes / No). Contrast the computational overhead of element-wise normalization against the convergence benefit.</w:t>
+      </w:r>
+    </w:p>
+    <w:p>
+      <w:pPr>
+        <w:pStyle w:val="Heading2"/>
+        <w:rPr>
+          <w:rFonts w:ascii="Calibri" w:eastAsiaTheme="minorEastAsia" w:hAnsi="Calibri" w:cstheme="minorBidi"/>
+          <w:b w:val="0"/>
+          <w:bCs w:val="0"/>
+          <w:color w:val="auto"/>
+          <w:sz w:val="22"/>
+          <w:szCs w:val="22"/>
+        </w:rPr>
+      </w:pPr>
+      <w:r>
+        <w:rPr>
+          <w:rFonts w:ascii="Calibri" w:eastAsiaTheme="minorEastAsia" w:hAnsi="Calibri" w:cstheme="minorBidi"/>
+          <w:b w:val="0"/>
+          <w:bCs w:val="0"/>
+          <w:color w:val="auto"/>
+          <w:sz w:val="22"/>
+          <w:szCs w:val="22"/>
+        </w:rPr>
+        <w:t xml:space="preserve">Yes. LRN increased the average training time per epoch, while </w:t>
+      </w:r>
+      <w:proofErr w:type="spellStart"/>
+      <w:r>
+        <w:rPr>
+          <w:rFonts w:ascii="Calibri" w:eastAsiaTheme="minorEastAsia" w:hAnsi="Calibri" w:cstheme="minorBidi"/>
+          <w:b w:val="0"/>
+          <w:bCs w:val="0"/>
+          <w:color w:val="auto"/>
+          <w:sz w:val="22"/>
+          <w:szCs w:val="22"/>
+        </w:rPr>
+        <w:t>BatchNorm</w:t>
+      </w:r>
+      <w:proofErr w:type="spellEnd"/>
+      <w:r>
+        <w:rPr>
+          <w:rFonts w:ascii="Calibri" w:eastAsiaTheme="minorEastAsia" w:hAnsi="Calibri" w:cstheme="minorBidi"/>
+          <w:b w:val="0"/>
+          <w:bCs w:val="0"/>
+          <w:color w:val="auto"/>
+          <w:sz w:val="22"/>
+          <w:szCs w:val="22"/>
+        </w:rPr>
+        <w:t xml:space="preserve"> was slightly faster than the model without normalization. The average epoch times were 215.54 seconds without normalization, 249.33 seconds with LRN, and 208.41 seconds with </w:t>
+      </w:r>
+      <w:proofErr w:type="spellStart"/>
+      <w:r>
+        <w:rPr>
+          <w:rFonts w:ascii="Calibri" w:eastAsiaTheme="minorEastAsia" w:hAnsi="Calibri" w:cstheme="minorBidi"/>
+          <w:b w:val="0"/>
+          <w:bCs w:val="0"/>
+          <w:color w:val="auto"/>
+          <w:sz w:val="22"/>
+          <w:szCs w:val="22"/>
+        </w:rPr>
+        <w:t>BatchNorm</w:t>
+      </w:r>
+      <w:proofErr w:type="spellEnd"/>
+      <w:r>
+        <w:rPr>
+          <w:rFonts w:ascii="Calibri" w:eastAsiaTheme="minorEastAsia" w:hAnsi="Calibri" w:cstheme="minorBidi"/>
+          <w:b w:val="0"/>
+          <w:bCs w:val="0"/>
+          <w:color w:val="auto"/>
+          <w:sz w:val="22"/>
+          <w:szCs w:val="22"/>
+        </w:rPr>
+        <w:t>.</w:t>
+      </w:r>
+      <w:r>
+        <w:rPr>
+          <w:rFonts w:ascii="Calibri" w:eastAsiaTheme="minorEastAsia" w:hAnsi="Calibri" w:cstheme="minorBidi"/>
+          <w:b w:val="0"/>
+          <w:bCs w:val="0"/>
+          <w:color w:val="auto"/>
+          <w:sz w:val="22"/>
+          <w:szCs w:val="22"/>
+        </w:rPr>
+        <w:t xml:space="preserve"> </w:t>
+      </w:r>
+      <w:r>
+        <w:rPr>
+          <w:rFonts w:ascii="Calibri" w:eastAsiaTheme="minorEastAsia" w:hAnsi="Calibri" w:cstheme="minorBidi"/>
+          <w:b w:val="0"/>
+          <w:bCs w:val="0"/>
+          <w:color w:val="auto"/>
+          <w:sz w:val="22"/>
+          <w:szCs w:val="22"/>
+        </w:rPr>
+        <w:t xml:space="preserve">The reported FLOPs were 436.70M for both no normalization and LRN, compared to 437.97M for </w:t>
+      </w:r>
+      <w:proofErr w:type="spellStart"/>
+      <w:r>
+        <w:rPr>
+          <w:rFonts w:ascii="Calibri" w:eastAsiaTheme="minorEastAsia" w:hAnsi="Calibri" w:cstheme="minorBidi"/>
+          <w:b w:val="0"/>
+          <w:bCs w:val="0"/>
+          <w:color w:val="auto"/>
+          <w:sz w:val="22"/>
+          <w:szCs w:val="22"/>
+        </w:rPr>
+        <w:t>BatchNorm</w:t>
+      </w:r>
+      <w:proofErr w:type="spellEnd"/>
+      <w:r>
+        <w:rPr>
+          <w:rFonts w:ascii="Calibri" w:eastAsiaTheme="minorEastAsia" w:hAnsi="Calibri" w:cstheme="minorBidi"/>
+          <w:b w:val="0"/>
+          <w:bCs w:val="0"/>
+          <w:color w:val="auto"/>
+          <w:sz w:val="22"/>
+          <w:szCs w:val="22"/>
+        </w:rPr>
+        <w:t xml:space="preserve">. This shows that </w:t>
+      </w:r>
+      <w:proofErr w:type="spellStart"/>
+      <w:r>
+        <w:rPr>
+          <w:rFonts w:ascii="Calibri" w:eastAsiaTheme="minorEastAsia" w:hAnsi="Calibri" w:cstheme="minorBidi"/>
+          <w:b w:val="0"/>
+          <w:bCs w:val="0"/>
+          <w:color w:val="auto"/>
+          <w:sz w:val="22"/>
+          <w:szCs w:val="22"/>
+        </w:rPr>
+        <w:t>BatchNorm</w:t>
+      </w:r>
+      <w:proofErr w:type="spellEnd"/>
+      <w:r>
+        <w:rPr>
+          <w:rFonts w:ascii="Calibri" w:eastAsiaTheme="minorEastAsia" w:hAnsi="Calibri" w:cstheme="minorBidi"/>
+          <w:b w:val="0"/>
+          <w:bCs w:val="0"/>
+          <w:color w:val="auto"/>
+          <w:sz w:val="22"/>
+          <w:szCs w:val="22"/>
+        </w:rPr>
+        <w:t xml:space="preserve"> added a small amount of computational complexity, but the increase was minimal compared to the improvement in validation accuracy.</w:t>
+      </w:r>
+      <w:r>
+        <w:rPr>
+          <w:rFonts w:ascii="Calibri" w:eastAsiaTheme="minorEastAsia" w:hAnsi="Calibri" w:cstheme="minorBidi"/>
+          <w:b w:val="0"/>
+          <w:bCs w:val="0"/>
+          <w:color w:val="auto"/>
+          <w:sz w:val="22"/>
+          <w:szCs w:val="22"/>
+        </w:rPr>
+        <w:t xml:space="preserve"> </w:t>
+      </w:r>
+      <w:r>
+        <w:rPr>
+          <w:rFonts w:ascii="Calibri" w:eastAsiaTheme="minorEastAsia" w:hAnsi="Calibri" w:cstheme="minorBidi"/>
+          <w:b w:val="0"/>
+          <w:bCs w:val="0"/>
+          <w:color w:val="auto"/>
+          <w:sz w:val="22"/>
+          <w:szCs w:val="22"/>
+        </w:rPr>
+        <w:t>Although LRN had the same reported FLOPs as no normalization, it took longer to train. This is because FLOP estimates do not always account for all normalization operations, and training time also depends on how efficiently those operations run on the hardware.</w:t>
+      </w:r>
+    </w:p>
+    <w:p>
+      <w:pPr>
+        <w:pStyle w:val="Heading2"/>
+        <w:rPr>
+          <w:rFonts w:ascii="Calibri" w:eastAsiaTheme="minorEastAsia" w:hAnsi="Calibri" w:cstheme="minorBidi"/>
+          <w:b w:val="0"/>
+          <w:bCs w:val="0"/>
+          <w:color w:val="auto"/>
+          <w:sz w:val="22"/>
+          <w:szCs w:val="22"/>
+        </w:rPr>
+      </w:pPr>
+      <w:r>
+        <w:t>Convergence Stability: Compare the variance and smoothness of the training loss trajectories across the three variants. Which normalization scheme demonstrated the most stable gradient progression?</w:t>
       </w:r>
     </w:p>
     <w:p>
       <w:pPr>
         <w:rPr>
+          <w:b/>
+          <w:bCs/>
           <w:sz w:val="22"/>
         </w:rPr>
       </w:pPr>
@@ -2815,8 +3329,76 @@
         <w:rPr>
           <w:sz w:val="22"/>
         </w:rPr>
-        <w:t>Calculate Δ = training accuracy − validation accuracy, using the same accuracy scale for both values (percentage points if accuracies are percentages).</w:t>
-      </w:r>
+        <w:t xml:space="preserve">BatchNorm had the lowest final validation loss (0.5826) and highest validation accuracy (79.62%), suggesting better convergence than LRN or no normalization. Its loss curve generally decreased, although the validation curve still fluctuated. These curves do not measure gradient variance directly, so they support better observed convergence rather than proving the most stable gradients. </w:t>
+      </w:r>
+    </w:p>
+    <w:p>
+      <w:pPr>
+        <w:pStyle w:val="Heading2"/>
+        <w:rPr>
+          <w:rFonts w:ascii="Calibri" w:eastAsiaTheme="minorEastAsia" w:hAnsi="Calibri" w:cstheme="minorBidi"/>
+          <w:b w:val="0"/>
+          <w:bCs w:val="0"/>
+          <w:color w:val="auto"/>
+          <w:sz w:val="22"/>
+          <w:szCs w:val="22"/>
+        </w:rPr>
+      </w:pPr>
+      <w:r>
+        <w:t>Generalization gap</w:t>
+      </w:r>
+    </w:p>
+    <w:p>
+      <w:pPr>
+        <w:pStyle w:val="Caption"/>
+        <w:rPr>
+          <w:b w:val="0"/>
+          <w:bCs w:val="0"/>
+          <w:color w:val="auto"/>
+          <w:sz w:val="22"/>
+          <w:szCs w:val="22"/>
+        </w:rPr>
+      </w:pPr>
+      <w:r>
+        <w:t xml:space="preserve">Table </w:t>
+      </w:r>
+      <w:r>
+        <w:fldChar w:fldCharType="begin"/>
+      </w:r>
+      <w:r>
+        <w:instrText xml:space="preserve"> SEQ Table \* ARABIC </w:instrText>
+      </w:r>
+      <w:r>
+        <w:fldChar w:fldCharType="separate"/>
+      </w:r>
+      <w:r>
+        <w:rPr>
+          <w:noProof/>
+        </w:rPr>
+        <w:t>5</w:t>
+      </w:r>
+      <w:r>
+        <w:fldChar w:fldCharType="end"/>
+      </w:r>
+      <w:r>
+        <w:t xml:space="preserve">: </w:t>
+      </w:r>
+      <w:r>
+        <w:t xml:space="preserve">Comparison of Training Performance and Generalization Gap for </w:t>
+      </w:r>
+      <w:proofErr w:type="spellStart"/>
+      <w:r>
+        <w:t>AlexNet</w:t>
+      </w:r>
+      <w:proofErr w:type="spellEnd"/>
+      <w:r>
+        <w:t xml:space="preserve"> with </w:t>
+      </w:r>
+      <w:proofErr w:type="spellStart"/>
+      <w:r>
+        <w:t>BatchNorm</w:t>
+      </w:r>
+      <w:proofErr w:type="spellEnd"/>
     </w:p>
     <w:tbl>
       <w:tblPr>
@@ -2870,13 +3452,23 @@
                 <w:sz w:val="22"/>
               </w:rPr>
             </w:pPr>
+            <w:proofErr w:type="spellStart"/>
             <w:r>
               <w:rPr>
                 <w:b/>
                 <w:color w:val="FFFFFF"/>
                 <w:sz w:val="22"/>
               </w:rPr>
-              <w:t>BatchNorm, no augmentation</w:t>
+              <w:t>BatchNorm</w:t>
+            </w:r>
+            <w:proofErr w:type="spellEnd"/>
+            <w:r>
+              <w:rPr>
+                <w:b/>
+                <w:color w:val="FFFFFF"/>
+                <w:sz w:val="22"/>
+              </w:rPr>
+              <w:t>, no augmentation</w:t>
             </w:r>
           </w:p>
         </w:tc>
@@ -2893,13 +3485,23 @@
                 <w:sz w:val="22"/>
               </w:rPr>
             </w:pPr>
+            <w:proofErr w:type="spellStart"/>
             <w:r>
               <w:rPr>
                 <w:b/>
                 <w:color w:val="FFFFFF"/>
                 <w:sz w:val="22"/>
               </w:rPr>
-              <w:t>BatchNorm + augmentation</w:t>
+              <w:t>BatchNorm</w:t>
+            </w:r>
+            <w:proofErr w:type="spellEnd"/>
+            <w:r>
+              <w:rPr>
+                <w:b/>
+                <w:color w:val="FFFFFF"/>
+                <w:sz w:val="22"/>
+              </w:rPr>
+              <w:t xml:space="preserve"> + augmentation</w:t>
             </w:r>
           </w:p>
         </w:tc>
@@ -3306,70 +3908,14 @@
     </w:tbl>
     <w:p>
       <w:pPr>
-        <w:pStyle w:val="Heading3"/>
-      </w:pPr>
-      <w:r>
         <w:rPr>
+          <w:rFonts w:asciiTheme="majorHAnsi" w:eastAsiaTheme="majorEastAsia" w:hAnsiTheme="majorHAnsi" w:cstheme="majorBidi"/>
           <w:b/>
-          <w:color w:val="204670"/>
-        </w:rPr>
-        <w:t>Generalization Gap Reduction — Yes</w:t>
-      </w:r>
-    </w:p>
-    <w:p>
-      <w:pPr/>
-      <w:r>
-        <w:rPr>
-          <w:sz w:val="20"/>
-        </w:rPr>
-        <w:t>At epoch 15, without augmentation, training accuracy was 90.34% and validation accuracy was 81.66%, giving Δ = 90.34 − 81.66 = 8.68 percentage points. With augmentation, training accuracy was 84.66% and validation accuracy was 81.95%, giving Δ = 84.66 − 81.95 = 2.71 percentage points. Augmentation therefore reduced the gap by 5.97 percentage points (approximately 68.8%). The lower training accuracy and smaller gap are consistent with stronger regularization and reduced overfitting.</w:t>
-      </w:r>
-    </w:p>
-    <w:p>
-      <w:pPr>
-        <w:pStyle w:val="Heading3"/>
-      </w:pPr>
-      <w:r>
-        <w:rPr>
-          <w:b/>
-          <w:color w:val="204670"/>
-        </w:rPr>
-        <w:t>Validation Metric Improvement — Yes (marginal)</w:t>
-      </w:r>
-    </w:p>
-    <w:p>
-      <w:pPr/>
-      <w:r>
-        <w:rPr>
-          <w:sz w:val="20"/>
-        </w:rPr>
-        <w:t>Final validation accuracy increased from 81.66% without augmentation to 81.95% with augmentation (+0.29 percentage points), while macro F1 increased from 81.82% to 82.21% (+0.39 percentage points). Random crops, horizontal flips, and color jitter create label-preserving variation that encourages convolutional filters to recognize semantic patterns across changes in object position, orientation, and appearance instead of memorizing specific training-image configurations.</w:t>
-      </w:r>
-    </w:p>
-    <w:p>
-      <w:pPr/>
-      <w:r>
-        <w:rPr>
-          <w:sz w:val="20"/>
-        </w:rPr>
-        <w:t>The improvements in final validation metrics were modest, even though the generalization gap decreased substantially. The augmented model reached a higher best validation accuracy of 83.50% at epoch 14, before finishing at 81.95% at epoch 15, indicating validation fluctuations. Additional training might help the model assimilate the augmented distribution, but the current results do not establish that more epochs are required or that transformations caused underfitting.</w:t>
-      </w:r>
-    </w:p>
-    <w:p>
-      <w:pPr>
-        <w:pStyle w:val="Heading1"/>
-        <w:rPr>
-          <w:sz w:val="24"/>
-          <w:szCs w:val="24"/>
+          <w:bCs/>
+          <w:color w:val="2F5597"/>
+          <w:sz w:val="22"/>
         </w:rPr>
       </w:pPr>
-      <w:r>
-        <w:rPr>
-          <w:sz w:val="24"/>
-          <w:szCs w:val="24"/>
-        </w:rPr>
-        <w:t>Dual-Dataset Evaluation: CIFAR-10 and Tiny ImageNet</w:t>
-      </w:r>
     </w:p>
     <w:p>
       <w:pPr>
@@ -3377,6 +3923,237 @@
           <w:sz w:val="22"/>
         </w:rPr>
       </w:pPr>
+      <w:r>
+        <w:rPr>
+          <w:sz w:val="22"/>
+        </w:rPr>
+        <w:t>The generalization gap was calculated by subtracting validation accuracy from training accuracy. Without augmentation, the model had a gap of 8.68 percentage points, compared to only 2.71 percentage points with augmentation.</w:t>
+      </w:r>
+      <w:r>
+        <w:rPr>
+          <w:sz w:val="22"/>
+        </w:rPr>
+        <w:t xml:space="preserve"> </w:t>
+      </w:r>
+      <w:r>
+        <w:rPr>
+          <w:sz w:val="22"/>
+        </w:rPr>
+        <w:t>This shows that data augmentation reduced the generalization gap by 5.97 percentage points. The model without augmentation achieved a higher training accuracy (90.34%), but both models had similar validation accuracy. This suggests that the model without augmentation was fitting the training data more closely without performing much better on unseen images.</w:t>
+      </w:r>
+    </w:p>
+    <w:p>
+      <w:pPr>
+        <w:rPr>
+          <w:rFonts w:asciiTheme="majorHAnsi" w:eastAsiaTheme="majorEastAsia" w:hAnsiTheme="majorHAnsi" w:cstheme="majorBidi"/>
+          <w:b/>
+          <w:bCs/>
+          <w:color w:val="2F5597"/>
+          <w:sz w:val="24"/>
+          <w:szCs w:val="26"/>
+        </w:rPr>
+      </w:pPr>
+      <w:r>
+        <w:rPr>
+          <w:rFonts w:asciiTheme="majorHAnsi" w:eastAsiaTheme="majorEastAsia" w:hAnsiTheme="majorHAnsi" w:cstheme="majorBidi"/>
+          <w:b/>
+          <w:bCs/>
+          <w:color w:val="2F5597"/>
+          <w:sz w:val="24"/>
+          <w:szCs w:val="26"/>
+        </w:rPr>
+        <w:t xml:space="preserve">Generalization Gap Reduction: Did applying the </w:t>
+      </w:r>
+      <w:proofErr w:type="spellStart"/>
+      <w:r>
+        <w:rPr>
+          <w:rFonts w:asciiTheme="majorHAnsi" w:eastAsiaTheme="majorEastAsia" w:hAnsiTheme="majorHAnsi" w:cstheme="majorBidi"/>
+          <w:b/>
+          <w:bCs/>
+          <w:color w:val="2F5597"/>
+          <w:sz w:val="24"/>
+          <w:szCs w:val="26"/>
+        </w:rPr>
+        <w:t>PyTorch</w:t>
+      </w:r>
+      <w:proofErr w:type="spellEnd"/>
+      <w:r>
+        <w:rPr>
+          <w:rFonts w:asciiTheme="majorHAnsi" w:eastAsiaTheme="majorEastAsia" w:hAnsiTheme="majorHAnsi" w:cstheme="majorBidi"/>
+          <w:b/>
+          <w:bCs/>
+          <w:color w:val="2F5597"/>
+          <w:sz w:val="24"/>
+          <w:szCs w:val="26"/>
+        </w:rPr>
+        <w:t xml:space="preserve"> data augmentation pipeline reduce the</w:t>
+      </w:r>
+      <w:r>
+        <w:rPr>
+          <w:rFonts w:asciiTheme="majorHAnsi" w:eastAsiaTheme="majorEastAsia" w:hAnsiTheme="majorHAnsi" w:cstheme="majorBidi"/>
+          <w:b/>
+          <w:bCs/>
+          <w:color w:val="2F5597"/>
+          <w:sz w:val="24"/>
+          <w:szCs w:val="26"/>
+        </w:rPr>
+        <w:t xml:space="preserve"> </w:t>
+      </w:r>
+      <w:r>
+        <w:rPr>
+          <w:rFonts w:asciiTheme="majorHAnsi" w:eastAsiaTheme="majorEastAsia" w:hAnsiTheme="majorHAnsi" w:cstheme="majorBidi"/>
+          <w:b/>
+          <w:bCs/>
+          <w:color w:val="2F5597"/>
+          <w:sz w:val="24"/>
+          <w:szCs w:val="26"/>
+        </w:rPr>
+        <w:t xml:space="preserve">generalization gap Δ? (Yes / No). </w:t>
+      </w:r>
+    </w:p>
+    <w:p>
+      <w:pPr>
+        <w:rPr>
+          <w:sz w:val="22"/>
+        </w:rPr>
+      </w:pPr>
+      <w:r>
+        <w:rPr>
+          <w:sz w:val="22"/>
+        </w:rPr>
+        <w:t>Yes. Augmentation reduced the generalization gap from 8.68 to 2.71 percen</w:t>
+      </w:r>
+      <w:r>
+        <w:rPr>
+          <w:sz w:val="22"/>
+        </w:rPr>
+        <w:t>t,</w:t>
+      </w:r>
+      <w:r>
+        <w:rPr>
+          <w:sz w:val="22"/>
+        </w:rPr>
+        <w:t xml:space="preserve"> a reduction of 5.97. The augmented model had lower training accuracy but slightly higher validation accuracy, suggesting less </w:t>
+      </w:r>
+      <w:r>
+        <w:rPr>
+          <w:sz w:val="22"/>
+        </w:rPr>
+        <w:t>overfitting. The</w:t>
+      </w:r>
+      <w:r>
+        <w:rPr>
+          <w:sz w:val="22"/>
+        </w:rPr>
+        <w:t xml:space="preserve"> comparison uses the final epoch of both 15-epoch runs, so the accuracy values are measured at the same training duration.</w:t>
+      </w:r>
+    </w:p>
+    <w:p>
+      <w:pPr>
+        <w:pStyle w:val="Heading2"/>
+      </w:pPr>
+      <w:r>
+        <w:lastRenderedPageBreak/>
+        <w:t>Validation Metric Improvement: Did data augmentation lead to an overall increase in final validation</w:t>
+      </w:r>
+      <w:r>
+        <w:t xml:space="preserve"> </w:t>
+      </w:r>
+      <w:r>
+        <w:t xml:space="preserve">accuracy and Macro F1? (Yes / No). </w:t>
+      </w:r>
+    </w:p>
+    <w:p>
+      <w:pPr>
+        <w:rPr>
+          <w:sz w:val="22"/>
+        </w:rPr>
+      </w:pPr>
+      <w:r>
+        <w:rPr>
+          <w:sz w:val="22"/>
+        </w:rPr>
+        <w:t>Yes, but only slightly. With augmentation, final validation accuracy increased from 81.66% to 81.95%, and Macro F1 increased from 81.82% to 82.21%</w:t>
+      </w:r>
+      <w:r>
+        <w:rPr>
+          <w:sz w:val="22"/>
+        </w:rPr>
+        <w:t xml:space="preserve">. </w:t>
+      </w:r>
+      <w:r>
+        <w:rPr>
+          <w:sz w:val="22"/>
+        </w:rPr>
+        <w:t>The larger benefit was the reduced generalization gap, rather than a large increase in final validation performance.</w:t>
+      </w:r>
+    </w:p>
+    <w:p>
+      <w:pPr>
+        <w:pStyle w:val="Heading2"/>
+      </w:pPr>
+      <w:r>
+        <w:t xml:space="preserve">Overfitting Trajectory: Did the Tiny ImageNet validation loss </w:t>
+      </w:r>
+      <w:proofErr w:type="gramStart"/>
+      <w:r>
+        <w:t>diverge</w:t>
+      </w:r>
+      <w:proofErr w:type="gramEnd"/>
+      <w:r>
+        <w:t xml:space="preserve"> or plateau earlier in the training schedule compared to CIFAR-10? Explain this behavior using your generated loss curves.</w:t>
+      </w:r>
+    </w:p>
+    <w:p>
+      <w:pPr>
+        <w:rPr>
+          <w:sz w:val="22"/>
+        </w:rPr>
+      </w:pPr>
+      <w:r>
+        <w:rPr>
+          <w:sz w:val="22"/>
+        </w:rPr>
+        <w:t>Tiny ImageNet was harder to classify, but lower accuracy alone does not show earlier overfitting. The Tiny ImageNet LRN validation loss fell from 4.8865 to 3.3920 across 10 epochs, while the Zoo AlexNet validation loss decreased through epoch 9 (4.2962) before a small rise at epoch 10 (4.3068). The displayed curves do not establish a consistently earlier plateau than CIFAR-10. A direct epoch-by-epoch comparison of matching runs would be needed for that conclusion.</w:t>
+      </w:r>
+    </w:p>
+    <w:p>
+      <w:pPr>
+        <w:pStyle w:val="Heading2"/>
+      </w:pPr>
+      <w:r>
+        <w:t>Dual-Dataset Evaluation: CIFAR-10 and Tiny ImageNet</w:t>
+      </w:r>
+    </w:p>
+    <w:p>
+      <w:pPr>
+        <w:pStyle w:val="Caption"/>
+        <w:keepNext/>
+      </w:pPr>
+      <w:r>
+        <w:t xml:space="preserve">Table </w:t>
+      </w:r>
+      <w:r>
+        <w:fldChar w:fldCharType="begin"/>
+      </w:r>
+      <w:r>
+        <w:instrText xml:space="preserve"> SEQ Table \* ARABIC </w:instrText>
+      </w:r>
+      <w:r>
+        <w:fldChar w:fldCharType="separate"/>
+      </w:r>
+      <w:r>
+        <w:rPr>
+          <w:noProof/>
+        </w:rPr>
+        <w:t>6</w:t>
+      </w:r>
+      <w:r>
+        <w:fldChar w:fldCharType="end"/>
+      </w:r>
+      <w:r>
+        <w:t>: Different parameters between CIFAR-10 and ImageNet data</w:t>
+      </w:r>
     </w:p>
     <w:tbl>
       <w:tblPr>
@@ -3568,7 +4345,15 @@
               </w:rPr>
             </w:pPr>
             <w:r>
-              <w:t>79.62 (10 epochs); 81.95 (15 epochs, aug.)</w:t>
+              <w:t xml:space="preserve">79.62 (10 epochs); 81.95 (15 epochs, </w:t>
+            </w:r>
+            <w:proofErr w:type="spellStart"/>
+            <w:r>
+              <w:t>aug.</w:t>
+            </w:r>
+            <w:proofErr w:type="spellEnd"/>
+            <w:r>
+              <w:t>)</w:t>
             </w:r>
           </w:p>
         </w:tc>
@@ -3631,7 +4416,15 @@
               </w:rPr>
             </w:pPr>
             <w:r>
-              <w:t>79.40 (10 epochs); 82.21 (15 epochs, aug.)</w:t>
+              <w:t xml:space="preserve">79.40 (10 epochs); 82.21 (15 epochs, </w:t>
+            </w:r>
+            <w:proofErr w:type="spellStart"/>
+            <w:r>
+              <w:t>aug.</w:t>
+            </w:r>
+            <w:proofErr w:type="spellEnd"/>
+            <w:r>
+              <w:t>)</w:t>
             </w:r>
           </w:p>
         </w:tc>
@@ -3698,7 +4491,21 @@
               <w:rPr>
                 <w:sz w:val="22"/>
               </w:rPr>
-              <w:t>0.5473 (15 epochs, aug.)</w:t>
+              <w:t xml:space="preserve">0.5473 (15 epochs, </w:t>
+            </w:r>
+            <w:proofErr w:type="spellStart"/>
+            <w:r>
+              <w:rPr>
+                <w:sz w:val="22"/>
+              </w:rPr>
+              <w:t>aug.</w:t>
+            </w:r>
+            <w:proofErr w:type="spellEnd"/>
+            <w:r>
+              <w:rPr>
+                <w:sz w:val="22"/>
+              </w:rPr>
+              <w:t>)</w:t>
             </w:r>
           </w:p>
         </w:tc>
@@ -3862,13 +4669,38 @@
       <w:pPr>
         <w:pStyle w:val="Heading2"/>
       </w:pPr>
+      <w:r>
+        <w:t>Architectural complexity and timing</w:t>
+      </w:r>
     </w:p>
     <w:p>
       <w:pPr>
-        <w:pStyle w:val="Heading2"/>
+        <w:pStyle w:val="Caption"/>
+        <w:keepNext/>
       </w:pPr>
       <w:r>
-        <w:t>Architectural complexity and timing</w:t>
+        <w:t xml:space="preserve">Table </w:t>
+      </w:r>
+      <w:r>
+        <w:fldChar w:fldCharType="begin"/>
+      </w:r>
+      <w:r>
+        <w:instrText xml:space="preserve"> SEQ Table \* ARABIC </w:instrText>
+      </w:r>
+      <w:r>
+        <w:fldChar w:fldCharType="separate"/>
+      </w:r>
+      <w:r>
+        <w:rPr>
+          <w:noProof/>
+        </w:rPr>
+        <w:t>7</w:t>
+      </w:r>
+      <w:r>
+        <w:fldChar w:fldCharType="end"/>
+      </w:r>
+      <w:r>
+        <w:t>: Complexity and timing of the CNN's architectures</w:t>
       </w:r>
     </w:p>
     <w:tbl>
@@ -3934,22 +4766,36 @@
                 <w:color w:val="FFFFFF"/>
                 <w:sz w:val="22"/>
               </w:rPr>
-              <w:t xml:space="preserve">Conv </w:t>
-            </w:r>
+              <w:t>Conv depth</w:t>
+            </w:r>
+          </w:p>
+        </w:tc>
+        <w:tc>
+          <w:tcPr>
+            <w:tcW w:w="2376" w:type="dxa"/>
+            <w:shd w:val="clear" w:color="auto" w:fill="17365D"/>
+            <w:vAlign w:val="center"/>
+          </w:tcPr>
+          <w:p>
+            <w:pPr>
+              <w:spacing w:after="0"/>
+              <w:rPr>
+                <w:sz w:val="22"/>
+              </w:rPr>
+            </w:pPr>
             <w:r>
               <w:rPr>
                 <w:b/>
                 <w:color w:val="FFFFFF"/>
                 <w:sz w:val="22"/>
               </w:rPr>
-              <w:lastRenderedPageBreak/>
-              <w:t>depth</w:t>
-            </w:r>
-          </w:p>
-        </w:tc>
-        <w:tc>
-          <w:tcPr>
-            <w:tcW w:w="2376" w:type="dxa"/>
+              <w:t>Normalization / regularization</w:t>
+            </w:r>
+          </w:p>
+        </w:tc>
+        <w:tc>
+          <w:tcPr>
+            <w:tcW w:w="936" w:type="dxa"/>
             <w:shd w:val="clear" w:color="auto" w:fill="17365D"/>
             <w:vAlign w:val="center"/>
           </w:tcPr>
@@ -3966,17 +4812,30 @@
                 <w:color w:val="FFFFFF"/>
                 <w:sz w:val="22"/>
               </w:rPr>
-              <w:lastRenderedPageBreak/>
-              <w:t xml:space="preserve">Normalization / </w:t>
-            </w:r>
+              <w:t>Augmentation</w:t>
+            </w:r>
+          </w:p>
+        </w:tc>
+        <w:tc>
+          <w:tcPr>
+            <w:tcW w:w="936" w:type="dxa"/>
+            <w:shd w:val="clear" w:color="auto" w:fill="17365D"/>
+            <w:vAlign w:val="center"/>
+          </w:tcPr>
+          <w:p>
+            <w:pPr>
+              <w:spacing w:after="0"/>
+              <w:rPr>
+                <w:sz w:val="22"/>
+              </w:rPr>
+            </w:pPr>
             <w:r>
               <w:rPr>
                 <w:b/>
                 <w:color w:val="FFFFFF"/>
                 <w:sz w:val="22"/>
               </w:rPr>
-              <w:lastRenderedPageBreak/>
-              <w:t>regularization</w:t>
+              <w:t>Params (M)</w:t>
             </w:r>
           </w:p>
         </w:tc>
@@ -3999,8 +4858,30 @@
                 <w:color w:val="FFFFFF"/>
                 <w:sz w:val="22"/>
               </w:rPr>
-              <w:lastRenderedPageBreak/>
-              <w:t>Augmentation</w:t>
+              <w:t>FLOPs (M)</w:t>
+            </w:r>
+          </w:p>
+        </w:tc>
+        <w:tc>
+          <w:tcPr>
+            <w:tcW w:w="1080" w:type="dxa"/>
+            <w:shd w:val="clear" w:color="auto" w:fill="17365D"/>
+            <w:vAlign w:val="center"/>
+          </w:tcPr>
+          <w:p>
+            <w:pPr>
+              <w:spacing w:after="0"/>
+              <w:rPr>
+                <w:sz w:val="22"/>
+              </w:rPr>
+            </w:pPr>
+            <w:r>
+              <w:rPr>
+                <w:b/>
+                <w:color w:val="FFFFFF"/>
+                <w:sz w:val="22"/>
+              </w:rPr>
+              <w:t>Mean epoch (s)</w:t>
             </w:r>
           </w:p>
         </w:tc>
@@ -4023,115 +4904,25 @@
                 <w:color w:val="FFFFFF"/>
                 <w:sz w:val="22"/>
               </w:rPr>
-              <w:t xml:space="preserve">Params </w:t>
-            </w:r>
+              <w:t>Latency (</w:t>
+            </w:r>
+            <w:proofErr w:type="spellStart"/>
             <w:r>
               <w:rPr>
                 <w:b/>
                 <w:color w:val="FFFFFF"/>
                 <w:sz w:val="22"/>
               </w:rPr>
-              <w:lastRenderedPageBreak/>
-              <w:t>(M)</w:t>
-            </w:r>
-          </w:p>
-        </w:tc>
-        <w:tc>
-          <w:tcPr>
-            <w:tcW w:w="936" w:type="dxa"/>
-            <w:shd w:val="clear" w:color="auto" w:fill="17365D"/>
-            <w:vAlign w:val="center"/>
-          </w:tcPr>
-          <w:p>
-            <w:pPr>
-              <w:spacing w:after="0"/>
-              <w:rPr>
-                <w:sz w:val="22"/>
-              </w:rPr>
-            </w:pPr>
+              <w:t>ms</w:t>
+            </w:r>
+            <w:proofErr w:type="spellEnd"/>
             <w:r>
               <w:rPr>
                 <w:b/>
                 <w:color w:val="FFFFFF"/>
                 <w:sz w:val="22"/>
               </w:rPr>
-              <w:lastRenderedPageBreak/>
-              <w:t xml:space="preserve">FLOPs </w:t>
-            </w:r>
-            <w:r>
-              <w:rPr>
-                <w:b/>
-                <w:color w:val="FFFFFF"/>
-                <w:sz w:val="22"/>
-              </w:rPr>
-              <w:lastRenderedPageBreak/>
-              <w:t>(M)</w:t>
-            </w:r>
-          </w:p>
-        </w:tc>
-        <w:tc>
-          <w:tcPr>
-            <w:tcW w:w="1080" w:type="dxa"/>
-            <w:shd w:val="clear" w:color="auto" w:fill="17365D"/>
-            <w:vAlign w:val="center"/>
-          </w:tcPr>
-          <w:p>
-            <w:pPr>
-              <w:spacing w:after="0"/>
-              <w:rPr>
-                <w:sz w:val="22"/>
-              </w:rPr>
-            </w:pPr>
-            <w:r>
-              <w:rPr>
-                <w:b/>
-                <w:color w:val="FFFFFF"/>
-                <w:sz w:val="22"/>
-              </w:rPr>
-              <w:lastRenderedPageBreak/>
-              <w:t xml:space="preserve">Mean </w:t>
-            </w:r>
-            <w:r>
-              <w:rPr>
-                <w:b/>
-                <w:color w:val="FFFFFF"/>
-                <w:sz w:val="22"/>
-              </w:rPr>
-              <w:lastRenderedPageBreak/>
-              <w:t>epoch (s)</w:t>
-            </w:r>
-          </w:p>
-        </w:tc>
-        <w:tc>
-          <w:tcPr>
-            <w:tcW w:w="936" w:type="dxa"/>
-            <w:shd w:val="clear" w:color="auto" w:fill="17365D"/>
-            <w:vAlign w:val="center"/>
-          </w:tcPr>
-          <w:p>
-            <w:pPr>
-              <w:spacing w:after="0"/>
-              <w:rPr>
-                <w:sz w:val="22"/>
-              </w:rPr>
-            </w:pPr>
-            <w:r>
-              <w:rPr>
-                <w:b/>
-                <w:color w:val="FFFFFF"/>
-                <w:sz w:val="22"/>
-              </w:rPr>
-              <w:lastRenderedPageBreak/>
-              <w:t xml:space="preserve">Latency </w:t>
-            </w:r>
-            <w:r>
-              <w:rPr>
-                <w:b/>
-                <w:color w:val="FFFFFF"/>
-                <w:sz w:val="22"/>
-              </w:rPr>
-              <w:lastRenderedPageBreak/>
-              <w:t>(ms)</w:t>
+              <w:t>)</w:t>
             </w:r>
           </w:p>
         </w:tc>
@@ -4156,7 +4947,6 @@
               <w:rPr>
                 <w:sz w:val="22"/>
               </w:rPr>
-              <w:lastRenderedPageBreak/>
               <w:t>Base LeNet-5</w:t>
             </w:r>
           </w:p>
@@ -4213,6 +5003,12 @@
                 <w:sz w:val="22"/>
               </w:rPr>
             </w:pPr>
+            <w:r>
+              <w:rPr>
+                <w:sz w:val="22"/>
+              </w:rPr>
+              <w:t>None</w:t>
+            </w:r>
           </w:p>
         </w:tc>
         <w:tc>
@@ -4355,12 +5151,28 @@
                 <w:sz w:val="22"/>
               </w:rPr>
             </w:pPr>
-            <w:r>
-              <w:rPr>
-                <w:sz w:val="22"/>
-              </w:rPr>
-              <w:t>ReLU + overlapping MaxPool</w:t>
-            </w:r>
+            <w:proofErr w:type="spellStart"/>
+            <w:r>
+              <w:rPr>
+                <w:sz w:val="22"/>
+              </w:rPr>
+              <w:t>ReLU</w:t>
+            </w:r>
+            <w:proofErr w:type="spellEnd"/>
+            <w:r>
+              <w:rPr>
+                <w:sz w:val="22"/>
+              </w:rPr>
+              <w:t xml:space="preserve"> + overlapping </w:t>
+            </w:r>
+            <w:proofErr w:type="spellStart"/>
+            <w:r>
+              <w:rPr>
+                <w:sz w:val="22"/>
+              </w:rPr>
+              <w:t>MaxPool</w:t>
+            </w:r>
+            <w:proofErr w:type="spellEnd"/>
           </w:p>
         </w:tc>
         <w:tc>
@@ -4376,6 +5188,12 @@
                 <w:sz w:val="22"/>
               </w:rPr>
             </w:pPr>
+            <w:r>
+              <w:rPr>
+                <w:sz w:val="22"/>
+              </w:rPr>
+              <w:t>None</w:t>
+            </w:r>
           </w:p>
         </w:tc>
         <w:tc>
@@ -4478,11 +5296,19 @@
                 <w:sz w:val="22"/>
               </w:rPr>
             </w:pPr>
-            <w:r>
-              <w:rPr>
-                <w:sz w:val="22"/>
-              </w:rPr>
-              <w:t>AlexNet (no norm)</w:t>
+            <w:proofErr w:type="spellStart"/>
+            <w:r>
+              <w:rPr>
+                <w:sz w:val="22"/>
+              </w:rPr>
+              <w:t>AlexNet</w:t>
+            </w:r>
+            <w:proofErr w:type="spellEnd"/>
+            <w:r>
+              <w:rPr>
+                <w:sz w:val="22"/>
+              </w:rPr>
+              <w:t xml:space="preserve"> (no norm)</w:t>
             </w:r>
           </w:p>
         </w:tc>
@@ -4535,6 +5361,12 @@
                 <w:sz w:val="22"/>
               </w:rPr>
             </w:pPr>
+            <w:r>
+              <w:rPr>
+                <w:sz w:val="22"/>
+              </w:rPr>
+              <w:t>None</w:t>
+            </w:r>
           </w:p>
         </w:tc>
         <w:tc>
@@ -4630,11 +5462,19 @@
                 <w:sz w:val="22"/>
               </w:rPr>
             </w:pPr>
-            <w:r>
-              <w:rPr>
-                <w:sz w:val="22"/>
-              </w:rPr>
-              <w:t>AlexNet + LRN</w:t>
+            <w:proofErr w:type="spellStart"/>
+            <w:r>
+              <w:rPr>
+                <w:sz w:val="22"/>
+              </w:rPr>
+              <w:t>AlexNet</w:t>
+            </w:r>
+            <w:proofErr w:type="spellEnd"/>
+            <w:r>
+              <w:rPr>
+                <w:sz w:val="22"/>
+              </w:rPr>
+              <w:t xml:space="preserve"> + LRN</w:t>
             </w:r>
           </w:p>
         </w:tc>
@@ -4690,6 +5530,12 @@
                 <w:sz w:val="22"/>
               </w:rPr>
             </w:pPr>
+            <w:r>
+              <w:rPr>
+                <w:sz w:val="22"/>
+              </w:rPr>
+              <w:t>None</w:t>
+            </w:r>
           </w:p>
         </w:tc>
         <w:tc>
@@ -4788,12 +5634,28 @@
                 <w:sz w:val="22"/>
               </w:rPr>
             </w:pPr>
-            <w:r>
-              <w:rPr>
-                <w:sz w:val="22"/>
-              </w:rPr>
-              <w:t>AlexNet + BatchNorm</w:t>
-            </w:r>
+            <w:proofErr w:type="spellStart"/>
+            <w:r>
+              <w:rPr>
+                <w:sz w:val="22"/>
+              </w:rPr>
+              <w:t>AlexNet</w:t>
+            </w:r>
+            <w:proofErr w:type="spellEnd"/>
+            <w:r>
+              <w:rPr>
+                <w:sz w:val="22"/>
+              </w:rPr>
+              <w:t xml:space="preserve"> + </w:t>
+            </w:r>
+            <w:proofErr w:type="spellStart"/>
+            <w:r>
+              <w:rPr>
+                <w:sz w:val="22"/>
+              </w:rPr>
+              <w:t>BatchNorm</w:t>
+            </w:r>
+            <w:proofErr w:type="spellEnd"/>
           </w:p>
         </w:tc>
         <w:tc>
@@ -4845,6 +5707,12 @@
                 <w:sz w:val="22"/>
               </w:rPr>
             </w:pPr>
+            <w:r>
+              <w:rPr>
+                <w:sz w:val="22"/>
+              </w:rPr>
+              <w:t>None</w:t>
+            </w:r>
           </w:p>
         </w:tc>
         <w:tc>
@@ -4941,11 +5809,19 @@
                 <w:sz w:val="22"/>
               </w:rPr>
             </w:pPr>
-            <w:r>
-              <w:rPr>
-                <w:sz w:val="22"/>
-              </w:rPr>
-              <w:t>AlexNet + BN + Aug</w:t>
+            <w:proofErr w:type="spellStart"/>
+            <w:r>
+              <w:rPr>
+                <w:sz w:val="22"/>
+              </w:rPr>
+              <w:t>AlexNet</w:t>
+            </w:r>
+            <w:proofErr w:type="spellEnd"/>
+            <w:r>
+              <w:rPr>
+                <w:sz w:val="22"/>
+              </w:rPr>
+              <w:t xml:space="preserve"> + BN + Aug</w:t>
             </w:r>
           </w:p>
         </w:tc>
@@ -5004,6 +5880,20 @@
                 <w:sz w:val="22"/>
               </w:rPr>
             </w:pPr>
+            <w:proofErr w:type="spellStart"/>
+            <w:r>
+              <w:rPr>
+                <w:sz w:val="22"/>
+              </w:rPr>
+              <w:t>Pytorch</w:t>
+            </w:r>
+            <w:proofErr w:type="spellEnd"/>
+            <w:r>
+              <w:rPr>
+                <w:sz w:val="22"/>
+              </w:rPr>
+              <w:t xml:space="preserve"> Aug</w:t>
+            </w:r>
           </w:p>
         </w:tc>
         <w:tc>
@@ -5107,12 +5997,28 @@
                 <w:sz w:val="22"/>
               </w:rPr>
             </w:pPr>
-            <w:r>
-              <w:rPr>
-                <w:sz w:val="22"/>
-              </w:rPr>
-              <w:t>PyTorch Zoo AlexNet</w:t>
-            </w:r>
+            <w:proofErr w:type="spellStart"/>
+            <w:r>
+              <w:rPr>
+                <w:sz w:val="22"/>
+              </w:rPr>
+              <w:t>PyTorch</w:t>
+            </w:r>
+            <w:proofErr w:type="spellEnd"/>
+            <w:r>
+              <w:rPr>
+                <w:sz w:val="22"/>
+              </w:rPr>
+              <w:t xml:space="preserve"> Zoo </w:t>
+            </w:r>
+            <w:proofErr w:type="spellStart"/>
+            <w:r>
+              <w:rPr>
+                <w:sz w:val="22"/>
+              </w:rPr>
+              <w:t>AlexNet</w:t>
+            </w:r>
+            <w:proofErr w:type="spellEnd"/>
           </w:p>
         </w:tc>
         <w:tc>
@@ -5147,11 +6053,33 @@
                 <w:sz w:val="22"/>
               </w:rPr>
             </w:pPr>
-            <w:r>
-              <w:rPr>
-                <w:sz w:val="22"/>
-              </w:rPr>
-              <w:t>Torchvision AlexNet; Dropout p=0.5</w:t>
+            <w:proofErr w:type="spellStart"/>
+            <w:r>
+              <w:rPr>
+                <w:sz w:val="22"/>
+              </w:rPr>
+              <w:t>Torchvision</w:t>
+            </w:r>
+            <w:proofErr w:type="spellEnd"/>
+            <w:r>
+              <w:rPr>
+                <w:sz w:val="22"/>
+              </w:rPr>
+              <w:t xml:space="preserve"> </w:t>
+            </w:r>
+            <w:proofErr w:type="spellStart"/>
+            <w:r>
+              <w:rPr>
+                <w:sz w:val="22"/>
+              </w:rPr>
+              <w:t>AlexNet</w:t>
+            </w:r>
+            <w:proofErr w:type="spellEnd"/>
+            <w:r>
+              <w:rPr>
+                <w:sz w:val="22"/>
+              </w:rPr>
+              <w:t>; Dropout p=0.5</w:t>
             </w:r>
           </w:p>
         </w:tc>
@@ -5167,6 +6095,12 @@
                 <w:sz w:val="22"/>
               </w:rPr>
             </w:pPr>
+            <w:r>
+              <w:rPr>
+                <w:sz w:val="22"/>
+              </w:rPr>
+              <w:t>None</w:t>
+            </w:r>
           </w:p>
         </w:tc>
         <w:tc>
@@ -5222,6 +6156,9 @@
               </w:rPr>
             </w:pPr>
             <w:r>
+              <w:rPr>
+                <w:sz w:val="22"/>
+              </w:rPr>
               <w:t>160.79</w:t>
             </w:r>
           </w:p>
@@ -5254,8 +6191,63 @@
         <w:pStyle w:val="Heading2"/>
       </w:pPr>
       <w:r>
+        <w:lastRenderedPageBreak/>
         <w:t>Predictive performance across datasets</w:t>
       </w:r>
+    </w:p>
+    <w:p>
+      <w:pPr>
+        <w:rPr>
+          <w:sz w:val="22"/>
+        </w:rPr>
+      </w:pPr>
+      <w:r>
+        <w:rPr>
+          <w:sz w:val="22"/>
+        </w:rPr>
+        <w:t>Table 8 reports final-epoch validation metrics except where a best-epoch value is explicitly labelled. The Tiny ImageNet LRN run used learning rate 0.0001, whereas the other listed AlexNet normalization runs used 0.001; this limits direct comparison. The Zoo AlexNet Tiny ImageNet final values are 8.09% accuracy and 5.35% Macro F1</w:t>
+      </w:r>
+      <w:r>
+        <w:rPr>
+          <w:sz w:val="22"/>
+        </w:rPr>
+        <w:t>.</w:t>
+      </w:r>
+    </w:p>
+    <w:p>
+      <w:pPr>
+        <w:pStyle w:val="Caption"/>
+        <w:keepNext/>
+      </w:pPr>
+      <w:r>
+        <w:t xml:space="preserve">Table </w:t>
+      </w:r>
+      <w:r>
+        <w:fldChar w:fldCharType="begin"/>
+      </w:r>
+      <w:r>
+        <w:instrText xml:space="preserve"> SEQ Table \* ARABIC </w:instrText>
+      </w:r>
+      <w:r>
+        <w:fldChar w:fldCharType="separate"/>
+      </w:r>
+      <w:r>
+        <w:rPr>
+          <w:noProof/>
+        </w:rPr>
+        <w:t>8</w:t>
+      </w:r>
+      <w:r>
+        <w:fldChar w:fldCharType="end"/>
+      </w:r>
+      <w:r>
+        <w:t xml:space="preserve">: Predictive performance across datasets and CNN </w:t>
+      </w:r>
+      <w:proofErr w:type="spellStart"/>
+      <w:r>
+        <w:t>archetictures</w:t>
+      </w:r>
+      <w:proofErr w:type="spellEnd"/>
     </w:p>
     <w:tbl>
       <w:tblPr>
@@ -5317,7 +6309,25 @@
                 <w:color w:val="FFFFFF"/>
                 <w:sz w:val="22"/>
               </w:rPr>
-              <w:t>CIFAR-10 val acc (%)</w:t>
+              <w:t xml:space="preserve">CIFAR-10 </w:t>
+            </w:r>
+            <w:proofErr w:type="spellStart"/>
+            <w:r>
+              <w:rPr>
+                <w:b/>
+                <w:color w:val="FFFFFF"/>
+                <w:sz w:val="22"/>
+              </w:rPr>
+              <w:t>val</w:t>
+            </w:r>
+            <w:proofErr w:type="spellEnd"/>
+            <w:r>
+              <w:rPr>
+                <w:b/>
+                <w:color w:val="FFFFFF"/>
+                <w:sz w:val="22"/>
+              </w:rPr>
+              <w:t xml:space="preserve"> acc (%)</w:t>
             </w:r>
           </w:p>
         </w:tc>
@@ -5363,7 +6373,25 @@
                 <w:color w:val="FFFFFF"/>
                 <w:sz w:val="22"/>
               </w:rPr>
-              <w:t>Tiny ImageNet val acc (%)</w:t>
+              <w:t xml:space="preserve">Tiny ImageNet </w:t>
+            </w:r>
+            <w:proofErr w:type="spellStart"/>
+            <w:r>
+              <w:rPr>
+                <w:b/>
+                <w:color w:val="FFFFFF"/>
+                <w:sz w:val="22"/>
+              </w:rPr>
+              <w:t>val</w:t>
+            </w:r>
+            <w:proofErr w:type="spellEnd"/>
+            <w:r>
+              <w:rPr>
+                <w:b/>
+                <w:color w:val="FFFFFF"/>
+                <w:sz w:val="22"/>
+              </w:rPr>
+              <w:t xml:space="preserve"> acc (%)</w:t>
             </w:r>
           </w:p>
         </w:tc>
@@ -5629,11 +6657,19 @@
                 <w:sz w:val="22"/>
               </w:rPr>
             </w:pPr>
-            <w:r>
-              <w:rPr>
-                <w:sz w:val="22"/>
-              </w:rPr>
-              <w:t>AlexNet (no norm)</w:t>
+            <w:proofErr w:type="spellStart"/>
+            <w:r>
+              <w:rPr>
+                <w:sz w:val="22"/>
+              </w:rPr>
+              <w:t>AlexNet</w:t>
+            </w:r>
+            <w:proofErr w:type="spellEnd"/>
+            <w:r>
+              <w:rPr>
+                <w:sz w:val="22"/>
+              </w:rPr>
+              <w:t xml:space="preserve"> (no norm)</w:t>
             </w:r>
           </w:p>
         </w:tc>
@@ -5686,6 +6722,18 @@
                 <w:sz w:val="22"/>
               </w:rPr>
             </w:pPr>
+            <w:r>
+              <w:rPr>
+                <w:sz w:val="22"/>
+              </w:rPr>
+              <w:t>14.94 (10 epoch</w:t>
+            </w:r>
+            <w:r>
+              <w:rPr>
+                <w:sz w:val="22"/>
+              </w:rPr>
+              <w:t>s)</w:t>
+            </w:r>
           </w:p>
         </w:tc>
         <w:tc>
@@ -5699,6 +6747,24 @@
                 <w:sz w:val="22"/>
               </w:rPr>
             </w:pPr>
+            <w:r>
+              <w:rPr>
+                <w:sz w:val="22"/>
+              </w:rPr>
+              <w:t>12.71 (10 epoch</w:t>
+            </w:r>
+            <w:r>
+              <w:rPr>
+                <w:sz w:val="22"/>
+              </w:rPr>
+              <w:t>s</w:t>
+            </w:r>
+            <w:r>
+              <w:rPr>
+                <w:sz w:val="22"/>
+              </w:rPr>
+              <w:t>)</w:t>
+            </w:r>
           </w:p>
         </w:tc>
       </w:tr>
@@ -5718,11 +6784,19 @@
                 <w:sz w:val="22"/>
               </w:rPr>
             </w:pPr>
-            <w:r>
-              <w:rPr>
-                <w:sz w:val="22"/>
-              </w:rPr>
-              <w:t>AlexNet + LRN</w:t>
+            <w:proofErr w:type="spellStart"/>
+            <w:r>
+              <w:rPr>
+                <w:sz w:val="22"/>
+              </w:rPr>
+              <w:t>AlexNet</w:t>
+            </w:r>
+            <w:proofErr w:type="spellEnd"/>
+            <w:r>
+              <w:rPr>
+                <w:sz w:val="22"/>
+              </w:rPr>
+              <w:t xml:space="preserve"> + LRN</w:t>
             </w:r>
           </w:p>
         </w:tc>
@@ -5778,6 +6852,12 @@
                 <w:sz w:val="22"/>
               </w:rPr>
             </w:pPr>
+            <w:r>
+              <w:rPr>
+                <w:sz w:val="22"/>
+              </w:rPr>
+              <w:t>21.86 (10 epochs)</w:t>
+            </w:r>
           </w:p>
         </w:tc>
         <w:tc>
@@ -5787,11 +6867,9 @@
             <w:vAlign w:val="center"/>
           </w:tcPr>
           <w:p>
-            <w:pPr>
-              <w:rPr>
-                <w:sz w:val="22"/>
-              </w:rPr>
-            </w:pPr>
+            <w:r>
+              <w:t>18.87 (10 epochs)</w:t>
+            </w:r>
           </w:p>
         </w:tc>
       </w:tr>
@@ -5810,12 +6888,28 @@
                 <w:sz w:val="22"/>
               </w:rPr>
             </w:pPr>
-            <w:r>
-              <w:rPr>
-                <w:sz w:val="22"/>
-              </w:rPr>
-              <w:t>AlexNet + BatchNorm</w:t>
-            </w:r>
+            <w:proofErr w:type="spellStart"/>
+            <w:r>
+              <w:rPr>
+                <w:sz w:val="22"/>
+              </w:rPr>
+              <w:t>AlexNet</w:t>
+            </w:r>
+            <w:proofErr w:type="spellEnd"/>
+            <w:r>
+              <w:rPr>
+                <w:sz w:val="22"/>
+              </w:rPr>
+              <w:t xml:space="preserve"> + </w:t>
+            </w:r>
+            <w:proofErr w:type="spellStart"/>
+            <w:r>
+              <w:rPr>
+                <w:sz w:val="22"/>
+              </w:rPr>
+              <w:t>BatchNorm</w:t>
+            </w:r>
+            <w:proofErr w:type="spellEnd"/>
           </w:p>
         </w:tc>
         <w:tc>
@@ -5912,11 +7006,19 @@
                 <w:sz w:val="22"/>
               </w:rPr>
             </w:pPr>
-            <w:r>
-              <w:rPr>
-                <w:sz w:val="22"/>
-              </w:rPr>
-              <w:t>AlexNet + BN + Aug</w:t>
+            <w:proofErr w:type="spellStart"/>
+            <w:r>
+              <w:rPr>
+                <w:sz w:val="22"/>
+              </w:rPr>
+              <w:t>AlexNet</w:t>
+            </w:r>
+            <w:proofErr w:type="spellEnd"/>
+            <w:r>
+              <w:rPr>
+                <w:sz w:val="22"/>
+              </w:rPr>
+              <w:t xml:space="preserve"> + BN + Aug</w:t>
             </w:r>
           </w:p>
         </w:tc>
@@ -5972,6 +7074,18 @@
                 <w:sz w:val="22"/>
               </w:rPr>
             </w:pPr>
+            <w:r>
+              <w:rPr>
+                <w:sz w:val="22"/>
+              </w:rPr>
+              <w:t xml:space="preserve">38.52 </w:t>
+            </w:r>
+            <w:r>
+              <w:rPr>
+                <w:sz w:val="22"/>
+              </w:rPr>
+              <w:t>(15 epochs)</w:t>
+            </w:r>
           </w:p>
         </w:tc>
         <w:tc>
@@ -5986,6 +7100,18 @@
                 <w:sz w:val="22"/>
               </w:rPr>
             </w:pPr>
+            <w:r>
+              <w:rPr>
+                <w:sz w:val="22"/>
+              </w:rPr>
+              <w:t xml:space="preserve">37.27 </w:t>
+            </w:r>
+            <w:r>
+              <w:rPr>
+                <w:sz w:val="22"/>
+              </w:rPr>
+              <w:t>(15 epochs)</w:t>
+            </w:r>
           </w:p>
         </w:tc>
       </w:tr>
@@ -6005,12 +7131,28 @@
                 <w:sz w:val="22"/>
               </w:rPr>
             </w:pPr>
-            <w:r>
-              <w:rPr>
-                <w:sz w:val="22"/>
-              </w:rPr>
-              <w:t>PyTorch Zoo AlexNet</w:t>
-            </w:r>
+            <w:proofErr w:type="spellStart"/>
+            <w:r>
+              <w:rPr>
+                <w:sz w:val="22"/>
+              </w:rPr>
+              <w:t>PyTorch</w:t>
+            </w:r>
+            <w:proofErr w:type="spellEnd"/>
+            <w:r>
+              <w:rPr>
+                <w:sz w:val="22"/>
+              </w:rPr>
+              <w:t xml:space="preserve"> Zoo </w:t>
+            </w:r>
+            <w:proofErr w:type="spellStart"/>
+            <w:r>
+              <w:rPr>
+                <w:sz w:val="22"/>
+              </w:rPr>
+              <w:t>AlexNet</w:t>
+            </w:r>
+            <w:proofErr w:type="spellEnd"/>
           </w:p>
         </w:tc>
         <w:tc>
@@ -6057,11 +7199,9 @@
             <w:vAlign w:val="center"/>
           </w:tcPr>
           <w:p>
-            <w:pPr>
-              <w:rPr>
-                <w:sz w:val="22"/>
-              </w:rPr>
-            </w:pPr>
+            <w:r>
+              <w:t>8.09 (final; best 8.39)</w:t>
+            </w:r>
           </w:p>
         </w:tc>
         <w:tc>
@@ -6070,21 +7210,368 @@
             <w:vAlign w:val="center"/>
           </w:tcPr>
           <w:p>
-            <w:pPr>
-              <w:rPr>
-                <w:sz w:val="22"/>
-              </w:rPr>
-            </w:pPr>
+            <w:r>
+              <w:t>5.35 (final; best 5.58)</w:t>
+            </w:r>
           </w:p>
         </w:tc>
       </w:tr>
     </w:tbl>
     <w:p>
       <w:pPr>
+        <w:pStyle w:val="Heading1"/>
+        <w:rPr>
+          <w:lang w:val="en-CA"/>
+        </w:rPr>
+      </w:pPr>
+      <w:r>
+        <w:rPr>
+          <w:lang w:val="en-CA"/>
+        </w:rPr>
+        <w:t>Technical Analysis &amp; Discussion</w:t>
+      </w:r>
+    </w:p>
+    <w:p>
+      <w:pPr>
         <w:pStyle w:val="Heading2"/>
+        <w:rPr>
+          <w:lang w:val="en-CA"/>
+        </w:rPr>
       </w:pPr>
       <w:r>
-        <w:t>Figures</w:t>
+        <w:rPr>
+          <w:lang w:val="en-CA"/>
+        </w:rPr>
+        <w:t>Overall Model Performance</w:t>
+      </w:r>
+    </w:p>
+    <w:p>
+      <w:pPr>
+        <w:rPr>
+          <w:sz w:val="22"/>
+          <w:lang w:val="en-CA"/>
+        </w:rPr>
+      </w:pPr>
+      <w:r>
+        <w:rPr>
+          <w:sz w:val="22"/>
+          <w:lang w:val="en-CA"/>
+        </w:rPr>
+        <w:t xml:space="preserve">The modernized LeNet performed better than the original LeNet on both datasets. On CIFAR-10, accuracy improved from 52.78% to 66.66%, while Tiny ImageNet accuracy improved from 11.29% to 19.97%. This was likely because the modernized model used </w:t>
+      </w:r>
+      <w:proofErr w:type="spellStart"/>
+      <w:r>
+        <w:rPr>
+          <w:sz w:val="22"/>
+          <w:lang w:val="en-CA"/>
+        </w:rPr>
+        <w:t>ReLU</w:t>
+      </w:r>
+      <w:proofErr w:type="spellEnd"/>
+      <w:r>
+        <w:rPr>
+          <w:sz w:val="22"/>
+          <w:lang w:val="en-CA"/>
+        </w:rPr>
+        <w:t>, padding, and max pooling, which helped it learn image features more effectively.</w:t>
+      </w:r>
+    </w:p>
+    <w:p>
+      <w:pPr>
+        <w:pStyle w:val="Heading2"/>
+        <w:rPr>
+          <w:lang w:val="en-CA"/>
+        </w:rPr>
+      </w:pPr>
+      <w:r>
+        <w:rPr>
+          <w:lang w:val="en-CA"/>
+        </w:rPr>
+        <w:t>Normalization and Optimization</w:t>
+      </w:r>
+    </w:p>
+    <w:p>
+      <w:pPr>
+        <w:rPr>
+          <w:sz w:val="22"/>
+          <w:lang w:val="en-CA"/>
+        </w:rPr>
+      </w:pPr>
+      <w:proofErr w:type="spellStart"/>
+      <w:r>
+        <w:rPr>
+          <w:sz w:val="22"/>
+          <w:lang w:val="en-CA"/>
+        </w:rPr>
+        <w:t>BatchNorm</w:t>
+      </w:r>
+      <w:proofErr w:type="spellEnd"/>
+      <w:r>
+        <w:rPr>
+          <w:sz w:val="22"/>
+          <w:lang w:val="en-CA"/>
+        </w:rPr>
+        <w:t xml:space="preserve"> performed the best out of the three normalization methods. On CIFAR-10, it achieved 79.62% validation accuracy and 79.40% Macro F1, compared to around 73% for both LRN and no normalization. </w:t>
+      </w:r>
+      <w:proofErr w:type="spellStart"/>
+      <w:r>
+        <w:rPr>
+          <w:sz w:val="22"/>
+          <w:lang w:val="en-CA"/>
+        </w:rPr>
+        <w:t>BatchNorm</w:t>
+      </w:r>
+      <w:proofErr w:type="spellEnd"/>
+      <w:r>
+        <w:rPr>
+          <w:sz w:val="22"/>
+          <w:lang w:val="en-CA"/>
+        </w:rPr>
+        <w:t xml:space="preserve"> helps keep the values passing through the network more consistent, making training easier. </w:t>
+      </w:r>
+    </w:p>
+    <w:p>
+      <w:pPr>
+        <w:pStyle w:val="Heading2"/>
+        <w:rPr>
+          <w:lang w:val="en-CA"/>
+        </w:rPr>
+      </w:pPr>
+      <w:r>
+        <w:rPr>
+          <w:lang w:val="en-CA"/>
+        </w:rPr>
+        <w:t>Data Augmentation and Generalization</w:t>
+      </w:r>
+    </w:p>
+    <w:p>
+      <w:pPr>
+        <w:rPr>
+          <w:sz w:val="22"/>
+          <w:lang w:val="en-CA"/>
+        </w:rPr>
+      </w:pPr>
+      <w:r>
+        <w:rPr>
+          <w:sz w:val="22"/>
+          <w:lang w:val="en-CA"/>
+        </w:rPr>
+        <w:t>Data augmentation helped reduce overfitting. Without augmentation, the generalization gap was 8.68 percent, compared to 2.71 with augmentation. Although training accuracy was lower with augmentation, validation accuracy improved slightly from 81.66% to 81.95%. This suggests that augmentation helped the model perform better on unseen images rather than simply learning the training data.</w:t>
+      </w:r>
+    </w:p>
+    <w:p>
+      <w:pPr>
+        <w:pStyle w:val="Heading2"/>
+        <w:rPr>
+          <w:lang w:val="en-CA"/>
+        </w:rPr>
+      </w:pPr>
+      <w:r>
+        <w:rPr>
+          <w:lang w:val="en-CA"/>
+        </w:rPr>
+        <w:t>Why Tiny ImageNet Was Harder</w:t>
+      </w:r>
+    </w:p>
+    <w:p>
+      <w:pPr>
+        <w:rPr>
+          <w:sz w:val="22"/>
+          <w:lang w:val="en-CA"/>
+        </w:rPr>
+      </w:pPr>
+      <w:r>
+        <w:rPr>
+          <w:sz w:val="22"/>
+          <w:lang w:val="en-CA"/>
+        </w:rPr>
+        <w:t xml:space="preserve">All models performed worse on Tiny ImageNet than CIFAR-10. For example, </w:t>
+      </w:r>
+      <w:proofErr w:type="spellStart"/>
+      <w:r>
+        <w:rPr>
+          <w:sz w:val="22"/>
+          <w:lang w:val="en-CA"/>
+        </w:rPr>
+        <w:t>BatchNorm</w:t>
+      </w:r>
+      <w:proofErr w:type="spellEnd"/>
+      <w:r>
+        <w:rPr>
+          <w:sz w:val="22"/>
+          <w:lang w:val="en-CA"/>
+        </w:rPr>
+        <w:t xml:space="preserve"> </w:t>
+      </w:r>
+      <w:proofErr w:type="spellStart"/>
+      <w:r>
+        <w:rPr>
+          <w:sz w:val="22"/>
+          <w:lang w:val="en-CA"/>
+        </w:rPr>
+        <w:t>AlexNet</w:t>
+      </w:r>
+      <w:proofErr w:type="spellEnd"/>
+      <w:r>
+        <w:rPr>
+          <w:sz w:val="22"/>
+          <w:lang w:val="en-CA"/>
+        </w:rPr>
+        <w:t xml:space="preserve"> achieved 79.62% accuracy on CIFAR-10 but only 31.92% on Tiny ImageNet. This is mainly because Tiny ImageNet has 200 classes instead of 10, with more similar-looking categories and fewer training examples per class. </w:t>
+      </w:r>
+    </w:p>
+    <w:p>
+      <w:pPr>
+        <w:pStyle w:val="Heading2"/>
+        <w:rPr>
+          <w:lang w:val="en-CA"/>
+        </w:rPr>
+      </w:pPr>
+      <w:r>
+        <w:rPr>
+          <w:lang w:val="en-CA"/>
+        </w:rPr>
+        <w:t>Model Size and Efficiency</w:t>
+      </w:r>
+    </w:p>
+    <w:p>
+      <w:pPr>
+        <w:rPr>
+          <w:sz w:val="22"/>
+          <w:lang w:val="en-CA"/>
+        </w:rPr>
+      </w:pPr>
+      <w:r>
+        <w:rPr>
+          <w:sz w:val="22"/>
+          <w:lang w:val="en-CA"/>
+        </w:rPr>
+        <w:t xml:space="preserve">The </w:t>
+      </w:r>
+      <w:proofErr w:type="spellStart"/>
+      <w:r>
+        <w:rPr>
+          <w:sz w:val="22"/>
+          <w:lang w:val="en-CA"/>
+        </w:rPr>
+        <w:t>PyTorch</w:t>
+      </w:r>
+      <w:proofErr w:type="spellEnd"/>
+      <w:r>
+        <w:rPr>
+          <w:sz w:val="22"/>
+          <w:lang w:val="en-CA"/>
+        </w:rPr>
+        <w:t xml:space="preserve"> Zoo </w:t>
+      </w:r>
+      <w:proofErr w:type="spellStart"/>
+      <w:r>
+        <w:rPr>
+          <w:sz w:val="22"/>
+          <w:lang w:val="en-CA"/>
+        </w:rPr>
+        <w:t>AlexNet</w:t>
+      </w:r>
+      <w:proofErr w:type="spellEnd"/>
+      <w:r>
+        <w:rPr>
+          <w:sz w:val="22"/>
+          <w:lang w:val="en-CA"/>
+        </w:rPr>
+        <w:t xml:space="preserve"> had 57.82 million parameters, compared to around 6.80 million for the custom </w:t>
+      </w:r>
+      <w:proofErr w:type="spellStart"/>
+      <w:r>
+        <w:rPr>
+          <w:sz w:val="22"/>
+          <w:lang w:val="en-CA"/>
+        </w:rPr>
+        <w:t>AlexNet</w:t>
+      </w:r>
+      <w:proofErr w:type="spellEnd"/>
+      <w:r>
+        <w:rPr>
+          <w:sz w:val="22"/>
+          <w:lang w:val="en-CA"/>
+        </w:rPr>
+        <w:t xml:space="preserve"> on Tiny ImageNet. Despite being much larger, Zoo </w:t>
+      </w:r>
+      <w:proofErr w:type="spellStart"/>
+      <w:r>
+        <w:rPr>
+          <w:sz w:val="22"/>
+          <w:lang w:val="en-CA"/>
+        </w:rPr>
+        <w:t>AlexNet</w:t>
+      </w:r>
+      <w:proofErr w:type="spellEnd"/>
+      <w:r>
+        <w:rPr>
+          <w:sz w:val="22"/>
+          <w:lang w:val="en-CA"/>
+        </w:rPr>
+        <w:t xml:space="preserve"> only achieved 8.09% validation accuracy, showing that a bigger model does not always perform better. </w:t>
+      </w:r>
+    </w:p>
+    <w:p>
+      <w:pPr>
+        <w:pStyle w:val="Heading2"/>
+        <w:rPr>
+          <w:lang w:val="en-CA"/>
+        </w:rPr>
+      </w:pPr>
+      <w:r>
+        <w:rPr>
+          <w:lang w:val="en-CA"/>
+        </w:rPr>
+        <w:lastRenderedPageBreak/>
+        <w:t>Conclusion</w:t>
+      </w:r>
+    </w:p>
+    <w:p>
+      <w:pPr>
+        <w:rPr>
+          <w:sz w:val="22"/>
+          <w:lang w:val="en-CA"/>
+        </w:rPr>
+      </w:pPr>
+      <w:r>
+        <w:rPr>
+          <w:sz w:val="22"/>
+          <w:lang w:val="en-CA"/>
+        </w:rPr>
+        <w:t xml:space="preserve">Overall, </w:t>
+      </w:r>
+      <w:proofErr w:type="spellStart"/>
+      <w:r>
+        <w:rPr>
+          <w:sz w:val="22"/>
+          <w:lang w:val="en-CA"/>
+        </w:rPr>
+        <w:t>BatchNorm</w:t>
+      </w:r>
+      <w:proofErr w:type="spellEnd"/>
+      <w:r>
+        <w:rPr>
+          <w:sz w:val="22"/>
+          <w:lang w:val="en-CA"/>
+        </w:rPr>
+        <w:t xml:space="preserve"> gave the best results, while data augmentation helped reduce overfitting. Modernized LeNet also performed better than the original version. Tiny ImageNet was more challenging because of its larger number of classes.</w:t>
+      </w:r>
+    </w:p>
+    <w:p>
+      <w:pPr>
+        <w:pStyle w:val="Heading1"/>
+        <w:rPr>
+          <w:sz w:val="22"/>
+          <w:lang w:val="en-CA"/>
+        </w:rPr>
+      </w:pPr>
+      <w:r>
+        <w:t>Fig</w:t>
+      </w:r>
+      <w:r>
+        <w:t>ures</w:t>
       </w:r>
     </w:p>
     <w:p>
@@ -6144,14 +7631,27 @@
       <w:r>
         <w:t xml:space="preserve">Figure </w:t>
       </w:r>
-      <w:fldSimple w:instr=" SEQ Figure \* ARABIC ">
-        <w:r>
-          <w:rPr>
-            <w:noProof/>
-          </w:rPr>
-          <w:t>1</w:t>
-        </w:r>
-      </w:fldSimple>
+      <w:r>
+        <w:fldChar w:fldCharType="begin"/>
+      </w:r>
+      <w:r>
+        <w:instrText xml:space="preserve"> SEQ Figure \* ARABIC </w:instrText>
+      </w:r>
+      <w:r>
+        <w:fldChar w:fldCharType="separate"/>
+      </w:r>
+      <w:r>
+        <w:rPr>
+          <w:noProof/>
+        </w:rPr>
+        <w:t>1</w:t>
+      </w:r>
+      <w:r>
+        <w:rPr>
+          <w:noProof/>
+        </w:rPr>
+        <w:fldChar w:fldCharType="end"/>
+      </w:r>
       <w:r>
         <w:t>: loss_lenet.png</w:t>
       </w:r>
@@ -6165,7 +7665,6 @@
         <w:rPr>
           <w:noProof/>
         </w:rPr>
-        <w:lastRenderedPageBreak/>
         <w:drawing>
           <wp:inline distT="0" distB="0" distL="0" distR="0" wp14:anchorId="5AC2E099" wp14:editId="23424428">
             <wp:extent cx="6492240" cy="2705100"/>
@@ -6208,18 +7707,7 @@
         <w:pStyle w:val="Caption"/>
       </w:pPr>
       <w:r>
-        <w:t xml:space="preserve">Figure </w:t>
-      </w:r>
-      <w:fldSimple w:instr=" SEQ Figure \* ARABIC ">
-        <w:r>
-          <w:rPr>
-            <w:noProof/>
-          </w:rPr>
-          <w:t>2</w:t>
-        </w:r>
-      </w:fldSimple>
-      <w:r>
-        <w:t>: loss_lenet_modern.png</w:t>
+        <w:t>Figure 2: AlexNet without normalization — CIFAR-10 (loss and accuracy)</w:t>
       </w:r>
     </w:p>
     <w:p/>
@@ -6231,6 +7719,7 @@
         <w:rPr>
           <w:noProof/>
         </w:rPr>
+        <w:lastRenderedPageBreak/>
         <w:drawing>
           <wp:inline distT="0" distB="0" distL="0" distR="0" wp14:anchorId="44F55077" wp14:editId="403D6ED9">
             <wp:extent cx="6492240" cy="2705100"/>
@@ -6273,18 +7762,7 @@
         <w:pStyle w:val="Caption"/>
       </w:pPr>
       <w:r>
-        <w:t xml:space="preserve">Figure </w:t>
-      </w:r>
-      <w:fldSimple w:instr=" SEQ Figure \* ARABIC ">
-        <w:r>
-          <w:rPr>
-            <w:noProof/>
-          </w:rPr>
-          <w:t>3</w:t>
-        </w:r>
-      </w:fldSimple>
-      <w:r>
-        <w:t>: loss_alexnet_none.png</w:t>
+        <w:t>Figure 3: AlexNet + LRN — CIFAR-10 (loss and accuracy)</w:t>
       </w:r>
     </w:p>
     <w:p/>
@@ -6296,7 +7774,6 @@
         <w:rPr>
           <w:noProof/>
         </w:rPr>
-        <w:lastRenderedPageBreak/>
         <w:drawing>
           <wp:inline distT="0" distB="0" distL="0" distR="0" wp14:anchorId="706CD819" wp14:editId="0FD25D24">
             <wp:extent cx="6492240" cy="2705100"/>
@@ -6339,18 +7816,7 @@
         <w:pStyle w:val="Caption"/>
       </w:pPr>
       <w:r>
-        <w:t xml:space="preserve">Figure </w:t>
-      </w:r>
-      <w:fldSimple w:instr=" SEQ Figure \* ARABIC ">
-        <w:r>
-          <w:rPr>
-            <w:noProof/>
-          </w:rPr>
-          <w:t>4</w:t>
-        </w:r>
-      </w:fldSimple>
-      <w:r>
-        <w:t>: loss_alexnet_lrn.png</w:t>
+        <w:t>Figure 4: AlexNet + BatchNorm — CIFAR-10 (10 epochs)</w:t>
       </w:r>
     </w:p>
     <w:p/>
@@ -6362,6 +7828,7 @@
         <w:rPr>
           <w:noProof/>
         </w:rPr>
+        <w:lastRenderedPageBreak/>
         <w:drawing>
           <wp:inline distT="0" distB="0" distL="0" distR="0" wp14:anchorId="25D82829" wp14:editId="6793C654">
             <wp:extent cx="6492240" cy="2705100"/>
@@ -6404,18 +7871,7 @@
         <w:pStyle w:val="Caption"/>
       </w:pPr>
       <w:r>
-        <w:t xml:space="preserve">Figure </w:t>
-      </w:r>
-      <w:fldSimple w:instr=" SEQ Figure \* ARABIC ">
-        <w:r>
-          <w:rPr>
-            <w:noProof/>
-          </w:rPr>
-          <w:t>5</w:t>
-        </w:r>
-      </w:fldSimple>
-      <w:r>
-        <w:t>: loss_alexnet_bn.png</w:t>
+        <w:t>Figure 5: AlexNet + BatchNorm — CIFAR-10 (15 epochs)</w:t>
       </w:r>
     </w:p>
     <w:p/>
@@ -6427,7 +7883,6 @@
         <w:rPr>
           <w:noProof/>
         </w:rPr>
-        <w:lastRenderedPageBreak/>
         <w:drawing>
           <wp:inline distT="0" distB="0" distL="0" distR="0" wp14:anchorId="59A65706" wp14:editId="2B2C6D6B">
             <wp:extent cx="6492240" cy="2705100"/>
@@ -6470,18 +7925,7 @@
         <w:pStyle w:val="Caption"/>
       </w:pPr>
       <w:r>
-        <w:t xml:space="preserve">Figure </w:t>
-      </w:r>
-      <w:fldSimple w:instr=" SEQ Figure \* ARABIC ">
-        <w:r>
-          <w:rPr>
-            <w:noProof/>
-          </w:rPr>
-          <w:t>6</w:t>
-        </w:r>
-      </w:fldSimple>
-      <w:r>
-        <w:t>: loss_no_aug.png</w:t>
+        <w:t>Figure 6: AlexNet + BatchNorm without augmentation — CIFAR-10</w:t>
       </w:r>
     </w:p>
     <w:p/>
@@ -6493,6 +7937,7 @@
         <w:rPr>
           <w:noProof/>
         </w:rPr>
+        <w:lastRenderedPageBreak/>
         <w:drawing>
           <wp:inline distT="0" distB="0" distL="0" distR="0" wp14:anchorId="4277F5B8" wp14:editId="1C2BC1B3">
             <wp:extent cx="6492240" cy="2705100"/>
@@ -6535,18 +7980,7 @@
         <w:pStyle w:val="Caption"/>
       </w:pPr>
       <w:r>
-        <w:t xml:space="preserve">Figure </w:t>
-      </w:r>
-      <w:fldSimple w:instr=" SEQ Figure \* ARABIC ">
-        <w:r>
-          <w:rPr>
-            <w:noProof/>
-          </w:rPr>
-          <w:t>7</w:t>
-        </w:r>
-      </w:fldSimple>
-      <w:r>
-        <w:t>: loss_with_aug.png</w:t>
+        <w:t>Figure 7: Modernized LeNet — CIFAR-10 (additional plot)</w:t>
       </w:r>
     </w:p>
     <w:p/>
@@ -6558,7 +7992,6 @@
         <w:rPr>
           <w:noProof/>
         </w:rPr>
-        <w:lastRenderedPageBreak/>
         <w:drawing>
           <wp:inline distT="0" distB="0" distL="0" distR="0" wp14:anchorId="308D8623" wp14:editId="0E7C165A">
             <wp:extent cx="6492240" cy="2705100"/>
@@ -6601,18 +8034,7 @@
         <w:pStyle w:val="Caption"/>
       </w:pPr>
       <w:r>
-        <w:t xml:space="preserve">Figure </w:t>
-      </w:r>
-      <w:fldSimple w:instr=" SEQ Figure \* ARABIC ">
-        <w:r>
-          <w:rPr>
-            <w:noProof/>
-          </w:rPr>
-          <w:t>8</w:t>
-        </w:r>
-      </w:fldSimple>
-      <w:r>
-        <w:t>: loss_tiny_imagenet.pn</w:t>
+        <w:t>Figure 8: AlexNet + BatchNorm — Tiny ImageNet (10 epochs)</w:t>
       </w:r>
     </w:p>
     <w:p>
@@ -6623,6 +8045,7 @@
         <w:rPr>
           <w:noProof/>
         </w:rPr>
+        <w:lastRenderedPageBreak/>
         <w:drawing>
           <wp:inline distT="0" distB="0" distL="0" distR="0" wp14:anchorId="69B7F6BF" wp14:editId="29503D15">
             <wp:extent cx="6492240" cy="2705100"/>
@@ -6667,14 +8090,27 @@
       <w:r>
         <w:t xml:space="preserve">Figure </w:t>
       </w:r>
-      <w:fldSimple w:instr=" SEQ Figure \* ARABIC ">
-        <w:r>
-          <w:rPr>
-            <w:noProof/>
-          </w:rPr>
-          <w:t>9</w:t>
-        </w:r>
-      </w:fldSimple>
+      <w:r>
+        <w:fldChar w:fldCharType="begin"/>
+      </w:r>
+      <w:r>
+        <w:instrText xml:space="preserve"> SEQ Figure \* ARABIC </w:instrText>
+      </w:r>
+      <w:r>
+        <w:fldChar w:fldCharType="separate"/>
+      </w:r>
+      <w:r>
+        <w:rPr>
+          <w:noProof/>
+        </w:rPr>
+        <w:t>2</w:t>
+      </w:r>
+      <w:r>
+        <w:rPr>
+          <w:noProof/>
+        </w:rPr>
+        <w:fldChar w:fldCharType="end"/>
+      </w:r>
       <w:r>
         <w:t>: loss_lenet_tiny.png</w:t>
       </w:r>
@@ -6688,7 +8124,6 @@
         <w:rPr>
           <w:noProof/>
         </w:rPr>
-        <w:lastRenderedPageBreak/>
         <w:drawing>
           <wp:inline distT="0" distB="0" distL="0" distR="0" wp14:anchorId="0502D306" wp14:editId="5B2210AE">
             <wp:extent cx="6492240" cy="2705100"/>
@@ -6733,21 +8168,263 @@
       <w:r>
         <w:t xml:space="preserve">Figure </w:t>
       </w:r>
-      <w:fldSimple w:instr=" SEQ Figure \* ARABIC ">
-        <w:r>
-          <w:rPr>
-            <w:noProof/>
-          </w:rPr>
-          <w:t>10</w:t>
-        </w:r>
-      </w:fldSimple>
+      <w:r>
+        <w:fldChar w:fldCharType="begin"/>
+      </w:r>
+      <w:r>
+        <w:instrText xml:space="preserve"> SEQ Figure \* ARABIC </w:instrText>
+      </w:r>
+      <w:r>
+        <w:fldChar w:fldCharType="separate"/>
+      </w:r>
+      <w:r>
+        <w:rPr>
+          <w:noProof/>
+        </w:rPr>
+        <w:t>3</w:t>
+      </w:r>
+      <w:r>
+        <w:rPr>
+          <w:noProof/>
+        </w:rPr>
+        <w:fldChar w:fldCharType="end"/>
+      </w:r>
       <w:r>
         <w:t>: loss_lenet_modern_tiny.png</w:t>
       </w:r>
     </w:p>
+    <w:p>
+      <w:pPr>
+        <w:keepNext/>
+      </w:pPr>
+      <w:r>
+        <w:rPr>
+          <w:noProof/>
+        </w:rPr>
+        <w:lastRenderedPageBreak/>
+        <w:drawing>
+          <wp:inline distT="0" distB="0" distL="0" distR="0" wp14:anchorId="1C16FEFC" wp14:editId="7F5281A2">
+            <wp:extent cx="6492240" cy="2705100"/>
+            <wp:effectExtent l="0" t="0" r="0" b="0"/>
+            <wp:docPr id="612356514" name="Picture 1"/>
+            <wp:cNvGraphicFramePr>
+              <a:graphicFrameLocks xmlns:a="http://schemas.openxmlformats.org/drawingml/2006/main" noChangeAspect="1"/>
+            </wp:cNvGraphicFramePr>
+            <a:graphic xmlns:a="http://schemas.openxmlformats.org/drawingml/2006/main">
+              <a:graphicData uri="http://schemas.openxmlformats.org/drawingml/2006/picture">
+                <pic:pic xmlns:pic="http://schemas.openxmlformats.org/drawingml/2006/picture">
+                  <pic:nvPicPr>
+                    <pic:cNvPr id="612356514" name="Picture 612356514"/>
+                    <pic:cNvPicPr/>
+                  </pic:nvPicPr>
+                  <pic:blipFill>
+                    <a:blip r:embed="rId18"/>
+                    <a:stretch>
+                      <a:fillRect/>
+                    </a:stretch>
+                  </pic:blipFill>
+                  <pic:spPr>
+                    <a:xfrm>
+                      <a:off x="0" y="0"/>
+                      <a:ext cx="6492240" cy="2705100"/>
+                    </a:xfrm>
+                    <a:prstGeom prst="rect">
+                      <a:avLst/>
+                    </a:prstGeom>
+                  </pic:spPr>
+                </pic:pic>
+              </a:graphicData>
+            </a:graphic>
+          </wp:inline>
+        </w:drawing>
+      </w:r>
+    </w:p>
+    <w:p>
+      <w:pPr>
+        <w:pStyle w:val="Caption"/>
+      </w:pPr>
+      <w:r>
+        <w:t xml:space="preserve">Figure </w:t>
+      </w:r>
+      <w:r>
+        <w:fldChar w:fldCharType="begin"/>
+      </w:r>
+      <w:r>
+        <w:instrText xml:space="preserve"> SEQ Figure \* ARABIC </w:instrText>
+      </w:r>
+      <w:r>
+        <w:fldChar w:fldCharType="separate"/>
+      </w:r>
+      <w:r>
+        <w:rPr>
+          <w:noProof/>
+        </w:rPr>
+        <w:t>4</w:t>
+      </w:r>
+      <w:r>
+        <w:fldChar w:fldCharType="end"/>
+      </w:r>
+      <w:r>
+        <w:t>: loss_alexnet_none_tiny.png</w:t>
+      </w:r>
+    </w:p>
+    <w:p>
+      <w:r>
+        <w:t>The successful Tiny ImageNet LRN experiment (learning rate 0.0001) reached 21.86% validation accuracy and 18.87% Macro F1 at epoch 10. Its updated loss plot was not available in this document, so the older failed-run plot is retained only as a clearly labelled diagnostic, not as evidence for the final LRN result.</w:t>
+      </w:r>
+    </w:p>
+    <w:p>
+      <w:r>
+        <w:rPr>
+          <w:noProof/>
+        </w:rPr>
+        <w:drawing>
+          <wp:inline distT="0" distB="0" distL="0" distR="0" wp14:anchorId="3EEAF9EE" wp14:editId="76008F82">
+            <wp:extent cx="6492240" cy="2705100"/>
+            <wp:effectExtent l="0" t="0" r="0" b="0"/>
+            <wp:docPr id="504388564" name="Picture 3"/>
+            <wp:cNvGraphicFramePr>
+              <a:graphicFrameLocks xmlns:a="http://schemas.openxmlformats.org/drawingml/2006/main" noChangeAspect="1"/>
+            </wp:cNvGraphicFramePr>
+            <a:graphic xmlns:a="http://schemas.openxmlformats.org/drawingml/2006/main">
+              <a:graphicData uri="http://schemas.openxmlformats.org/drawingml/2006/picture">
+                <pic:pic xmlns:pic="http://schemas.openxmlformats.org/drawingml/2006/picture">
+                  <pic:nvPicPr>
+                    <pic:cNvPr id="504388564" name="Picture 504388564"/>
+                    <pic:cNvPicPr/>
+                  </pic:nvPicPr>
+                  <pic:blipFill>
+                    <a:blip r:embed="rId19"/>
+                    <a:stretch>
+                      <a:fillRect/>
+                    </a:stretch>
+                  </pic:blipFill>
+                  <pic:spPr>
+                    <a:xfrm>
+                      <a:off x="0" y="0"/>
+                      <a:ext cx="6492240" cy="2705100"/>
+                    </a:xfrm>
+                    <a:prstGeom prst="rect">
+                      <a:avLst/>
+                    </a:prstGeom>
+                  </pic:spPr>
+                </pic:pic>
+              </a:graphicData>
+            </a:graphic>
+          </wp:inline>
+        </w:drawing>
+      </w:r>
+    </w:p>
+    <w:p>
+      <w:pPr>
+        <w:pStyle w:val="Caption"/>
+      </w:pPr>
+      <w:r>
+        <w:t>Figure 1</w:t>
+      </w:r>
+      <w:r>
+        <w:t>2</w:t>
+      </w:r>
+      <w:r>
+        <w:t xml:space="preserve">: </w:t>
+      </w:r>
+      <w:proofErr w:type="spellStart"/>
+      <w:r>
+        <w:t>AlexNet</w:t>
+      </w:r>
+      <w:proofErr w:type="spellEnd"/>
+      <w:r>
+        <w:t xml:space="preserve"> + </w:t>
+      </w:r>
+      <w:proofErr w:type="spellStart"/>
+      <w:r>
+        <w:t>BatchNorm</w:t>
+      </w:r>
+      <w:proofErr w:type="spellEnd"/>
+      <w:r>
+        <w:t xml:space="preserve"> — Tiny ImageNet (15 epochs)</w:t>
+      </w:r>
+    </w:p>
+    <w:p>
+      <w:pPr>
+        <w:keepNext/>
+      </w:pPr>
+      <w:r>
+        <w:rPr>
+          <w:noProof/>
+        </w:rPr>
+        <w:lastRenderedPageBreak/>
+        <w:drawing>
+          <wp:inline distT="0" distB="0" distL="0" distR="0" wp14:anchorId="1AFA50D8" wp14:editId="2B2E7656">
+            <wp:extent cx="6492240" cy="2705100"/>
+            <wp:effectExtent l="0" t="0" r="0" b="0"/>
+            <wp:docPr id="807979641" name="Picture 4"/>
+            <wp:cNvGraphicFramePr>
+              <a:graphicFrameLocks xmlns:a="http://schemas.openxmlformats.org/drawingml/2006/main" noChangeAspect="1"/>
+            </wp:cNvGraphicFramePr>
+            <a:graphic xmlns:a="http://schemas.openxmlformats.org/drawingml/2006/main">
+              <a:graphicData uri="http://schemas.openxmlformats.org/drawingml/2006/picture">
+                <pic:pic xmlns:pic="http://schemas.openxmlformats.org/drawingml/2006/picture">
+                  <pic:nvPicPr>
+                    <pic:cNvPr id="807979641" name="Picture 807979641"/>
+                    <pic:cNvPicPr/>
+                  </pic:nvPicPr>
+                  <pic:blipFill>
+                    <a:blip r:embed="rId20"/>
+                    <a:stretch>
+                      <a:fillRect/>
+                    </a:stretch>
+                  </pic:blipFill>
+                  <pic:spPr>
+                    <a:xfrm>
+                      <a:off x="0" y="0"/>
+                      <a:ext cx="6492240" cy="2705100"/>
+                    </a:xfrm>
+                    <a:prstGeom prst="rect">
+                      <a:avLst/>
+                    </a:prstGeom>
+                  </pic:spPr>
+                </pic:pic>
+              </a:graphicData>
+            </a:graphic>
+          </wp:inline>
+        </w:drawing>
+      </w:r>
+    </w:p>
+    <w:p>
+      <w:pPr>
+        <w:pStyle w:val="Caption"/>
+      </w:pPr>
+      <w:r>
+        <w:t xml:space="preserve">Figure </w:t>
+      </w:r>
+      <w:proofErr w:type="gramStart"/>
+      <w:r>
+        <w:t>1</w:t>
+      </w:r>
+      <w:r>
+        <w:t xml:space="preserve">3 </w:t>
+      </w:r>
+      <w:r>
+        <w:t>:</w:t>
+      </w:r>
+      <w:proofErr w:type="gramEnd"/>
+      <w:r>
+        <w:t xml:space="preserve"> </w:t>
+      </w:r>
+      <w:proofErr w:type="spellStart"/>
+      <w:r>
+        <w:t>PyTorch</w:t>
+      </w:r>
+      <w:proofErr w:type="spellEnd"/>
+      <w:r>
+        <w:t xml:space="preserve"> Zoo AlexNet — Tiny ImageNet (10 epochs)</w:t>
+      </w:r>
+    </w:p>
+    <w:p/>
     <w:sectPr>
-      <w:headerReference w:type="default" r:id="rId18"/>
-      <w:footerReference w:type="default" r:id="rId19"/>
+      <w:headerReference w:type="default" r:id="rId21"/>
+      <w:footerReference w:type="default" r:id="rId22"/>
       <w:pgSz w:w="12240" w:h="15840"/>
       <w:pgMar w:top="936" w:right="1008" w:bottom="936" w:left="1008" w:header="720" w:footer="720" w:gutter="0"/>
       <w:cols w:space="720"/>
@@ -6984,7 +8661,7 @@
   <w:abstractNum w:abstractNumId="8" w15:restartNumberingAfterBreak="0">
     <w:nsid w:val="FFFFFF89"/>
     <w:multiLevelType w:val="singleLevel"/>
-    <w:tmpl w:val="29761A62"/>
+    <w:tmpl w:val="C50AB2F8"/>
     <w:lvl w:ilvl="0">
       <w:start w:val="1"/>
       <w:numFmt w:val="bullet"/>
@@ -18431,6 +20108,16 @@
       <w:sz w:val="16"/>
     </w:rPr>
   </w:style>
+  <w:style w:type="character" w:styleId="PlaceholderText">
+    <w:name w:val="Placeholder Text"/>
+    <w:basedOn w:val="DefaultParagraphFont"/>
+    <w:uiPriority w:val="99"/>
+    <w:semiHidden/>
+    <w:rsid w:val="00363CE2"/>
+    <w:rPr>
+      <w:color w:val="666666"/>
+    </w:rPr>
+  </w:style>
 </w:styles>
 </file>
 
